--- a/docassemble/MLHDivorceAndCustody/data/templates/instructions_divorce_without_children.docx
+++ b/docassemble/MLHDivorceAndCustody/data/templates/instructions_divorce_without_children.docx
@@ -11,7 +11,11 @@
         <w:t>{</w:t>
       </w:r>
       <w:r>
-        <w:t>{ county</w:t>
+        <w:t xml:space="preserve">{ </w:t>
+      </w:r>
+      <w:proofErr w:type="spellStart"/>
+      <w:r>
+        <w:t>county</w:t>
       </w:r>
       <w:proofErr w:type="gramEnd"/>
       <w:r>
@@ -19,7 +23,11 @@
       </w:r>
       <w:proofErr w:type="gramStart"/>
       <w:r>
-        <w:t>choice }</w:t>
+        <w:t>choice</w:t>
+      </w:r>
+      <w:proofErr w:type="spellEnd"/>
+      <w:r>
+        <w:t xml:space="preserve"> }</w:t>
       </w:r>
       <w:proofErr w:type="gramEnd"/>
       <w:r>
@@ -99,11 +107,19 @@
         </w:rPr>
         <w:t xml:space="preserve"> if </w:t>
       </w:r>
-      <w:r>
-        <w:rPr>
-          <w:color w:val="222222"/>
-        </w:rPr>
-        <w:t xml:space="preserve">county_choice </w:t>
+      <w:proofErr w:type="spellStart"/>
+      <w:r>
+        <w:rPr>
+          <w:color w:val="222222"/>
+        </w:rPr>
+        <w:t>county_choice</w:t>
+      </w:r>
+      <w:proofErr w:type="spellEnd"/>
+      <w:r>
+        <w:rPr>
+          <w:color w:val="222222"/>
+        </w:rPr>
+        <w:t xml:space="preserve"> </w:t>
       </w:r>
       <w:r>
         <w:rPr>
@@ -310,7 +326,21 @@
         <w:rPr>
           <w:color w:val="222222"/>
         </w:rPr>
-        <w:t xml:space="preserve">{% if county_choice </w:t>
+        <w:t xml:space="preserve">{% if </w:t>
+      </w:r>
+      <w:proofErr w:type="spellStart"/>
+      <w:r>
+        <w:rPr>
+          <w:color w:val="222222"/>
+        </w:rPr>
+        <w:t>county_choice</w:t>
+      </w:r>
+      <w:proofErr w:type="spellEnd"/>
+      <w:r>
+        <w:rPr>
+          <w:color w:val="222222"/>
+        </w:rPr>
+        <w:t xml:space="preserve"> </w:t>
       </w:r>
       <w:r>
         <w:rPr>
@@ -436,7 +466,21 @@
         <w:rPr>
           <w:color w:val="222222"/>
         </w:rPr>
-        <w:t>{%p if county_choice == “Oakland” %}</w:t>
+        <w:t xml:space="preserve">{%p if </w:t>
+      </w:r>
+      <w:proofErr w:type="spellStart"/>
+      <w:r>
+        <w:rPr>
+          <w:color w:val="222222"/>
+        </w:rPr>
+        <w:t>county_choice</w:t>
+      </w:r>
+      <w:proofErr w:type="spellEnd"/>
+      <w:r>
+        <w:rPr>
+          <w:color w:val="222222"/>
+        </w:rPr>
+        <w:t xml:space="preserve"> == “Oakland” %}</w:t>
       </w:r>
     </w:p>
     <w:p>
@@ -453,6 +497,7 @@
         <w:t xml:space="preserve">Divorce cases are now e-filed in Oakland County. Please note that completing the documents on Michigan Legal Help or Law Help Interactive does not file anything with the court. You will need to upload your documents in </w:t>
       </w:r>
       <w:hyperlink r:id="rId8">
+        <w:proofErr w:type="spellStart"/>
         <w:r>
           <w:rPr>
             <w:b/>
@@ -462,6 +507,7 @@
           </w:rPr>
           <w:t>MiFILE</w:t>
         </w:r>
+        <w:proofErr w:type="spellEnd"/>
       </w:hyperlink>
       <w:r>
         <w:rPr>
@@ -512,6 +558,7 @@
         </w:rPr>
         <w:t xml:space="preserve"> </w:t>
       </w:r>
+      <w:proofErr w:type="spellStart"/>
       <w:r>
         <w:rPr>
           <w:color w:val="222222"/>
@@ -522,7 +569,28 @@
         <w:rPr>
           <w:color w:val="222222"/>
         </w:rPr>
-        <w:t>if county_choice == “Ottawa” %}</w:t>
+        <w:t>if</w:t>
+      </w:r>
+      <w:proofErr w:type="spellEnd"/>
+      <w:r>
+        <w:rPr>
+          <w:color w:val="222222"/>
+        </w:rPr>
+        <w:t xml:space="preserve"> </w:t>
+      </w:r>
+      <w:proofErr w:type="spellStart"/>
+      <w:r>
+        <w:rPr>
+          <w:color w:val="222222"/>
+        </w:rPr>
+        <w:t>county_choice</w:t>
+      </w:r>
+      <w:proofErr w:type="spellEnd"/>
+      <w:r>
+        <w:rPr>
+          <w:color w:val="222222"/>
+        </w:rPr>
+        <w:t xml:space="preserve"> == “Ottawa” %}</w:t>
       </w:r>
     </w:p>
     <w:p>
@@ -539,6 +607,7 @@
         <w:t xml:space="preserve">You will need to file your initial forms at the Circuit Court Clerk’s Office (see Step 5). But note that everything you file in your case after this initial filing will need to be e-filed using </w:t>
       </w:r>
       <w:hyperlink r:id="rId10" w:history="1">
+        <w:proofErr w:type="spellStart"/>
         <w:r>
           <w:rPr>
             <w:rStyle w:val="Hyperlink"/>
@@ -546,6 +615,7 @@
           </w:rPr>
           <w:t>MiFILE</w:t>
         </w:r>
+        <w:proofErr w:type="spellEnd"/>
       </w:hyperlink>
       <w:r>
         <w:rPr>
@@ -595,7 +665,35 @@
         <w:rPr>
           <w:color w:val="222222"/>
         </w:rPr>
-        <w:t>{%p elif county_choice == “Wayne” %}</w:t>
+        <w:t xml:space="preserve">{%p </w:t>
+      </w:r>
+      <w:proofErr w:type="spellStart"/>
+      <w:r>
+        <w:rPr>
+          <w:color w:val="222222"/>
+        </w:rPr>
+        <w:t>elif</w:t>
+      </w:r>
+      <w:proofErr w:type="spellEnd"/>
+      <w:r>
+        <w:rPr>
+          <w:color w:val="222222"/>
+        </w:rPr>
+        <w:t xml:space="preserve"> </w:t>
+      </w:r>
+      <w:proofErr w:type="spellStart"/>
+      <w:r>
+        <w:rPr>
+          <w:color w:val="222222"/>
+        </w:rPr>
+        <w:t>county_choice</w:t>
+      </w:r>
+      <w:proofErr w:type="spellEnd"/>
+      <w:r>
+        <w:rPr>
+          <w:color w:val="222222"/>
+        </w:rPr>
+        <w:t xml:space="preserve"> == “Wayne” %}</w:t>
       </w:r>
     </w:p>
     <w:p>
@@ -751,7 +849,21 @@
         <w:rPr>
           <w:color w:val="222222"/>
         </w:rPr>
-        <w:t xml:space="preserve"> the court, the clerk will print the Summons for you when you file your Complaint for Divorce. If you file online through the Domestic Case Filings System, you will need to create an eSummons after you file.</w:t>
+        <w:t xml:space="preserve"> the court, the clerk will print the Summons for you when you file your Complaint for Divorce. If you file online through the Domestic Case Filings System, you will need to create an </w:t>
+      </w:r>
+      <w:proofErr w:type="spellStart"/>
+      <w:r>
+        <w:rPr>
+          <w:color w:val="222222"/>
+        </w:rPr>
+        <w:t>eSummons</w:t>
+      </w:r>
+      <w:proofErr w:type="spellEnd"/>
+      <w:r>
+        <w:rPr>
+          <w:color w:val="222222"/>
+        </w:rPr>
+        <w:t xml:space="preserve"> after you file.</w:t>
       </w:r>
     </w:p>
     <w:p>
@@ -772,8 +884,16 @@
         <w:rPr>
           <w:color w:val="222222"/>
         </w:rPr>
-        <w:t>an eSummons</w:t>
-      </w:r>
+        <w:t xml:space="preserve">an </w:t>
+      </w:r>
+      <w:proofErr w:type="spellStart"/>
+      <w:r>
+        <w:rPr>
+          <w:color w:val="222222"/>
+        </w:rPr>
+        <w:t>eSummons</w:t>
+      </w:r>
+      <w:proofErr w:type="spellEnd"/>
       <w:proofErr w:type="gramEnd"/>
       <w:r>
         <w:rPr>
@@ -872,8 +992,16 @@
         <w:rPr>
           <w:color w:val="222222"/>
         </w:rPr>
-        <w:t>E-filing using MiFILE</w:t>
-      </w:r>
+        <w:t xml:space="preserve">E-filing using </w:t>
+      </w:r>
+      <w:proofErr w:type="spellStart"/>
+      <w:r>
+        <w:rPr>
+          <w:color w:val="222222"/>
+        </w:rPr>
+        <w:t>MiFILE</w:t>
+      </w:r>
+      <w:proofErr w:type="spellEnd"/>
     </w:p>
     <w:p>
       <w:pPr>
@@ -937,17 +1065,32 @@
         </w:rPr>
         <w:t xml:space="preserve">{%p if </w:t>
       </w:r>
-      <w:r>
-        <w:rPr>
-          <w:color w:val="222222"/>
-        </w:rPr>
-        <w:t>county_choice not in</w:t>
-      </w:r>
-      <w:r>
-        <w:rPr>
-          <w:color w:val="222222"/>
-        </w:rPr>
-        <w:t xml:space="preserve"> “Oakland</w:t>
+      <w:proofErr w:type="spellStart"/>
+      <w:r>
+        <w:rPr>
+          <w:color w:val="222222"/>
+        </w:rPr>
+        <w:t>county_choice</w:t>
+      </w:r>
+      <w:proofErr w:type="spellEnd"/>
+      <w:r>
+        <w:rPr>
+          <w:color w:val="222222"/>
+        </w:rPr>
+        <w:t xml:space="preserve"> not in</w:t>
+      </w:r>
+      <w:r>
+        <w:rPr>
+          <w:color w:val="222222"/>
+        </w:rPr>
+        <w:t xml:space="preserve"> “</w:t>
+      </w:r>
+      <w:proofErr w:type="spellStart"/>
+      <w:r>
+        <w:rPr>
+          <w:color w:val="222222"/>
+        </w:rPr>
+        <w:t>Oakland</w:t>
       </w:r>
       <w:r>
         <w:rPr>
@@ -959,7 +1102,14 @@
         <w:rPr>
           <w:color w:val="222222"/>
         </w:rPr>
-        <w:t>Wayne” %}</w:t>
+        <w:t>Wayne</w:t>
+      </w:r>
+      <w:proofErr w:type="spellEnd"/>
+      <w:r>
+        <w:rPr>
+          <w:color w:val="222222"/>
+        </w:rPr>
+        <w:t>” %}</w:t>
       </w:r>
     </w:p>
     <w:p>
@@ -1016,17 +1166,32 @@
         </w:rPr>
         <w:t xml:space="preserve"> if </w:t>
       </w:r>
-      <w:r>
-        <w:rPr>
-          <w:color w:val="222222"/>
-        </w:rPr>
-        <w:t xml:space="preserve">county_choice not in </w:t>
-      </w:r>
-      <w:r>
-        <w:rPr>
-          <w:color w:val="222222"/>
-        </w:rPr>
-        <w:t>“Oakland</w:t>
+      <w:proofErr w:type="spellStart"/>
+      <w:r>
+        <w:rPr>
+          <w:color w:val="222222"/>
+        </w:rPr>
+        <w:t>county_choice</w:t>
+      </w:r>
+      <w:proofErr w:type="spellEnd"/>
+      <w:r>
+        <w:rPr>
+          <w:color w:val="222222"/>
+        </w:rPr>
+        <w:t xml:space="preserve"> not in </w:t>
+      </w:r>
+      <w:r>
+        <w:rPr>
+          <w:color w:val="222222"/>
+        </w:rPr>
+        <w:t>“</w:t>
+      </w:r>
+      <w:proofErr w:type="spellStart"/>
+      <w:r>
+        <w:rPr>
+          <w:color w:val="222222"/>
+        </w:rPr>
+        <w:t>Oakland</w:t>
       </w:r>
       <w:r>
         <w:rPr>
@@ -1038,7 +1203,14 @@
         <w:rPr>
           <w:color w:val="222222"/>
         </w:rPr>
-        <w:t>Ottawa” %}</w:t>
+        <w:t>Ottawa</w:t>
+      </w:r>
+      <w:proofErr w:type="spellEnd"/>
+      <w:r>
+        <w:rPr>
+          <w:color w:val="222222"/>
+        </w:rPr>
+        <w:t>” %}</w:t>
       </w:r>
     </w:p>
     <w:p>
@@ -1049,6 +1221,7 @@
         </w:rPr>
       </w:pPr>
       <w:hyperlink r:id="rId16">
+        <w:proofErr w:type="spellStart"/>
         <w:r>
           <w:rPr>
             <w:color w:val="1155CC"/>
@@ -1056,6 +1229,7 @@
           </w:rPr>
           <w:t>MiFILE</w:t>
         </w:r>
+        <w:proofErr w:type="spellEnd"/>
       </w:hyperlink>
       <w:r>
         <w:rPr>
@@ -1245,6 +1419,7 @@
         </w:rPr>
         <w:t xml:space="preserve">// </w:t>
       </w:r>
+      <w:proofErr w:type="spellStart"/>
       <w:r>
         <w:rPr>
           <w:color w:val="BFBFBF" w:themeColor="background1" w:themeShade="BF"/>
@@ -1257,6 +1432,7 @@
         </w:rPr>
         <w:t>Wayne</w:t>
       </w:r>
+      <w:proofErr w:type="spellEnd"/>
     </w:p>
     <w:p>
       <w:pPr>
@@ -1277,7 +1453,21 @@
         <w:rPr>
           <w:color w:val="222222"/>
         </w:rPr>
-        <w:t>{%p if county_choice == “Wayne” %}</w:t>
+        <w:t xml:space="preserve">{%p if </w:t>
+      </w:r>
+      <w:proofErr w:type="spellStart"/>
+      <w:r>
+        <w:rPr>
+          <w:color w:val="222222"/>
+        </w:rPr>
+        <w:t>county_choice</w:t>
+      </w:r>
+      <w:proofErr w:type="spellEnd"/>
+      <w:r>
+        <w:rPr>
+          <w:color w:val="222222"/>
+        </w:rPr>
+        <w:t xml:space="preserve"> == “Wayne” %}</w:t>
       </w:r>
     </w:p>
     <w:p>
@@ -1354,7 +1544,35 @@
         <w:rPr>
           <w:color w:val="222222"/>
         </w:rPr>
-        <w:t xml:space="preserve"> and use the code 6223. A copy of the GovPay receipt must be included with your case filing. Use your last name for the case number on GovPay.</w:t>
+        <w:t xml:space="preserve"> and use the code 6223. A copy of the </w:t>
+      </w:r>
+      <w:proofErr w:type="spellStart"/>
+      <w:r>
+        <w:rPr>
+          <w:color w:val="222222"/>
+        </w:rPr>
+        <w:t>GovPay</w:t>
+      </w:r>
+      <w:proofErr w:type="spellEnd"/>
+      <w:r>
+        <w:rPr>
+          <w:color w:val="222222"/>
+        </w:rPr>
+        <w:t xml:space="preserve"> receipt must be included with your case filing. Use your last name for the case number on </w:t>
+      </w:r>
+      <w:proofErr w:type="spellStart"/>
+      <w:r>
+        <w:rPr>
+          <w:color w:val="222222"/>
+        </w:rPr>
+        <w:t>GovPay</w:t>
+      </w:r>
+      <w:proofErr w:type="spellEnd"/>
+      <w:r>
+        <w:rPr>
+          <w:color w:val="222222"/>
+        </w:rPr>
+        <w:t>.</w:t>
       </w:r>
     </w:p>
     <w:p>
@@ -1688,7 +1906,21 @@
         <w:rPr>
           <w:color w:val="222222"/>
         </w:rPr>
-        <w:t>{%p if county_choice == “Wayne” %}</w:t>
+        <w:t xml:space="preserve">{%p if </w:t>
+      </w:r>
+      <w:proofErr w:type="spellStart"/>
+      <w:r>
+        <w:rPr>
+          <w:color w:val="222222"/>
+        </w:rPr>
+        <w:t>county_choice</w:t>
+      </w:r>
+      <w:proofErr w:type="spellEnd"/>
+      <w:r>
+        <w:rPr>
+          <w:color w:val="222222"/>
+        </w:rPr>
+        <w:t xml:space="preserve"> == “Wayne” %}</w:t>
       </w:r>
     </w:p>
     <w:p>
@@ -1944,7 +2176,21 @@
         <w:rPr>
           <w:color w:val="222222"/>
         </w:rPr>
-        <w:t>{%p if county_choice == “Wayne” %}</w:t>
+        <w:t xml:space="preserve">{%p if </w:t>
+      </w:r>
+      <w:proofErr w:type="spellStart"/>
+      <w:r>
+        <w:rPr>
+          <w:color w:val="222222"/>
+        </w:rPr>
+        <w:t>county_choice</w:t>
+      </w:r>
+      <w:proofErr w:type="spellEnd"/>
+      <w:r>
+        <w:rPr>
+          <w:color w:val="222222"/>
+        </w:rPr>
+        <w:t xml:space="preserve"> == “Wayne” %}</w:t>
       </w:r>
     </w:p>
     <w:p>
@@ -2054,12 +2300,21 @@
         </w:rPr>
         <w:t xml:space="preserve">{% if </w:t>
       </w:r>
-      <w:r>
-        <w:rPr>
-          <w:color w:val="222222"/>
-        </w:rPr>
-        <w:t>county_choice in “</w:t>
-      </w:r>
+      <w:proofErr w:type="spellStart"/>
+      <w:r>
+        <w:rPr>
+          <w:color w:val="222222"/>
+        </w:rPr>
+        <w:t>county_choice</w:t>
+      </w:r>
+      <w:proofErr w:type="spellEnd"/>
+      <w:r>
+        <w:rPr>
+          <w:color w:val="222222"/>
+        </w:rPr>
+        <w:t xml:space="preserve"> in “</w:t>
+      </w:r>
+      <w:proofErr w:type="spellStart"/>
       <w:r>
         <w:rPr>
           <w:color w:val="222222"/>
@@ -2078,6 +2333,7 @@
         </w:rPr>
         <w:t>Washtenaw</w:t>
       </w:r>
+      <w:proofErr w:type="spellEnd"/>
       <w:r>
         <w:rPr>
           <w:color w:val="222222"/>
@@ -2338,14 +2594,32 @@
           <w:color w:val="222222"/>
           <w:highlight w:val="white"/>
         </w:rPr>
-        <w:t>If you will file either by e-mail or using MiFILE, you will not need to file an extra co</w:t>
-      </w:r>
+        <w:t xml:space="preserve">If you will file either by e-mail or using </w:t>
+      </w:r>
+      <w:proofErr w:type="spellStart"/>
       <w:r>
         <w:rPr>
           <w:b/>
           <w:color w:val="222222"/>
           <w:highlight w:val="white"/>
         </w:rPr>
+        <w:t>MiFILE</w:t>
+      </w:r>
+      <w:proofErr w:type="spellEnd"/>
+      <w:r>
+        <w:rPr>
+          <w:b/>
+          <w:color w:val="222222"/>
+          <w:highlight w:val="white"/>
+        </w:rPr>
+        <w:t>, you will not need to file an extra co</w:t>
+      </w:r>
+      <w:r>
+        <w:rPr>
+          <w:b/>
+          <w:color w:val="222222"/>
+          <w:highlight w:val="white"/>
+        </w:rPr>
         <w:t>py for the Friend of the Court.</w:t>
       </w:r>
     </w:p>
@@ -2402,7 +2676,21 @@
         <w:rPr>
           <w:color w:val="222222"/>
         </w:rPr>
-        <w:t>{%p if county_choice == “Wayne” %}</w:t>
+        <w:t xml:space="preserve">{%p if </w:t>
+      </w:r>
+      <w:proofErr w:type="spellStart"/>
+      <w:r>
+        <w:rPr>
+          <w:color w:val="222222"/>
+        </w:rPr>
+        <w:t>county_choice</w:t>
+      </w:r>
+      <w:proofErr w:type="spellEnd"/>
+      <w:r>
+        <w:rPr>
+          <w:color w:val="222222"/>
+        </w:rPr>
+        <w:t xml:space="preserve"> == “Wayne” %}</w:t>
       </w:r>
     </w:p>
     <w:p>
@@ -2635,12 +2923,21 @@
         <w:t xml:space="preserve">After you get the confirmation e-mail that your case has been accepted for filing and assigned a docket number and judge, you will need to create a Summons on the </w:t>
       </w:r>
       <w:hyperlink r:id="rId29">
+        <w:proofErr w:type="spellStart"/>
         <w:r>
           <w:rPr>
             <w:color w:val="1155CC"/>
             <w:u w:val="single"/>
           </w:rPr>
-          <w:t>eSummons page</w:t>
+          <w:t>eSummons</w:t>
+        </w:r>
+        <w:proofErr w:type="spellEnd"/>
+        <w:r>
+          <w:rPr>
+            <w:color w:val="1155CC"/>
+            <w:u w:val="single"/>
+          </w:rPr>
+          <w:t xml:space="preserve"> page</w:t>
         </w:r>
       </w:hyperlink>
       <w:r>
@@ -3030,7 +3327,21 @@
         <w:rPr>
           <w:color w:val="222222"/>
         </w:rPr>
-        <w:t>{%p if county_choice == “Oakland” %}</w:t>
+        <w:t xml:space="preserve">{%p if </w:t>
+      </w:r>
+      <w:proofErr w:type="spellStart"/>
+      <w:r>
+        <w:rPr>
+          <w:color w:val="222222"/>
+        </w:rPr>
+        <w:t>county_choice</w:t>
+      </w:r>
+      <w:proofErr w:type="spellEnd"/>
+      <w:r>
+        <w:rPr>
+          <w:color w:val="222222"/>
+        </w:rPr>
+        <w:t xml:space="preserve"> == “Oakland” %}</w:t>
       </w:r>
     </w:p>
     <w:p>
@@ -3078,6 +3389,7 @@
         <w:t xml:space="preserve">Upload your documents in </w:t>
       </w:r>
       <w:hyperlink r:id="rId33">
+        <w:proofErr w:type="spellStart"/>
         <w:r>
           <w:rPr>
             <w:rStyle w:val="Hyperlink"/>
@@ -3087,13 +3399,30 @@
           </w:rPr>
           <w:t>MiFILE</w:t>
         </w:r>
+        <w:proofErr w:type="spellEnd"/>
       </w:hyperlink>
       <w:r>
         <w:rPr>
           <w:b/>
           <w:color w:val="222222"/>
         </w:rPr>
-        <w:t xml:space="preserve">. Within MiFILE, you will need to choose a </w:t>
+        <w:t xml:space="preserve">. Within </w:t>
+      </w:r>
+      <w:proofErr w:type="spellStart"/>
+      <w:r>
+        <w:rPr>
+          <w:b/>
+          <w:color w:val="222222"/>
+        </w:rPr>
+        <w:t>MiFILE</w:t>
+      </w:r>
+      <w:proofErr w:type="spellEnd"/>
+      <w:r>
+        <w:rPr>
+          <w:b/>
+          <w:color w:val="222222"/>
+        </w:rPr>
+        <w:t xml:space="preserve">, you will need to choose a </w:t>
       </w:r>
       <w:proofErr w:type="gramStart"/>
       <w:r>
@@ -3155,6 +3484,7 @@
         </w:rPr>
         <w:t xml:space="preserve"> </w:t>
       </w:r>
+      <w:proofErr w:type="spellStart"/>
       <w:r>
         <w:rPr>
           <w:color w:val="222222"/>
@@ -3165,7 +3495,42 @@
         <w:rPr>
           <w:color w:val="222222"/>
         </w:rPr>
-        <w:t>if county_choice not in “Allegan|Ingham|Lenawee|Ottawa” %}</w:t>
+        <w:t>if</w:t>
+      </w:r>
+      <w:proofErr w:type="spellEnd"/>
+      <w:r>
+        <w:rPr>
+          <w:color w:val="222222"/>
+        </w:rPr>
+        <w:t xml:space="preserve"> </w:t>
+      </w:r>
+      <w:proofErr w:type="spellStart"/>
+      <w:r>
+        <w:rPr>
+          <w:color w:val="222222"/>
+        </w:rPr>
+        <w:t>county_choice</w:t>
+      </w:r>
+      <w:proofErr w:type="spellEnd"/>
+      <w:r>
+        <w:rPr>
+          <w:color w:val="222222"/>
+        </w:rPr>
+        <w:t xml:space="preserve"> not in “</w:t>
+      </w:r>
+      <w:proofErr w:type="spellStart"/>
+      <w:r>
+        <w:rPr>
+          <w:color w:val="222222"/>
+        </w:rPr>
+        <w:t>Allegan|Ingham|Lenawee|Ottawa</w:t>
+      </w:r>
+      <w:proofErr w:type="spellEnd"/>
+      <w:r>
+        <w:rPr>
+          <w:color w:val="222222"/>
+        </w:rPr>
+        <w:t>” %}</w:t>
       </w:r>
     </w:p>
     <w:p>
@@ -3207,7 +3572,21 @@
         <w:rPr>
           <w:color w:val="222222"/>
         </w:rPr>
-        <w:t>Contact your court to find out which filing methods are available. Depending on your court, you may be able to file electronically. To learn more about filing methods that may be available, read Step 1. If you are e-filing using MiFILE, you will need to know the case-type code. The case type code for divorce without minor children is DO.</w:t>
+        <w:t xml:space="preserve">Contact your court to find out which filing methods are available. Depending on your court, you may be able to file electronically. To learn more about filing methods that may be available, read Step 1. If you are e-filing using </w:t>
+      </w:r>
+      <w:proofErr w:type="spellStart"/>
+      <w:r>
+        <w:rPr>
+          <w:color w:val="222222"/>
+        </w:rPr>
+        <w:t>MiFILE</w:t>
+      </w:r>
+      <w:proofErr w:type="spellEnd"/>
+      <w:r>
+        <w:rPr>
+          <w:color w:val="222222"/>
+        </w:rPr>
+        <w:t>, you will need to know the case-type code. The case type code for divorce without minor children is DO.</w:t>
       </w:r>
     </w:p>
     <w:p>
@@ -3270,13 +3649,29 @@
           <w:color w:val="222222"/>
           <w:highlight w:val="white"/>
         </w:rPr>
-        <w:t xml:space="preserve"> if county_choice </w:t>
-      </w:r>
+        <w:t xml:space="preserve"> if </w:t>
+      </w:r>
+      <w:proofErr w:type="spellStart"/>
       <w:r>
         <w:rPr>
           <w:color w:val="222222"/>
           <w:highlight w:val="white"/>
         </w:rPr>
+        <w:t>county_choice</w:t>
+      </w:r>
+      <w:proofErr w:type="spellEnd"/>
+      <w:r>
+        <w:rPr>
+          <w:color w:val="222222"/>
+          <w:highlight w:val="white"/>
+        </w:rPr>
+        <w:t xml:space="preserve"> </w:t>
+      </w:r>
+      <w:r>
+        <w:rPr>
+          <w:color w:val="222222"/>
+          <w:highlight w:val="white"/>
+        </w:rPr>
         <w:t>in</w:t>
       </w:r>
       <w:r>
@@ -3284,13 +3679,21 @@
           <w:color w:val="222222"/>
           <w:highlight w:val="white"/>
         </w:rPr>
-        <w:t xml:space="preserve"> “Allegan</w:t>
-      </w:r>
+        <w:t xml:space="preserve"> “</w:t>
+      </w:r>
+      <w:proofErr w:type="spellStart"/>
       <w:r>
         <w:rPr>
           <w:color w:val="222222"/>
           <w:highlight w:val="white"/>
         </w:rPr>
+        <w:t>Allegan</w:t>
+      </w:r>
+      <w:r>
+        <w:rPr>
+          <w:color w:val="222222"/>
+          <w:highlight w:val="white"/>
+        </w:rPr>
         <w:t>|</w:t>
       </w:r>
       <w:r>
@@ -3312,7 +3715,15 @@
           <w:color w:val="222222"/>
           <w:highlight w:val="white"/>
         </w:rPr>
-        <w:t xml:space="preserve">Lenawee” </w:t>
+        <w:t>Lenawee</w:t>
+      </w:r>
+      <w:proofErr w:type="spellEnd"/>
+      <w:r>
+        <w:rPr>
+          <w:color w:val="222222"/>
+          <w:highlight w:val="white"/>
+        </w:rPr>
+        <w:t xml:space="preserve">” </w:t>
       </w:r>
       <w:r>
         <w:rPr>
@@ -3374,7 +3785,35 @@
         <w:rPr>
           <w:color w:val="222222"/>
         </w:rPr>
-        <w:t xml:space="preserve"> elif county_choice == “Ottawa” %}</w:t>
+        <w:t xml:space="preserve"> </w:t>
+      </w:r>
+      <w:proofErr w:type="spellStart"/>
+      <w:r>
+        <w:rPr>
+          <w:color w:val="222222"/>
+        </w:rPr>
+        <w:t>elif</w:t>
+      </w:r>
+      <w:proofErr w:type="spellEnd"/>
+      <w:r>
+        <w:rPr>
+          <w:color w:val="222222"/>
+        </w:rPr>
+        <w:t xml:space="preserve"> </w:t>
+      </w:r>
+      <w:proofErr w:type="spellStart"/>
+      <w:r>
+        <w:rPr>
+          <w:color w:val="222222"/>
+        </w:rPr>
+        <w:t>county_choice</w:t>
+      </w:r>
+      <w:proofErr w:type="spellEnd"/>
+      <w:r>
+        <w:rPr>
+          <w:color w:val="222222"/>
+        </w:rPr>
+        <w:t xml:space="preserve"> == “Ottawa” %}</w:t>
       </w:r>
     </w:p>
     <w:p>
@@ -3433,14 +3872,38 @@
           <w:color w:val="222222"/>
           <w:highlight w:val="white"/>
         </w:rPr>
-        <w:t xml:space="preserve"> el</w:t>
-      </w:r>
+        <w:t xml:space="preserve"> </w:t>
+      </w:r>
+      <w:proofErr w:type="spellStart"/>
       <w:r>
         <w:rPr>
           <w:color w:val="222222"/>
           <w:highlight w:val="white"/>
         </w:rPr>
-        <w:t>if county_</w:t>
+        <w:t>el</w:t>
+      </w:r>
+      <w:r>
+        <w:rPr>
+          <w:color w:val="222222"/>
+          <w:highlight w:val="white"/>
+        </w:rPr>
+        <w:t>if</w:t>
+      </w:r>
+      <w:proofErr w:type="spellEnd"/>
+      <w:r>
+        <w:rPr>
+          <w:color w:val="222222"/>
+          <w:highlight w:val="white"/>
+        </w:rPr>
+        <w:t xml:space="preserve"> </w:t>
+      </w:r>
+      <w:proofErr w:type="spellStart"/>
+      <w:r>
+        <w:rPr>
+          <w:color w:val="222222"/>
+          <w:highlight w:val="white"/>
+        </w:rPr>
+        <w:t>county_</w:t>
       </w:r>
       <w:proofErr w:type="gramStart"/>
       <w:r>
@@ -3448,7 +3911,15 @@
           <w:color w:val="222222"/>
           <w:highlight w:val="white"/>
         </w:rPr>
-        <w:t>choice !</w:t>
+        <w:t>choice</w:t>
+      </w:r>
+      <w:proofErr w:type="spellEnd"/>
+      <w:r>
+        <w:rPr>
+          <w:color w:val="222222"/>
+          <w:highlight w:val="white"/>
+        </w:rPr>
+        <w:t xml:space="preserve"> !</w:t>
       </w:r>
       <w:proofErr w:type="gramEnd"/>
       <w:r>
@@ -3564,7 +4035,21 @@
         <w:rPr>
           <w:color w:val="222222"/>
         </w:rPr>
-        <w:t>{%p if county_choice == “Oakland” %}</w:t>
+        <w:t xml:space="preserve">{%p if </w:t>
+      </w:r>
+      <w:proofErr w:type="spellStart"/>
+      <w:r>
+        <w:rPr>
+          <w:color w:val="222222"/>
+        </w:rPr>
+        <w:t>county_choice</w:t>
+      </w:r>
+      <w:proofErr w:type="spellEnd"/>
+      <w:r>
+        <w:rPr>
+          <w:color w:val="222222"/>
+        </w:rPr>
+        <w:t xml:space="preserve"> == “Oakland” %}</w:t>
       </w:r>
     </w:p>
     <w:p>
@@ -3723,47 +4208,33 @@
         <w:rPr>
           <w:color w:val="222222"/>
         </w:rPr>
-        <w:t>% if county_</w:t>
-      </w:r>
-      <w:proofErr w:type="gramStart"/>
-      <w:r>
-        <w:rPr>
-          <w:color w:val="222222"/>
-        </w:rPr>
-        <w:t>choice !</w:t>
-      </w:r>
-      <w:proofErr w:type="gramEnd"/>
-      <w:r>
-        <w:rPr>
-          <w:color w:val="222222"/>
-        </w:rPr>
-        <w:t xml:space="preserve">= “Oakland” %} </w:t>
-      </w:r>
-      <w:r>
-        <w:rPr>
-          <w:color w:val="222222"/>
-        </w:rPr>
-        <w:t xml:space="preserve">(if </w:t>
-      </w:r>
-      <w:proofErr w:type="gramStart"/>
-      <w:r>
-        <w:rPr>
-          <w:color w:val="222222"/>
-        </w:rPr>
-        <w:t>needed)</w:t>
-      </w:r>
-      <w:r>
-        <w:rPr>
-          <w:color w:val="222222"/>
-        </w:rPr>
-        <w:t>{</w:t>
-      </w:r>
-      <w:proofErr w:type="gramEnd"/>
-      <w:r>
-        <w:rPr>
-          <w:color w:val="222222"/>
-        </w:rPr>
-        <w:t>% endif %}</w:t>
+        <w:t xml:space="preserve">% if </w:t>
+      </w:r>
+      <w:proofErr w:type="spellStart"/>
+      <w:r>
+        <w:rPr>
+          <w:color w:val="222222"/>
+        </w:rPr>
+        <w:t>county_choice</w:t>
+      </w:r>
+      <w:proofErr w:type="spellEnd"/>
+      <w:r>
+        <w:rPr>
+          <w:color w:val="222222"/>
+        </w:rPr>
+        <w:t xml:space="preserve"> != “Oakland” %} </w:t>
+      </w:r>
+      <w:r>
+        <w:rPr>
+          <w:color w:val="222222"/>
+        </w:rPr>
+        <w:t>(if needed)</w:t>
+      </w:r>
+      <w:r>
+        <w:rPr>
+          <w:color w:val="222222"/>
+        </w:rPr>
+        <w:t>{% endif %}</w:t>
       </w:r>
     </w:p>
     <w:p>
@@ -3778,37 +4249,21 @@
         <w:rPr>
           <w:color w:val="222222"/>
         </w:rPr>
-        <w:t>{%</w:t>
-      </w:r>
-      <w:r>
-        <w:rPr>
-          <w:color w:val="222222"/>
-        </w:rPr>
-        <w:t>p</w:t>
-      </w:r>
-      <w:r>
-        <w:rPr>
-          <w:color w:val="222222"/>
-        </w:rPr>
-        <w:t xml:space="preserve"> if co</w:t>
-      </w:r>
-      <w:r>
-        <w:rPr>
-          <w:color w:val="222222"/>
-        </w:rPr>
-        <w:t>unty_choice not in “Oakland|Shiawassee|</w:t>
-      </w:r>
-      <w:r>
-        <w:rPr>
-          <w:color w:val="222222"/>
-        </w:rPr>
-        <w:t>Washtenaw</w:t>
-      </w:r>
-      <w:r>
-        <w:rPr>
-          <w:color w:val="222222"/>
-        </w:rPr>
-        <w:t>” %}</w:t>
+        <w:t xml:space="preserve">{%p if </w:t>
+      </w:r>
+      <w:proofErr w:type="spellStart"/>
+      <w:r>
+        <w:rPr>
+          <w:color w:val="222222"/>
+        </w:rPr>
+        <w:t>county_choice</w:t>
+      </w:r>
+      <w:proofErr w:type="spellEnd"/>
+      <w:r>
+        <w:rPr>
+          <w:color w:val="222222"/>
+        </w:rPr>
+        <w:t xml:space="preserve"> == “Ottawa” %}</w:t>
       </w:r>
     </w:p>
     <w:p>
@@ -3818,113 +4273,71 @@
           <w:numId w:val="2"/>
         </w:numPr>
         <w:spacing w:after="0"/>
-      </w:pPr>
-      <w:r>
-        <w:rPr>
-          <w:color w:val="222222"/>
-        </w:rPr>
-        <w:t xml:space="preserve">Record of Divorce or </w:t>
+        <w:rPr>
+          <w:color w:val="1155CC"/>
+          <w:highlight w:val="white"/>
+          <w:u w:val="single"/>
+        </w:rPr>
+      </w:pPr>
+      <w:hyperlink r:id="rId38" w:history="1">
+        <w:r>
+          <w:rPr>
+            <w:color w:val="1155CC"/>
+            <w:highlight w:val="white"/>
+            <w:u w:val="single"/>
+          </w:rPr>
+          <w:t>Case Initiation Informa</w:t>
+        </w:r>
+        <w:r>
+          <w:rPr>
+            <w:color w:val="1155CC"/>
+            <w:highlight w:val="white"/>
+            <w:u w:val="single"/>
+          </w:rPr>
+          <w:t>t</w:t>
+        </w:r>
+        <w:r>
+          <w:rPr>
+            <w:color w:val="1155CC"/>
+            <w:highlight w:val="white"/>
+            <w:u w:val="single"/>
+          </w:rPr>
+          <w:t>io</w:t>
+        </w:r>
+        <w:r>
+          <w:rPr>
+            <w:color w:val="1155CC"/>
+            <w:highlight w:val="white"/>
+            <w:u w:val="single"/>
+          </w:rPr>
+          <w:t>n Form</w:t>
+        </w:r>
+      </w:hyperlink>
+      <w:r>
+        <w:rPr>
+          <w:color w:val="222222"/>
+        </w:rPr>
+        <w:t xml:space="preserve"> </w:t>
+      </w:r>
+      <w:r>
+        <w:rPr>
+          <w:color w:val="222222"/>
+        </w:rPr>
+        <w:t xml:space="preserve">(linked </w:t>
       </w:r>
       <w:proofErr w:type="gramStart"/>
       <w:r>
         <w:rPr>
           <w:color w:val="222222"/>
         </w:rPr>
-        <w:t>Annulment</w:t>
-      </w:r>
-      <w:r>
-        <w:rPr>
-          <w:color w:val="222222"/>
-        </w:rPr>
-        <w:t>{</w:t>
+        <w:t>and also</w:t>
       </w:r>
       <w:proofErr w:type="gramEnd"/>
       <w:r>
         <w:rPr>
           <w:color w:val="222222"/>
         </w:rPr>
-        <w:t xml:space="preserve">% if county_choice not in </w:t>
-      </w:r>
-      <w:r>
-        <w:rPr>
-          <w:color w:val="222222"/>
-        </w:rPr>
-        <w:t>“Allegan</w:t>
-      </w:r>
-      <w:r>
-        <w:rPr>
-          <w:color w:val="222222"/>
-        </w:rPr>
-        <w:t>|</w:t>
-      </w:r>
-      <w:r>
-        <w:t>Barry|Eaton|Gratiot|Jackson|Macomb|Marquette|Mecosta|Menominee|Monroe|Oge</w:t>
-      </w:r>
-      <w:r>
-        <w:lastRenderedPageBreak/>
-        <w:t>maw|Oscoda|Otsego|Presque Isle|Tuscola</w:t>
-      </w:r>
-      <w:r>
-        <w:rPr>
-          <w:color w:val="222222"/>
-        </w:rPr>
-        <w:t>|Ingham|Lenawee</w:t>
-      </w:r>
-      <w:r>
-        <w:rPr>
-          <w:color w:val="222222"/>
-        </w:rPr>
-        <w:t>|Ottawa</w:t>
-      </w:r>
-      <w:r>
-        <w:rPr>
-          <w:color w:val="222222"/>
-        </w:rPr>
-        <w:t>”</w:t>
-      </w:r>
-      <w:r>
-        <w:rPr>
-          <w:color w:val="222222"/>
-        </w:rPr>
-        <w:t xml:space="preserve"> </w:t>
-      </w:r>
-      <w:r>
-        <w:rPr>
-          <w:color w:val="222222"/>
-        </w:rPr>
-        <w:t>%}</w:t>
-      </w:r>
-      <w:r>
-        <w:rPr>
-          <w:color w:val="222222"/>
-        </w:rPr>
-        <w:t xml:space="preserve"> </w:t>
-      </w:r>
-      <w:r>
-        <w:rPr>
-          <w:color w:val="222222"/>
-        </w:rPr>
-        <w:t xml:space="preserve">(depending on your </w:t>
-      </w:r>
-      <w:proofErr w:type="gramStart"/>
-      <w:r>
-        <w:rPr>
-          <w:color w:val="222222"/>
-        </w:rPr>
-        <w:t>county)</w:t>
-      </w:r>
-      <w:r>
-        <w:rPr>
-          <w:color w:val="222222"/>
-        </w:rPr>
-        <w:t>{</w:t>
-      </w:r>
-      <w:proofErr w:type="gramEnd"/>
-      <w:r>
-        <w:rPr>
-          <w:color w:val="222222"/>
-        </w:rPr>
-        <w:t>% endif %}</w:t>
+        <w:t xml:space="preserve"> available from the court clerk)</w:t>
       </w:r>
     </w:p>
     <w:p>
@@ -3939,19 +4352,7 @@
         <w:rPr>
           <w:color w:val="222222"/>
         </w:rPr>
-        <w:t>{%</w:t>
-      </w:r>
-      <w:r>
-        <w:rPr>
-          <w:color w:val="222222"/>
-        </w:rPr>
-        <w:t>p</w:t>
-      </w:r>
-      <w:r>
-        <w:rPr>
-          <w:color w:val="222222"/>
-        </w:rPr>
-        <w:t xml:space="preserve"> </w:t>
+        <w:t xml:space="preserve">{%p </w:t>
       </w:r>
       <w:proofErr w:type="gramStart"/>
       <w:r>
@@ -3974,6 +4375,7 @@
         <w:rPr>
           <w:color w:val="222222"/>
         </w:rPr>
+        <w:lastRenderedPageBreak/>
         <w:t>{%</w:t>
       </w:r>
       <w:r>
@@ -3986,7 +4388,47 @@
         <w:rPr>
           <w:color w:val="222222"/>
         </w:rPr>
-        <w:t xml:space="preserve"> if county_choice == “Ingham” %}</w:t>
+        <w:t xml:space="preserve"> if </w:t>
+      </w:r>
+      <w:proofErr w:type="spellStart"/>
+      <w:r>
+        <w:rPr>
+          <w:color w:val="222222"/>
+        </w:rPr>
+        <w:t>co</w:t>
+      </w:r>
+      <w:r>
+        <w:rPr>
+          <w:color w:val="222222"/>
+        </w:rPr>
+        <w:t>unty_choice</w:t>
+      </w:r>
+      <w:proofErr w:type="spellEnd"/>
+      <w:r>
+        <w:rPr>
+          <w:color w:val="222222"/>
+        </w:rPr>
+        <w:t xml:space="preserve"> not in “</w:t>
+      </w:r>
+      <w:proofErr w:type="spellStart"/>
+      <w:r>
+        <w:rPr>
+          <w:color w:val="222222"/>
+        </w:rPr>
+        <w:t>Oakland|Shiawassee|</w:t>
+      </w:r>
+      <w:r>
+        <w:rPr>
+          <w:color w:val="222222"/>
+        </w:rPr>
+        <w:t>Washtenaw</w:t>
+      </w:r>
+      <w:proofErr w:type="spellEnd"/>
+      <w:r>
+        <w:rPr>
+          <w:color w:val="222222"/>
+        </w:rPr>
+        <w:t>” %}</w:t>
       </w:r>
     </w:p>
     <w:p>
@@ -4001,6 +4443,213 @@
         <w:rPr>
           <w:color w:val="222222"/>
         </w:rPr>
+        <w:t xml:space="preserve">Record of Divorce or </w:t>
+      </w:r>
+      <w:proofErr w:type="gramStart"/>
+      <w:r>
+        <w:rPr>
+          <w:color w:val="222222"/>
+        </w:rPr>
+        <w:t>Annulment</w:t>
+      </w:r>
+      <w:r>
+        <w:rPr>
+          <w:color w:val="222222"/>
+        </w:rPr>
+        <w:t>{</w:t>
+      </w:r>
+      <w:proofErr w:type="gramEnd"/>
+      <w:r>
+        <w:rPr>
+          <w:color w:val="222222"/>
+        </w:rPr>
+        <w:t xml:space="preserve">% if </w:t>
+      </w:r>
+      <w:proofErr w:type="spellStart"/>
+      <w:r>
+        <w:rPr>
+          <w:color w:val="222222"/>
+        </w:rPr>
+        <w:t>county_choice</w:t>
+      </w:r>
+      <w:proofErr w:type="spellEnd"/>
+      <w:r>
+        <w:rPr>
+          <w:color w:val="222222"/>
+        </w:rPr>
+        <w:t xml:space="preserve"> not in </w:t>
+      </w:r>
+      <w:r>
+        <w:rPr>
+          <w:color w:val="222222"/>
+        </w:rPr>
+        <w:t>“Allegan</w:t>
+      </w:r>
+      <w:r>
+        <w:rPr>
+          <w:color w:val="222222"/>
+        </w:rPr>
+        <w:t>|</w:t>
+      </w:r>
+      <w:r>
+        <w:t xml:space="preserve">Barry|Eaton|Gratiot|Jackson|Macomb|Marquette|Mecosta|Menominee|Monroe|Ogemaw|Oscoda|Otsego|Presque </w:t>
+      </w:r>
+      <w:proofErr w:type="spellStart"/>
+      <w:r>
+        <w:t>Isle|Tuscola</w:t>
+      </w:r>
+      <w:r>
+        <w:rPr>
+          <w:color w:val="222222"/>
+        </w:rPr>
+        <w:t>|Ingham|Lenawee</w:t>
+      </w:r>
+      <w:r>
+        <w:rPr>
+          <w:color w:val="222222"/>
+        </w:rPr>
+        <w:t>|Ottawa</w:t>
+      </w:r>
+      <w:proofErr w:type="spellEnd"/>
+      <w:r>
+        <w:rPr>
+          <w:color w:val="222222"/>
+        </w:rPr>
+        <w:t>”</w:t>
+      </w:r>
+      <w:r>
+        <w:rPr>
+          <w:color w:val="222222"/>
+        </w:rPr>
+        <w:t xml:space="preserve"> </w:t>
+      </w:r>
+      <w:r>
+        <w:rPr>
+          <w:color w:val="222222"/>
+        </w:rPr>
+        <w:t>%}</w:t>
+      </w:r>
+      <w:r>
+        <w:rPr>
+          <w:color w:val="222222"/>
+        </w:rPr>
+        <w:t xml:space="preserve"> </w:t>
+      </w:r>
+      <w:r>
+        <w:rPr>
+          <w:color w:val="222222"/>
+        </w:rPr>
+        <w:t xml:space="preserve">(depending on your </w:t>
+      </w:r>
+      <w:proofErr w:type="gramStart"/>
+      <w:r>
+        <w:rPr>
+          <w:color w:val="222222"/>
+        </w:rPr>
+        <w:t>county)</w:t>
+      </w:r>
+      <w:r>
+        <w:rPr>
+          <w:color w:val="222222"/>
+        </w:rPr>
+        <w:t>{</w:t>
+      </w:r>
+      <w:proofErr w:type="gramEnd"/>
+      <w:r>
+        <w:rPr>
+          <w:color w:val="222222"/>
+        </w:rPr>
+        <w:t>% endif %}</w:t>
+      </w:r>
+    </w:p>
+    <w:p>
+      <w:pPr>
+        <w:numPr>
+          <w:ilvl w:val="0"/>
+          <w:numId w:val="2"/>
+        </w:numPr>
+        <w:spacing w:after="0"/>
+      </w:pPr>
+      <w:r>
+        <w:rPr>
+          <w:color w:val="222222"/>
+        </w:rPr>
+        <w:t>{%</w:t>
+      </w:r>
+      <w:r>
+        <w:rPr>
+          <w:color w:val="222222"/>
+        </w:rPr>
+        <w:t>p</w:t>
+      </w:r>
+      <w:r>
+        <w:rPr>
+          <w:color w:val="222222"/>
+        </w:rPr>
+        <w:t xml:space="preserve"> </w:t>
+      </w:r>
+      <w:proofErr w:type="gramStart"/>
+      <w:r>
+        <w:rPr>
+          <w:color w:val="222222"/>
+        </w:rPr>
+        <w:t>endif %}</w:t>
+      </w:r>
+      <w:proofErr w:type="gramEnd"/>
+    </w:p>
+    <w:p>
+      <w:pPr>
+        <w:numPr>
+          <w:ilvl w:val="0"/>
+          <w:numId w:val="2"/>
+        </w:numPr>
+        <w:spacing w:after="0"/>
+      </w:pPr>
+      <w:r>
+        <w:rPr>
+          <w:color w:val="222222"/>
+        </w:rPr>
+        <w:t>{%</w:t>
+      </w:r>
+      <w:r>
+        <w:rPr>
+          <w:color w:val="222222"/>
+        </w:rPr>
+        <w:t>p</w:t>
+      </w:r>
+      <w:r>
+        <w:rPr>
+          <w:color w:val="222222"/>
+        </w:rPr>
+        <w:t xml:space="preserve"> if </w:t>
+      </w:r>
+      <w:proofErr w:type="spellStart"/>
+      <w:r>
+        <w:rPr>
+          <w:color w:val="222222"/>
+        </w:rPr>
+        <w:t>county_choice</w:t>
+      </w:r>
+      <w:proofErr w:type="spellEnd"/>
+      <w:r>
+        <w:rPr>
+          <w:color w:val="222222"/>
+        </w:rPr>
+        <w:t xml:space="preserve"> == “Ingham” %}</w:t>
+      </w:r>
+    </w:p>
+    <w:p>
+      <w:pPr>
+        <w:numPr>
+          <w:ilvl w:val="0"/>
+          <w:numId w:val="2"/>
+        </w:numPr>
+        <w:spacing w:after="0"/>
+      </w:pPr>
+      <w:r>
+        <w:rPr>
+          <w:color w:val="222222"/>
+        </w:rPr>
         <w:t>Party Information Form (The clerk will give you this to complete. This for</w:t>
       </w:r>
       <w:r>
@@ -4055,100 +4704,22 @@
       <w:r>
         <w:rPr>
           <w:color w:val="222222"/>
-          <w:highlight w:val="white"/>
-        </w:rPr>
-        <w:t>{%</w:t>
-      </w:r>
-      <w:r>
-        <w:rPr>
-          <w:color w:val="222222"/>
-          <w:highlight w:val="white"/>
-        </w:rPr>
-        <w:t>p</w:t>
-      </w:r>
-      <w:r>
-        <w:rPr>
-          <w:color w:val="222222"/>
-          <w:highlight w:val="white"/>
-        </w:rPr>
-        <w:t xml:space="preserve"> if county_choice == “Ottawa” %}</w:t>
-      </w:r>
-    </w:p>
-    <w:p>
-      <w:pPr>
-        <w:spacing w:before="180" w:after="180"/>
-        <w:rPr>
-          <w:color w:val="222222"/>
-        </w:rPr>
-      </w:pPr>
-      <w:r>
-        <w:rPr>
-          <w:color w:val="222222"/>
-        </w:rPr>
-        <w:t xml:space="preserve">In Ottawa County you also need to file a Case Initiation Information form. You can get this form from the court clerk, or you can access a copy of the </w:t>
-      </w:r>
-      <w:hyperlink r:id="rId38" w:history="1">
-        <w:r>
-          <w:rPr>
-            <w:rStyle w:val="Hyperlink"/>
-            <w:color w:val="1155CC"/>
-          </w:rPr>
-          <w:t>Case Initiation Information form</w:t>
-        </w:r>
-      </w:hyperlink>
-      <w:r>
-        <w:rPr>
-          <w:color w:val="222222"/>
-        </w:rPr>
-        <w:t xml:space="preserve"> on the court's website.</w:t>
-      </w:r>
-    </w:p>
-    <w:p>
-      <w:pPr>
-        <w:spacing w:before="180" w:after="180"/>
-        <w:rPr>
-          <w:color w:val="222222"/>
-        </w:rPr>
-      </w:pPr>
-      <w:r>
-        <w:rPr>
-          <w:color w:val="222222"/>
-        </w:rPr>
-        <w:t>{%</w:t>
-      </w:r>
-      <w:r>
-        <w:rPr>
-          <w:color w:val="222222"/>
-        </w:rPr>
-        <w:t>p</w:t>
-      </w:r>
-      <w:r>
-        <w:rPr>
-          <w:color w:val="222222"/>
-        </w:rPr>
-        <w:t xml:space="preserve"> </w:t>
-      </w:r>
-      <w:proofErr w:type="gramStart"/>
-      <w:r>
-        <w:rPr>
-          <w:color w:val="222222"/>
-        </w:rPr>
-        <w:t>endif %}</w:t>
-      </w:r>
-      <w:proofErr w:type="gramEnd"/>
-    </w:p>
-    <w:p>
-      <w:pPr>
-        <w:spacing w:before="180" w:after="180"/>
-        <w:rPr>
-          <w:color w:val="222222"/>
-        </w:rPr>
-      </w:pPr>
-      <w:r>
-        <w:rPr>
-          <w:color w:val="222222"/>
-        </w:rPr>
-        <w:t>{%p if county_choice == “Oakland” %}</w:t>
+        </w:rPr>
+        <w:t xml:space="preserve">{%p if </w:t>
+      </w:r>
+      <w:proofErr w:type="spellStart"/>
+      <w:r>
+        <w:rPr>
+          <w:color w:val="222222"/>
+        </w:rPr>
+        <w:t>county_choice</w:t>
+      </w:r>
+      <w:proofErr w:type="spellEnd"/>
+      <w:r>
+        <w:rPr>
+          <w:color w:val="222222"/>
+        </w:rPr>
+        <w:t xml:space="preserve"> == “Oakland” %}</w:t>
       </w:r>
     </w:p>
     <w:p>
@@ -4278,13 +4849,29 @@
           <w:color w:val="222222"/>
           <w:highlight w:val="white"/>
         </w:rPr>
-        <w:t xml:space="preserve">{% if county_choice </w:t>
-      </w:r>
+        <w:t xml:space="preserve">{% if </w:t>
+      </w:r>
+      <w:proofErr w:type="spellStart"/>
       <w:r>
         <w:rPr>
           <w:color w:val="222222"/>
           <w:highlight w:val="white"/>
         </w:rPr>
+        <w:t>county_choice</w:t>
+      </w:r>
+      <w:proofErr w:type="spellEnd"/>
+      <w:r>
+        <w:rPr>
+          <w:color w:val="222222"/>
+          <w:highlight w:val="white"/>
+        </w:rPr>
+        <w:t xml:space="preserve"> </w:t>
+      </w:r>
+      <w:r>
+        <w:rPr>
+          <w:color w:val="222222"/>
+          <w:highlight w:val="white"/>
+        </w:rPr>
         <w:t xml:space="preserve">in </w:t>
       </w:r>
       <w:r>
@@ -4292,13 +4879,21 @@
           <w:color w:val="222222"/>
           <w:highlight w:val="white"/>
         </w:rPr>
-        <w:t>“Allegan</w:t>
-      </w:r>
+        <w:t>“</w:t>
+      </w:r>
+      <w:proofErr w:type="spellStart"/>
       <w:r>
         <w:rPr>
           <w:color w:val="222222"/>
           <w:highlight w:val="white"/>
         </w:rPr>
+        <w:t>Allegan</w:t>
+      </w:r>
+      <w:r>
+        <w:rPr>
+          <w:color w:val="222222"/>
+          <w:highlight w:val="white"/>
+        </w:rPr>
         <w:t>|</w:t>
       </w:r>
       <w:r>
@@ -4329,6 +4924,7 @@
         </w:rPr>
         <w:t>|Ottawa</w:t>
       </w:r>
+      <w:proofErr w:type="spellEnd"/>
       <w:r>
         <w:rPr>
           <w:color w:val="222222"/>
@@ -4396,20 +4992,48 @@
         <w:rPr>
           <w:color w:val="222222"/>
         </w:rPr>
-        <w:t xml:space="preserve"> the copies. {% el</w:t>
-      </w:r>
-      <w:r>
-        <w:rPr>
-          <w:color w:val="222222"/>
-        </w:rPr>
-        <w:t>if county_</w:t>
+        <w:t xml:space="preserve"> the copies. {% </w:t>
+      </w:r>
+      <w:proofErr w:type="spellStart"/>
+      <w:r>
+        <w:rPr>
+          <w:color w:val="222222"/>
+        </w:rPr>
+        <w:t>el</w:t>
+      </w:r>
+      <w:r>
+        <w:rPr>
+          <w:color w:val="222222"/>
+        </w:rPr>
+        <w:t>if</w:t>
+      </w:r>
+      <w:proofErr w:type="spellEnd"/>
+      <w:r>
+        <w:rPr>
+          <w:color w:val="222222"/>
+        </w:rPr>
+        <w:t xml:space="preserve"> </w:t>
+      </w:r>
+      <w:proofErr w:type="spellStart"/>
+      <w:r>
+        <w:rPr>
+          <w:color w:val="222222"/>
+        </w:rPr>
+        <w:t>county_</w:t>
       </w:r>
       <w:proofErr w:type="gramStart"/>
       <w:r>
         <w:rPr>
           <w:color w:val="222222"/>
         </w:rPr>
-        <w:t>choice !</w:t>
+        <w:t>choice</w:t>
+      </w:r>
+      <w:proofErr w:type="spellEnd"/>
+      <w:r>
+        <w:rPr>
+          <w:color w:val="222222"/>
+        </w:rPr>
+        <w:t xml:space="preserve"> !</w:t>
       </w:r>
       <w:proofErr w:type="gramEnd"/>
       <w:r>
@@ -4527,7 +5151,21 @@
         <w:rPr>
           <w:color w:val="222222"/>
         </w:rPr>
-        <w:t xml:space="preserve"> if county_choice == “Lenawee” %}</w:t>
+        <w:t xml:space="preserve"> if </w:t>
+      </w:r>
+      <w:proofErr w:type="spellStart"/>
+      <w:r>
+        <w:rPr>
+          <w:color w:val="222222"/>
+        </w:rPr>
+        <w:t>county_choice</w:t>
+      </w:r>
+      <w:proofErr w:type="spellEnd"/>
+      <w:r>
+        <w:rPr>
+          <w:color w:val="222222"/>
+        </w:rPr>
+        <w:t xml:space="preserve"> == “Lenawee” %}</w:t>
       </w:r>
     </w:p>
     <w:p>
@@ -4621,7 +5259,21 @@
         <w:rPr>
           <w:color w:val="222222"/>
         </w:rPr>
-        <w:t xml:space="preserve"> if county_choice == “Ottawa” %}</w:t>
+        <w:t xml:space="preserve"> if </w:t>
+      </w:r>
+      <w:proofErr w:type="spellStart"/>
+      <w:r>
+        <w:rPr>
+          <w:color w:val="222222"/>
+        </w:rPr>
+        <w:t>county_choice</w:t>
+      </w:r>
+      <w:proofErr w:type="spellEnd"/>
+      <w:r>
+        <w:rPr>
+          <w:color w:val="222222"/>
+        </w:rPr>
+        <w:t xml:space="preserve"> == “Ottawa” %}</w:t>
       </w:r>
     </w:p>
     <w:p>
@@ -4638,6 +5290,7 @@
         <w:t xml:space="preserve">Note that in Ottawa County, everything you file in your case after this initial filing will need to be e-filed using </w:t>
       </w:r>
       <w:hyperlink r:id="rId41" w:history="1">
+        <w:proofErr w:type="spellStart"/>
         <w:r>
           <w:rPr>
             <w:rStyle w:val="Hyperlink"/>
@@ -4645,6 +5298,7 @@
           </w:rPr>
           <w:t>MiFILE</w:t>
         </w:r>
+        <w:proofErr w:type="spellEnd"/>
       </w:hyperlink>
       <w:r>
         <w:rPr>
@@ -4869,7 +5523,6 @@
         <w:rPr>
           <w:color w:val="222222"/>
         </w:rPr>
-        <w:lastRenderedPageBreak/>
         <w:t xml:space="preserve">You must have your spouse served with (notified of) the divorce action. There are several different ways you can have papers served on your spouse. For more detailed information, see the article </w:t>
       </w:r>
       <w:hyperlink r:id="rId44" w:history="1">
@@ -4917,6 +5570,7 @@
         <w:rPr>
           <w:color w:val="222222"/>
         </w:rPr>
+        <w:lastRenderedPageBreak/>
         <w:t>Fee Waiver Request and the decision on your request (if you filed a Fee Waiver Request)</w:t>
       </w:r>
     </w:p>
@@ -4982,7 +5636,23 @@
           <w:color w:val="222222"/>
           <w:highlight w:val="white"/>
         </w:rPr>
-        <w:t>{%p if county_choice == “Lenawee” %}</w:t>
+        <w:t xml:space="preserve">{%p if </w:t>
+      </w:r>
+      <w:proofErr w:type="spellStart"/>
+      <w:r>
+        <w:rPr>
+          <w:color w:val="222222"/>
+          <w:highlight w:val="white"/>
+        </w:rPr>
+        <w:t>county_choice</w:t>
+      </w:r>
+      <w:proofErr w:type="spellEnd"/>
+      <w:r>
+        <w:rPr>
+          <w:color w:val="222222"/>
+          <w:highlight w:val="white"/>
+        </w:rPr>
+        <w:t xml:space="preserve"> == “Lenawee” %}</w:t>
       </w:r>
     </w:p>
     <w:p>
@@ -5690,6 +6360,123 @@
     </w:lvl>
   </w:abstractNum>
   <w:abstractNum w:abstractNumId="5" w15:restartNumberingAfterBreak="0">
+    <w:nsid w:val="232F7A9A"/>
+    <w:multiLevelType w:val="multilevel"/>
+    <w:tmpl w:val="6C489B16"/>
+    <w:lvl w:ilvl="0">
+      <w:start w:val="1"/>
+      <w:numFmt w:val="bullet"/>
+      <w:lvlText w:val="●"/>
+      <w:lvlJc w:val="left"/>
+      <w:pPr>
+        <w:ind w:left="720" w:hanging="360"/>
+      </w:pPr>
+      <w:rPr>
+        <w:rFonts w:ascii="Arial" w:eastAsia="Arial" w:hAnsi="Arial" w:cs="Arial"/>
+        <w:color w:val="222222"/>
+        <w:sz w:val="18"/>
+        <w:szCs w:val="18"/>
+        <w:u w:val="none"/>
+      </w:rPr>
+    </w:lvl>
+    <w:lvl w:ilvl="1">
+      <w:start w:val="1"/>
+      <w:numFmt w:val="bullet"/>
+      <w:lvlText w:val="○"/>
+      <w:lvlJc w:val="left"/>
+      <w:pPr>
+        <w:ind w:left="1440" w:hanging="360"/>
+      </w:pPr>
+      <w:rPr>
+        <w:u w:val="none"/>
+      </w:rPr>
+    </w:lvl>
+    <w:lvl w:ilvl="2">
+      <w:start w:val="1"/>
+      <w:numFmt w:val="bullet"/>
+      <w:lvlText w:val="■"/>
+      <w:lvlJc w:val="left"/>
+      <w:pPr>
+        <w:ind w:left="2160" w:hanging="360"/>
+      </w:pPr>
+      <w:rPr>
+        <w:u w:val="none"/>
+      </w:rPr>
+    </w:lvl>
+    <w:lvl w:ilvl="3">
+      <w:start w:val="1"/>
+      <w:numFmt w:val="bullet"/>
+      <w:lvlText w:val="●"/>
+      <w:lvlJc w:val="left"/>
+      <w:pPr>
+        <w:ind w:left="2880" w:hanging="360"/>
+      </w:pPr>
+      <w:rPr>
+        <w:u w:val="none"/>
+      </w:rPr>
+    </w:lvl>
+    <w:lvl w:ilvl="4">
+      <w:start w:val="1"/>
+      <w:numFmt w:val="bullet"/>
+      <w:lvlText w:val="○"/>
+      <w:lvlJc w:val="left"/>
+      <w:pPr>
+        <w:ind w:left="3600" w:hanging="360"/>
+      </w:pPr>
+      <w:rPr>
+        <w:u w:val="none"/>
+      </w:rPr>
+    </w:lvl>
+    <w:lvl w:ilvl="5">
+      <w:start w:val="1"/>
+      <w:numFmt w:val="bullet"/>
+      <w:lvlText w:val="■"/>
+      <w:lvlJc w:val="left"/>
+      <w:pPr>
+        <w:ind w:left="4320" w:hanging="360"/>
+      </w:pPr>
+      <w:rPr>
+        <w:u w:val="none"/>
+      </w:rPr>
+    </w:lvl>
+    <w:lvl w:ilvl="6">
+      <w:start w:val="1"/>
+      <w:numFmt w:val="bullet"/>
+      <w:lvlText w:val="●"/>
+      <w:lvlJc w:val="left"/>
+      <w:pPr>
+        <w:ind w:left="5040" w:hanging="360"/>
+      </w:pPr>
+      <w:rPr>
+        <w:u w:val="none"/>
+      </w:rPr>
+    </w:lvl>
+    <w:lvl w:ilvl="7">
+      <w:start w:val="1"/>
+      <w:numFmt w:val="bullet"/>
+      <w:lvlText w:val="○"/>
+      <w:lvlJc w:val="left"/>
+      <w:pPr>
+        <w:ind w:left="5760" w:hanging="360"/>
+      </w:pPr>
+      <w:rPr>
+        <w:u w:val="none"/>
+      </w:rPr>
+    </w:lvl>
+    <w:lvl w:ilvl="8">
+      <w:start w:val="1"/>
+      <w:numFmt w:val="bullet"/>
+      <w:lvlText w:val="■"/>
+      <w:lvlJc w:val="left"/>
+      <w:pPr>
+        <w:ind w:left="6480" w:hanging="360"/>
+      </w:pPr>
+      <w:rPr>
+        <w:u w:val="none"/>
+      </w:rPr>
+    </w:lvl>
+  </w:abstractNum>
+  <w:abstractNum w:abstractNumId="6" w15:restartNumberingAfterBreak="0">
     <w:nsid w:val="374E5A16"/>
     <w:multiLevelType w:val="multilevel"/>
     <w:tmpl w:val="895AA7C0"/>
@@ -5802,7 +6589,7 @@
       </w:rPr>
     </w:lvl>
   </w:abstractNum>
-  <w:abstractNum w:abstractNumId="6" w15:restartNumberingAfterBreak="0">
+  <w:abstractNum w:abstractNumId="7" w15:restartNumberingAfterBreak="0">
     <w:nsid w:val="483A1E56"/>
     <w:multiLevelType w:val="multilevel"/>
     <w:tmpl w:val="15A6D7D8"/>
@@ -5919,7 +6706,7 @@
       </w:rPr>
     </w:lvl>
   </w:abstractNum>
-  <w:abstractNum w:abstractNumId="7" w15:restartNumberingAfterBreak="0">
+  <w:abstractNum w:abstractNumId="8" w15:restartNumberingAfterBreak="0">
     <w:nsid w:val="589764A1"/>
     <w:multiLevelType w:val="multilevel"/>
     <w:tmpl w:val="8DAEEE7E"/>
@@ -6036,7 +6823,7 @@
       </w:rPr>
     </w:lvl>
   </w:abstractNum>
-  <w:abstractNum w:abstractNumId="8" w15:restartNumberingAfterBreak="0">
+  <w:abstractNum w:abstractNumId="9" w15:restartNumberingAfterBreak="0">
     <w:nsid w:val="59817B35"/>
     <w:multiLevelType w:val="multilevel"/>
     <w:tmpl w:val="CF5C92FC"/>
@@ -6153,7 +6940,7 @@
       </w:rPr>
     </w:lvl>
   </w:abstractNum>
-  <w:abstractNum w:abstractNumId="9" w15:restartNumberingAfterBreak="0">
+  <w:abstractNum w:abstractNumId="10" w15:restartNumberingAfterBreak="0">
     <w:nsid w:val="5CEE60AC"/>
     <w:multiLevelType w:val="multilevel"/>
     <w:tmpl w:val="0726B236"/>
@@ -6266,7 +7053,7 @@
       </w:rPr>
     </w:lvl>
   </w:abstractNum>
-  <w:abstractNum w:abstractNumId="10" w15:restartNumberingAfterBreak="0">
+  <w:abstractNum w:abstractNumId="11" w15:restartNumberingAfterBreak="0">
     <w:nsid w:val="6A325AE7"/>
     <w:multiLevelType w:val="multilevel"/>
     <w:tmpl w:val="4802C164"/>
@@ -6383,7 +7170,7 @@
       </w:rPr>
     </w:lvl>
   </w:abstractNum>
-  <w:abstractNum w:abstractNumId="11" w15:restartNumberingAfterBreak="0">
+  <w:abstractNum w:abstractNumId="12" w15:restartNumberingAfterBreak="0">
     <w:nsid w:val="6DD0149C"/>
     <w:multiLevelType w:val="multilevel"/>
     <w:tmpl w:val="AF44435E"/>
@@ -6500,7 +7287,7 @@
       </w:rPr>
     </w:lvl>
   </w:abstractNum>
-  <w:abstractNum w:abstractNumId="12" w15:restartNumberingAfterBreak="0">
+  <w:abstractNum w:abstractNumId="13" w15:restartNumberingAfterBreak="0">
     <w:nsid w:val="7AE27462"/>
     <w:multiLevelType w:val="hybridMultilevel"/>
     <w:tmpl w:val="0B5AFE8E"/>
@@ -6613,28 +7400,28 @@
     </w:lvl>
   </w:abstractNum>
   <w:num w:numId="1" w16cid:durableId="386344634">
-    <w:abstractNumId w:val="7"/>
+    <w:abstractNumId w:val="8"/>
   </w:num>
   <w:num w:numId="2" w16cid:durableId="476537505">
+    <w:abstractNumId w:val="12"/>
+  </w:num>
+  <w:num w:numId="3" w16cid:durableId="1204439392">
     <w:abstractNumId w:val="11"/>
   </w:num>
-  <w:num w:numId="3" w16cid:durableId="1204439392">
-    <w:abstractNumId w:val="10"/>
-  </w:num>
   <w:num w:numId="4" w16cid:durableId="1330250068">
-    <w:abstractNumId w:val="6"/>
+    <w:abstractNumId w:val="7"/>
   </w:num>
   <w:num w:numId="5" w16cid:durableId="1786076857">
     <w:abstractNumId w:val="0"/>
   </w:num>
   <w:num w:numId="6" w16cid:durableId="1095204439">
-    <w:abstractNumId w:val="8"/>
+    <w:abstractNumId w:val="9"/>
   </w:num>
   <w:num w:numId="7" w16cid:durableId="942998974">
-    <w:abstractNumId w:val="5"/>
+    <w:abstractNumId w:val="6"/>
   </w:num>
   <w:num w:numId="8" w16cid:durableId="1721781134">
-    <w:abstractNumId w:val="9"/>
+    <w:abstractNumId w:val="10"/>
   </w:num>
   <w:num w:numId="9" w16cid:durableId="1072584620">
     <w:abstractNumId w:val="4"/>
@@ -6649,7 +7436,10 @@
     <w:abstractNumId w:val="2"/>
   </w:num>
   <w:num w:numId="13" w16cid:durableId="1263798956">
-    <w:abstractNumId w:val="12"/>
+    <w:abstractNumId w:val="13"/>
+  </w:num>
+  <w:num w:numId="14" w16cid:durableId="1493253481">
+    <w:abstractNumId w:val="5"/>
   </w:num>
 </w:numbering>
 </file>

--- a/docassemble/MLHDivorceAndCustody/data/templates/instructions_divorce_without_children.docx
+++ b/docassemble/MLHDivorceAndCustody/data/templates/instructions_divorce_without_children.docx
@@ -11,11 +11,7 @@
         <w:t>{</w:t>
       </w:r>
       <w:r>
-        <w:t xml:space="preserve">{ </w:t>
-      </w:r>
-      <w:proofErr w:type="spellStart"/>
-      <w:r>
-        <w:t>county</w:t>
+        <w:t>{ county</w:t>
       </w:r>
       <w:proofErr w:type="gramEnd"/>
       <w:r>
@@ -23,11 +19,7 @@
       </w:r>
       <w:proofErr w:type="gramStart"/>
       <w:r>
-        <w:t>choice</w:t>
-      </w:r>
-      <w:proofErr w:type="spellEnd"/>
-      <w:r>
-        <w:t xml:space="preserve"> }</w:t>
+        <w:t>choice }</w:t>
       </w:r>
       <w:proofErr w:type="gramEnd"/>
       <w:r>
@@ -107,19 +99,11 @@
         </w:rPr>
         <w:t xml:space="preserve"> if </w:t>
       </w:r>
-      <w:proofErr w:type="spellStart"/>
-      <w:r>
-        <w:rPr>
-          <w:color w:val="222222"/>
-        </w:rPr>
-        <w:t>county_choice</w:t>
-      </w:r>
-      <w:proofErr w:type="spellEnd"/>
-      <w:r>
-        <w:rPr>
-          <w:color w:val="222222"/>
-        </w:rPr>
-        <w:t xml:space="preserve"> </w:t>
+      <w:r>
+        <w:rPr>
+          <w:color w:val="222222"/>
+        </w:rPr>
+        <w:t xml:space="preserve">county_choice </w:t>
       </w:r>
       <w:r>
         <w:rPr>
@@ -326,16 +310,80 @@
         <w:rPr>
           <w:color w:val="222222"/>
         </w:rPr>
-        <w:t xml:space="preserve">{% if </w:t>
-      </w:r>
-      <w:proofErr w:type="spellStart"/>
-      <w:r>
-        <w:rPr>
-          <w:color w:val="222222"/>
-        </w:rPr>
-        <w:t>county_choice</w:t>
-      </w:r>
-      <w:proofErr w:type="spellEnd"/>
+        <w:t xml:space="preserve">{% if county_choice </w:t>
+      </w:r>
+      <w:r>
+        <w:rPr>
+          <w:color w:val="222222"/>
+        </w:rPr>
+        <w:t>=</w:t>
+      </w:r>
+      <w:r>
+        <w:rPr>
+          <w:color w:val="222222"/>
+        </w:rPr>
+        <w:t xml:space="preserve">= “Wayne” </w:t>
+      </w:r>
+      <w:proofErr w:type="gramStart"/>
+      <w:r>
+        <w:rPr>
+          <w:color w:val="222222"/>
+        </w:rPr>
+        <w:t>%}</w:t>
+      </w:r>
+      <w:r>
+        <w:rPr>
+          <w:color w:val="222222"/>
+        </w:rPr>
+        <w:t>The</w:t>
+      </w:r>
+      <w:proofErr w:type="gramEnd"/>
+      <w:r>
+        <w:rPr>
+          <w:color w:val="222222"/>
+        </w:rPr>
+        <w:t xml:space="preserve"> instructions below explain which forms you need for each </w:t>
+      </w:r>
+      <w:proofErr w:type="gramStart"/>
+      <w:r>
+        <w:rPr>
+          <w:color w:val="222222"/>
+        </w:rPr>
+        <w:t>step</w:t>
+      </w:r>
+      <w:r>
+        <w:rPr>
+          <w:color w:val="222222"/>
+        </w:rPr>
+        <w:t>.{</w:t>
+      </w:r>
+      <w:proofErr w:type="gramEnd"/>
+      <w:r>
+        <w:rPr>
+          <w:color w:val="222222"/>
+        </w:rPr>
+        <w:t xml:space="preserve">% else </w:t>
+      </w:r>
+      <w:proofErr w:type="gramStart"/>
+      <w:r>
+        <w:rPr>
+          <w:color w:val="222222"/>
+        </w:rPr>
+        <w:t>%}</w:t>
+      </w:r>
+      <w:r>
+        <w:rPr>
+          <w:color w:val="222222"/>
+        </w:rPr>
+        <w:t>You</w:t>
+      </w:r>
+      <w:proofErr w:type="gramEnd"/>
+      <w:r>
+        <w:rPr>
+          <w:color w:val="222222"/>
+        </w:rPr>
+        <w:t xml:space="preserve"> need to make copies of some of the forms.</w:t>
+      </w:r>
       <w:r>
         <w:rPr>
           <w:color w:val="222222"/>
@@ -346,141 +394,49 @@
         <w:rPr>
           <w:color w:val="222222"/>
         </w:rPr>
-        <w:t>=</w:t>
-      </w:r>
-      <w:r>
-        <w:rPr>
-          <w:color w:val="222222"/>
-        </w:rPr>
-        <w:t xml:space="preserve">= “Wayne” </w:t>
+        <w:t xml:space="preserve">The instructions below explain which forms you need for each step and how many copies to </w:t>
       </w:r>
       <w:proofErr w:type="gramStart"/>
       <w:r>
         <w:rPr>
           <w:color w:val="222222"/>
         </w:rPr>
-        <w:t>%}</w:t>
-      </w:r>
-      <w:r>
-        <w:rPr>
-          <w:color w:val="222222"/>
-        </w:rPr>
-        <w:t>The</w:t>
+        <w:t>make.</w:t>
+      </w:r>
+      <w:r>
+        <w:rPr>
+          <w:color w:val="222222"/>
+        </w:rPr>
+        <w:t>{</w:t>
       </w:r>
       <w:proofErr w:type="gramEnd"/>
       <w:r>
         <w:rPr>
           <w:color w:val="222222"/>
         </w:rPr>
-        <w:t xml:space="preserve"> instructions below explain which forms you need for each </w:t>
+        <w:t xml:space="preserve">% </w:t>
       </w:r>
       <w:proofErr w:type="gramStart"/>
       <w:r>
         <w:rPr>
           <w:color w:val="222222"/>
         </w:rPr>
-        <w:t>step</w:t>
-      </w:r>
-      <w:r>
-        <w:rPr>
-          <w:color w:val="222222"/>
-        </w:rPr>
-        <w:t>.{</w:t>
+        <w:t>endif %}</w:t>
       </w:r>
       <w:proofErr w:type="gramEnd"/>
-      <w:r>
-        <w:rPr>
-          <w:color w:val="222222"/>
-        </w:rPr>
-        <w:t xml:space="preserve">% else </w:t>
-      </w:r>
-      <w:proofErr w:type="gramStart"/>
-      <w:r>
-        <w:rPr>
-          <w:color w:val="222222"/>
-        </w:rPr>
-        <w:t>%}</w:t>
-      </w:r>
-      <w:r>
-        <w:rPr>
-          <w:color w:val="222222"/>
-        </w:rPr>
-        <w:t>You</w:t>
-      </w:r>
-      <w:proofErr w:type="gramEnd"/>
-      <w:r>
-        <w:rPr>
-          <w:color w:val="222222"/>
-        </w:rPr>
-        <w:t xml:space="preserve"> need to make copies of some of the forms.</w:t>
-      </w:r>
-      <w:r>
-        <w:rPr>
-          <w:color w:val="222222"/>
-        </w:rPr>
-        <w:t xml:space="preserve"> </w:t>
-      </w:r>
-      <w:r>
-        <w:rPr>
-          <w:color w:val="222222"/>
-        </w:rPr>
-        <w:t xml:space="preserve">The instructions below explain which forms you need for each step and how many copies to </w:t>
-      </w:r>
-      <w:proofErr w:type="gramStart"/>
-      <w:r>
-        <w:rPr>
-          <w:color w:val="222222"/>
-        </w:rPr>
-        <w:t>make.</w:t>
-      </w:r>
-      <w:r>
-        <w:rPr>
-          <w:color w:val="222222"/>
-        </w:rPr>
-        <w:t>{</w:t>
-      </w:r>
-      <w:proofErr w:type="gramEnd"/>
-      <w:r>
-        <w:rPr>
-          <w:color w:val="222222"/>
-        </w:rPr>
-        <w:t xml:space="preserve">% </w:t>
-      </w:r>
-      <w:proofErr w:type="gramStart"/>
-      <w:r>
-        <w:rPr>
-          <w:color w:val="222222"/>
-        </w:rPr>
-        <w:t>endif %}</w:t>
-      </w:r>
-      <w:proofErr w:type="gramEnd"/>
-    </w:p>
-    <w:p>
-      <w:pPr>
-        <w:spacing w:before="180" w:after="180"/>
-        <w:rPr>
-          <w:color w:val="222222"/>
-        </w:rPr>
-      </w:pPr>
-      <w:r>
-        <w:rPr>
-          <w:color w:val="222222"/>
-        </w:rPr>
-        <w:t xml:space="preserve">{%p if </w:t>
-      </w:r>
-      <w:proofErr w:type="spellStart"/>
-      <w:r>
-        <w:rPr>
-          <w:color w:val="222222"/>
-        </w:rPr>
-        <w:t>county_choice</w:t>
-      </w:r>
-      <w:proofErr w:type="spellEnd"/>
-      <w:r>
-        <w:rPr>
-          <w:color w:val="222222"/>
-        </w:rPr>
-        <w:t xml:space="preserve"> == “Oakland” %}</w:t>
+    </w:p>
+    <w:p>
+      <w:pPr>
+        <w:spacing w:before="180" w:after="180"/>
+        <w:rPr>
+          <w:color w:val="222222"/>
+        </w:rPr>
+      </w:pPr>
+      <w:r>
+        <w:rPr>
+          <w:color w:val="222222"/>
+        </w:rPr>
+        <w:t>{%p if county_choice == “Oakland” %}</w:t>
       </w:r>
     </w:p>
     <w:p>
@@ -497,7 +453,6 @@
         <w:t xml:space="preserve">Divorce cases are now e-filed in Oakland County. Please note that completing the documents on Michigan Legal Help or Law Help Interactive does not file anything with the court. You will need to upload your documents in </w:t>
       </w:r>
       <w:hyperlink r:id="rId8">
-        <w:proofErr w:type="spellStart"/>
         <w:r>
           <w:rPr>
             <w:b/>
@@ -507,7 +462,6 @@
           </w:rPr>
           <w:t>MiFILE</w:t>
         </w:r>
-        <w:proofErr w:type="spellEnd"/>
       </w:hyperlink>
       <w:r>
         <w:rPr>
@@ -558,7 +512,6 @@
         </w:rPr>
         <w:t xml:space="preserve"> </w:t>
       </w:r>
-      <w:proofErr w:type="spellStart"/>
       <w:r>
         <w:rPr>
           <w:color w:val="222222"/>
@@ -569,28 +522,7 @@
         <w:rPr>
           <w:color w:val="222222"/>
         </w:rPr>
-        <w:t>if</w:t>
-      </w:r>
-      <w:proofErr w:type="spellEnd"/>
-      <w:r>
-        <w:rPr>
-          <w:color w:val="222222"/>
-        </w:rPr>
-        <w:t xml:space="preserve"> </w:t>
-      </w:r>
-      <w:proofErr w:type="spellStart"/>
-      <w:r>
-        <w:rPr>
-          <w:color w:val="222222"/>
-        </w:rPr>
-        <w:t>county_choice</w:t>
-      </w:r>
-      <w:proofErr w:type="spellEnd"/>
-      <w:r>
-        <w:rPr>
-          <w:color w:val="222222"/>
-        </w:rPr>
-        <w:t xml:space="preserve"> == “Ottawa” %}</w:t>
+        <w:t>if county_choice == “Ottawa” %}</w:t>
       </w:r>
     </w:p>
     <w:p>
@@ -607,7 +539,6 @@
         <w:t xml:space="preserve">You will need to file your initial forms at the Circuit Court Clerk’s Office (see Step 5). But note that everything you file in your case after this initial filing will need to be e-filed using </w:t>
       </w:r>
       <w:hyperlink r:id="rId10" w:history="1">
-        <w:proofErr w:type="spellStart"/>
         <w:r>
           <w:rPr>
             <w:rStyle w:val="Hyperlink"/>
@@ -615,7 +546,6 @@
           </w:rPr>
           <w:t>MiFILE</w:t>
         </w:r>
-        <w:proofErr w:type="spellEnd"/>
       </w:hyperlink>
       <w:r>
         <w:rPr>
@@ -665,35 +595,7 @@
         <w:rPr>
           <w:color w:val="222222"/>
         </w:rPr>
-        <w:t xml:space="preserve">{%p </w:t>
-      </w:r>
-      <w:proofErr w:type="spellStart"/>
-      <w:r>
-        <w:rPr>
-          <w:color w:val="222222"/>
-        </w:rPr>
-        <w:t>elif</w:t>
-      </w:r>
-      <w:proofErr w:type="spellEnd"/>
-      <w:r>
-        <w:rPr>
-          <w:color w:val="222222"/>
-        </w:rPr>
-        <w:t xml:space="preserve"> </w:t>
-      </w:r>
-      <w:proofErr w:type="spellStart"/>
-      <w:r>
-        <w:rPr>
-          <w:color w:val="222222"/>
-        </w:rPr>
-        <w:t>county_choice</w:t>
-      </w:r>
-      <w:proofErr w:type="spellEnd"/>
-      <w:r>
-        <w:rPr>
-          <w:color w:val="222222"/>
-        </w:rPr>
-        <w:t xml:space="preserve"> == “Wayne” %}</w:t>
+        <w:t>{%p elif county_choice == “Wayne” %}</w:t>
       </w:r>
     </w:p>
     <w:p>
@@ -849,21 +751,7 @@
         <w:rPr>
           <w:color w:val="222222"/>
         </w:rPr>
-        <w:t xml:space="preserve"> the court, the clerk will print the Summons for you when you file your Complaint for Divorce. If you file online through the Domestic Case Filings System, you will need to create an </w:t>
-      </w:r>
-      <w:proofErr w:type="spellStart"/>
-      <w:r>
-        <w:rPr>
-          <w:color w:val="222222"/>
-        </w:rPr>
-        <w:t>eSummons</w:t>
-      </w:r>
-      <w:proofErr w:type="spellEnd"/>
-      <w:r>
-        <w:rPr>
-          <w:color w:val="222222"/>
-        </w:rPr>
-        <w:t xml:space="preserve"> after you file.</w:t>
+        <w:t xml:space="preserve"> the court, the clerk will print the Summons for you when you file your Complaint for Divorce. If you file online through the Domestic Case Filings System, you will need to create an eSummons after you file.</w:t>
       </w:r>
     </w:p>
     <w:p>
@@ -884,16 +772,8 @@
         <w:rPr>
           <w:color w:val="222222"/>
         </w:rPr>
-        <w:t xml:space="preserve">an </w:t>
-      </w:r>
-      <w:proofErr w:type="spellStart"/>
-      <w:r>
-        <w:rPr>
-          <w:color w:val="222222"/>
-        </w:rPr>
-        <w:t>eSummons</w:t>
-      </w:r>
-      <w:proofErr w:type="spellEnd"/>
+        <w:t>an eSummons</w:t>
+      </w:r>
       <w:proofErr w:type="gramEnd"/>
       <w:r>
         <w:rPr>
@@ -992,16 +872,8 @@
         <w:rPr>
           <w:color w:val="222222"/>
         </w:rPr>
-        <w:t xml:space="preserve">E-filing using </w:t>
-      </w:r>
-      <w:proofErr w:type="spellStart"/>
-      <w:r>
-        <w:rPr>
-          <w:color w:val="222222"/>
-        </w:rPr>
-        <w:t>MiFILE</w:t>
-      </w:r>
-      <w:proofErr w:type="spellEnd"/>
+        <w:t>E-filing using MiFILE</w:t>
+      </w:r>
     </w:p>
     <w:p>
       <w:pPr>
@@ -1065,32 +937,17 @@
         </w:rPr>
         <w:t xml:space="preserve">{%p if </w:t>
       </w:r>
-      <w:proofErr w:type="spellStart"/>
-      <w:r>
-        <w:rPr>
-          <w:color w:val="222222"/>
-        </w:rPr>
-        <w:t>county_choice</w:t>
-      </w:r>
-      <w:proofErr w:type="spellEnd"/>
-      <w:r>
-        <w:rPr>
-          <w:color w:val="222222"/>
-        </w:rPr>
-        <w:t xml:space="preserve"> not in</w:t>
-      </w:r>
-      <w:r>
-        <w:rPr>
-          <w:color w:val="222222"/>
-        </w:rPr>
-        <w:t xml:space="preserve"> “</w:t>
-      </w:r>
-      <w:proofErr w:type="spellStart"/>
-      <w:r>
-        <w:rPr>
-          <w:color w:val="222222"/>
-        </w:rPr>
-        <w:t>Oakland</w:t>
+      <w:r>
+        <w:rPr>
+          <w:color w:val="222222"/>
+        </w:rPr>
+        <w:t>county_choice not in</w:t>
+      </w:r>
+      <w:r>
+        <w:rPr>
+          <w:color w:val="222222"/>
+        </w:rPr>
+        <w:t xml:space="preserve"> “Oakland</w:t>
       </w:r>
       <w:r>
         <w:rPr>
@@ -1102,14 +959,7 @@
         <w:rPr>
           <w:color w:val="222222"/>
         </w:rPr>
-        <w:t>Wayne</w:t>
-      </w:r>
-      <w:proofErr w:type="spellEnd"/>
-      <w:r>
-        <w:rPr>
-          <w:color w:val="222222"/>
-        </w:rPr>
-        <w:t>” %}</w:t>
+        <w:t>Wayne” %}</w:t>
       </w:r>
     </w:p>
     <w:p>
@@ -1166,32 +1016,17 @@
         </w:rPr>
         <w:t xml:space="preserve"> if </w:t>
       </w:r>
-      <w:proofErr w:type="spellStart"/>
-      <w:r>
-        <w:rPr>
-          <w:color w:val="222222"/>
-        </w:rPr>
-        <w:t>county_choice</w:t>
-      </w:r>
-      <w:proofErr w:type="spellEnd"/>
-      <w:r>
-        <w:rPr>
-          <w:color w:val="222222"/>
-        </w:rPr>
-        <w:t xml:space="preserve"> not in </w:t>
-      </w:r>
-      <w:r>
-        <w:rPr>
-          <w:color w:val="222222"/>
-        </w:rPr>
-        <w:t>“</w:t>
-      </w:r>
-      <w:proofErr w:type="spellStart"/>
-      <w:r>
-        <w:rPr>
-          <w:color w:val="222222"/>
-        </w:rPr>
-        <w:t>Oakland</w:t>
+      <w:r>
+        <w:rPr>
+          <w:color w:val="222222"/>
+        </w:rPr>
+        <w:t xml:space="preserve">county_choice not in </w:t>
+      </w:r>
+      <w:r>
+        <w:rPr>
+          <w:color w:val="222222"/>
+        </w:rPr>
+        <w:t>“Oakland</w:t>
       </w:r>
       <w:r>
         <w:rPr>
@@ -1203,14 +1038,7 @@
         <w:rPr>
           <w:color w:val="222222"/>
         </w:rPr>
-        <w:t>Ottawa</w:t>
-      </w:r>
-      <w:proofErr w:type="spellEnd"/>
-      <w:r>
-        <w:rPr>
-          <w:color w:val="222222"/>
-        </w:rPr>
-        <w:t>” %}</w:t>
+        <w:t>Ottawa” %}</w:t>
       </w:r>
     </w:p>
     <w:p>
@@ -1221,7 +1049,6 @@
         </w:rPr>
       </w:pPr>
       <w:hyperlink r:id="rId16">
-        <w:proofErr w:type="spellStart"/>
         <w:r>
           <w:rPr>
             <w:color w:val="1155CC"/>
@@ -1229,7 +1056,6 @@
           </w:rPr>
           <w:t>MiFILE</w:t>
         </w:r>
-        <w:proofErr w:type="spellEnd"/>
       </w:hyperlink>
       <w:r>
         <w:rPr>
@@ -1419,7 +1245,6 @@
         </w:rPr>
         <w:t xml:space="preserve">// </w:t>
       </w:r>
-      <w:proofErr w:type="spellStart"/>
       <w:r>
         <w:rPr>
           <w:color w:val="BFBFBF" w:themeColor="background1" w:themeShade="BF"/>
@@ -1432,7 +1257,6 @@
         </w:rPr>
         <w:t>Wayne</w:t>
       </w:r>
-      <w:proofErr w:type="spellEnd"/>
     </w:p>
     <w:p>
       <w:pPr>
@@ -1453,21 +1277,7 @@
         <w:rPr>
           <w:color w:val="222222"/>
         </w:rPr>
-        <w:t xml:space="preserve">{%p if </w:t>
-      </w:r>
-      <w:proofErr w:type="spellStart"/>
-      <w:r>
-        <w:rPr>
-          <w:color w:val="222222"/>
-        </w:rPr>
-        <w:t>county_choice</w:t>
-      </w:r>
-      <w:proofErr w:type="spellEnd"/>
-      <w:r>
-        <w:rPr>
-          <w:color w:val="222222"/>
-        </w:rPr>
-        <w:t xml:space="preserve"> == “Wayne” %}</w:t>
+        <w:t>{%p if county_choice == “Wayne” %}</w:t>
       </w:r>
     </w:p>
     <w:p>
@@ -1544,35 +1354,7 @@
         <w:rPr>
           <w:color w:val="222222"/>
         </w:rPr>
-        <w:t xml:space="preserve"> and use the code 6223. A copy of the </w:t>
-      </w:r>
-      <w:proofErr w:type="spellStart"/>
-      <w:r>
-        <w:rPr>
-          <w:color w:val="222222"/>
-        </w:rPr>
-        <w:t>GovPay</w:t>
-      </w:r>
-      <w:proofErr w:type="spellEnd"/>
-      <w:r>
-        <w:rPr>
-          <w:color w:val="222222"/>
-        </w:rPr>
-        <w:t xml:space="preserve"> receipt must be included with your case filing. Use your last name for the case number on </w:t>
-      </w:r>
-      <w:proofErr w:type="spellStart"/>
-      <w:r>
-        <w:rPr>
-          <w:color w:val="222222"/>
-        </w:rPr>
-        <w:t>GovPay</w:t>
-      </w:r>
-      <w:proofErr w:type="spellEnd"/>
-      <w:r>
-        <w:rPr>
-          <w:color w:val="222222"/>
-        </w:rPr>
-        <w:t>.</w:t>
+        <w:t xml:space="preserve"> and use the code 6223. A copy of the GovPay receipt must be included with your case filing. Use your last name for the case number on GovPay.</w:t>
       </w:r>
     </w:p>
     <w:p>
@@ -1906,21 +1688,7 @@
         <w:rPr>
           <w:color w:val="222222"/>
         </w:rPr>
-        <w:t xml:space="preserve">{%p if </w:t>
-      </w:r>
-      <w:proofErr w:type="spellStart"/>
-      <w:r>
-        <w:rPr>
-          <w:color w:val="222222"/>
-        </w:rPr>
-        <w:t>county_choice</w:t>
-      </w:r>
-      <w:proofErr w:type="spellEnd"/>
-      <w:r>
-        <w:rPr>
-          <w:color w:val="222222"/>
-        </w:rPr>
-        <w:t xml:space="preserve"> == “Wayne” %}</w:t>
+        <w:t>{%p if county_choice == “Wayne” %}</w:t>
       </w:r>
     </w:p>
     <w:p>
@@ -2176,21 +1944,7 @@
         <w:rPr>
           <w:color w:val="222222"/>
         </w:rPr>
-        <w:t xml:space="preserve">{%p if </w:t>
-      </w:r>
-      <w:proofErr w:type="spellStart"/>
-      <w:r>
-        <w:rPr>
-          <w:color w:val="222222"/>
-        </w:rPr>
-        <w:t>county_choice</w:t>
-      </w:r>
-      <w:proofErr w:type="spellEnd"/>
-      <w:r>
-        <w:rPr>
-          <w:color w:val="222222"/>
-        </w:rPr>
-        <w:t xml:space="preserve"> == “Wayne” %}</w:t>
+        <w:t>{%p if county_choice == “Wayne” %}</w:t>
       </w:r>
     </w:p>
     <w:p>
@@ -2300,21 +2054,12 @@
         </w:rPr>
         <w:t xml:space="preserve">{% if </w:t>
       </w:r>
-      <w:proofErr w:type="spellStart"/>
-      <w:r>
-        <w:rPr>
-          <w:color w:val="222222"/>
-        </w:rPr>
-        <w:t>county_choice</w:t>
-      </w:r>
-      <w:proofErr w:type="spellEnd"/>
-      <w:r>
-        <w:rPr>
-          <w:color w:val="222222"/>
-        </w:rPr>
-        <w:t xml:space="preserve"> in “</w:t>
-      </w:r>
-      <w:proofErr w:type="spellStart"/>
+      <w:r>
+        <w:rPr>
+          <w:color w:val="222222"/>
+        </w:rPr>
+        <w:t>county_choice in “</w:t>
+      </w:r>
       <w:r>
         <w:rPr>
           <w:color w:val="222222"/>
@@ -2333,7 +2078,6 @@
         </w:rPr>
         <w:t>Washtenaw</w:t>
       </w:r>
-      <w:proofErr w:type="spellEnd"/>
       <w:r>
         <w:rPr>
           <w:color w:val="222222"/>
@@ -2594,32 +2338,14 @@
           <w:color w:val="222222"/>
           <w:highlight w:val="white"/>
         </w:rPr>
-        <w:t xml:space="preserve">If you will file either by e-mail or using </w:t>
-      </w:r>
-      <w:proofErr w:type="spellStart"/>
+        <w:t>If you will file either by e-mail or using MiFILE, you will not need to file an extra co</w:t>
+      </w:r>
       <w:r>
         <w:rPr>
           <w:b/>
           <w:color w:val="222222"/>
           <w:highlight w:val="white"/>
         </w:rPr>
-        <w:t>MiFILE</w:t>
-      </w:r>
-      <w:proofErr w:type="spellEnd"/>
-      <w:r>
-        <w:rPr>
-          <w:b/>
-          <w:color w:val="222222"/>
-          <w:highlight w:val="white"/>
-        </w:rPr>
-        <w:t>, you will not need to file an extra co</w:t>
-      </w:r>
-      <w:r>
-        <w:rPr>
-          <w:b/>
-          <w:color w:val="222222"/>
-          <w:highlight w:val="white"/>
-        </w:rPr>
         <w:t>py for the Friend of the Court.</w:t>
       </w:r>
     </w:p>
@@ -2676,21 +2402,7 @@
         <w:rPr>
           <w:color w:val="222222"/>
         </w:rPr>
-        <w:t xml:space="preserve">{%p if </w:t>
-      </w:r>
-      <w:proofErr w:type="spellStart"/>
-      <w:r>
-        <w:rPr>
-          <w:color w:val="222222"/>
-        </w:rPr>
-        <w:t>county_choice</w:t>
-      </w:r>
-      <w:proofErr w:type="spellEnd"/>
-      <w:r>
-        <w:rPr>
-          <w:color w:val="222222"/>
-        </w:rPr>
-        <w:t xml:space="preserve"> == “Wayne” %}</w:t>
+        <w:t>{%p if county_choice == “Wayne” %}</w:t>
       </w:r>
     </w:p>
     <w:p>
@@ -2923,21 +2635,12 @@
         <w:t xml:space="preserve">After you get the confirmation e-mail that your case has been accepted for filing and assigned a docket number and judge, you will need to create a Summons on the </w:t>
       </w:r>
       <w:hyperlink r:id="rId29">
-        <w:proofErr w:type="spellStart"/>
         <w:r>
           <w:rPr>
             <w:color w:val="1155CC"/>
             <w:u w:val="single"/>
           </w:rPr>
-          <w:t>eSummons</w:t>
-        </w:r>
-        <w:proofErr w:type="spellEnd"/>
-        <w:r>
-          <w:rPr>
-            <w:color w:val="1155CC"/>
-            <w:u w:val="single"/>
-          </w:rPr>
-          <w:t xml:space="preserve"> page</w:t>
+          <w:t>eSummons page</w:t>
         </w:r>
       </w:hyperlink>
       <w:r>
@@ -3327,21 +3030,7 @@
         <w:rPr>
           <w:color w:val="222222"/>
         </w:rPr>
-        <w:t xml:space="preserve">{%p if </w:t>
-      </w:r>
-      <w:proofErr w:type="spellStart"/>
-      <w:r>
-        <w:rPr>
-          <w:color w:val="222222"/>
-        </w:rPr>
-        <w:t>county_choice</w:t>
-      </w:r>
-      <w:proofErr w:type="spellEnd"/>
-      <w:r>
-        <w:rPr>
-          <w:color w:val="222222"/>
-        </w:rPr>
-        <w:t xml:space="preserve"> == “Oakland” %}</w:t>
+        <w:t>{%p if county_choice == “Oakland” %}</w:t>
       </w:r>
     </w:p>
     <w:p>
@@ -3389,7 +3078,6 @@
         <w:t xml:space="preserve">Upload your documents in </w:t>
       </w:r>
       <w:hyperlink r:id="rId33">
-        <w:proofErr w:type="spellStart"/>
         <w:r>
           <w:rPr>
             <w:rStyle w:val="Hyperlink"/>
@@ -3399,30 +3087,13 @@
           </w:rPr>
           <w:t>MiFILE</w:t>
         </w:r>
-        <w:proofErr w:type="spellEnd"/>
       </w:hyperlink>
       <w:r>
         <w:rPr>
           <w:b/>
           <w:color w:val="222222"/>
         </w:rPr>
-        <w:t xml:space="preserve">. Within </w:t>
-      </w:r>
-      <w:proofErr w:type="spellStart"/>
-      <w:r>
-        <w:rPr>
-          <w:b/>
-          <w:color w:val="222222"/>
-        </w:rPr>
-        <w:t>MiFILE</w:t>
-      </w:r>
-      <w:proofErr w:type="spellEnd"/>
-      <w:r>
-        <w:rPr>
-          <w:b/>
-          <w:color w:val="222222"/>
-        </w:rPr>
-        <w:t xml:space="preserve">, you will need to choose a </w:t>
+        <w:t xml:space="preserve">. Within MiFILE, you will need to choose a </w:t>
       </w:r>
       <w:proofErr w:type="gramStart"/>
       <w:r>
@@ -3484,7 +3155,6 @@
         </w:rPr>
         <w:t xml:space="preserve"> </w:t>
       </w:r>
-      <w:proofErr w:type="spellStart"/>
       <w:r>
         <w:rPr>
           <w:color w:val="222222"/>
@@ -3495,235 +3165,154 @@
         <w:rPr>
           <w:color w:val="222222"/>
         </w:rPr>
-        <w:t>if</w:t>
-      </w:r>
-      <w:proofErr w:type="spellEnd"/>
+        <w:t>if county_choice not in “Allegan|Ingham|Lenawee|Ottawa” %}</w:t>
+      </w:r>
+    </w:p>
+    <w:p>
+      <w:pPr>
+        <w:spacing w:before="180" w:after="180"/>
+        <w:rPr>
+          <w:color w:val="222222"/>
+        </w:rPr>
+      </w:pPr>
+      <w:r>
+        <w:rPr>
+          <w:b/>
+          <w:color w:val="222222"/>
+        </w:rPr>
+        <w:t xml:space="preserve">Please note that completing the documents on Michigan Legal Help or </w:t>
+      </w:r>
+      <w:r>
+        <w:rPr>
+          <w:b/>
+          <w:color w:val="222222"/>
+        </w:rPr>
+        <w:t>MLH-</w:t>
+      </w:r>
+      <w:r>
+        <w:rPr>
+          <w:b/>
+          <w:color w:val="222222"/>
+        </w:rPr>
+        <w:t>Forms</w:t>
+      </w:r>
+      <w:r>
+        <w:rPr>
+          <w:b/>
+          <w:color w:val="222222"/>
+        </w:rPr>
+        <w:t xml:space="preserve"> does not file anything with the court. </w:t>
+      </w:r>
+      <w:r>
+        <w:rPr>
+          <w:color w:val="222222"/>
+        </w:rPr>
+        <w:t>Contact your court to find out which filing methods are available. Depending on your court, you may be able to file electronically. To learn more about filing methods that may be available, read Step 1. If you are e-filing using MiFILE, you will need to know the case-type code. The case type code for divorce without minor children is DO.</w:t>
+      </w:r>
+    </w:p>
+    <w:p>
+      <w:pPr>
+        <w:spacing w:before="180" w:after="180"/>
+        <w:rPr>
+          <w:color w:val="222222"/>
+        </w:rPr>
+      </w:pPr>
+      <w:r>
+        <w:rPr>
+          <w:color w:val="222222"/>
+        </w:rPr>
+        <w:t>{%</w:t>
+      </w:r>
+      <w:r>
+        <w:rPr>
+          <w:color w:val="222222"/>
+        </w:rPr>
+        <w:t>p</w:t>
+      </w:r>
       <w:r>
         <w:rPr>
           <w:color w:val="222222"/>
         </w:rPr>
         <w:t xml:space="preserve"> </w:t>
       </w:r>
-      <w:proofErr w:type="spellStart"/>
-      <w:r>
-        <w:rPr>
-          <w:color w:val="222222"/>
-        </w:rPr>
-        <w:t>county_choice</w:t>
-      </w:r>
-      <w:proofErr w:type="spellEnd"/>
-      <w:r>
-        <w:rPr>
-          <w:color w:val="222222"/>
-        </w:rPr>
-        <w:t xml:space="preserve"> not in “</w:t>
-      </w:r>
-      <w:proofErr w:type="spellStart"/>
-      <w:r>
-        <w:rPr>
-          <w:color w:val="222222"/>
-        </w:rPr>
-        <w:t>Allegan|Ingham|Lenawee|Ottawa</w:t>
-      </w:r>
-      <w:proofErr w:type="spellEnd"/>
-      <w:r>
-        <w:rPr>
-          <w:color w:val="222222"/>
-        </w:rPr>
-        <w:t>” %}</w:t>
-      </w:r>
-    </w:p>
-    <w:p>
-      <w:pPr>
-        <w:spacing w:before="180" w:after="180"/>
-        <w:rPr>
-          <w:color w:val="222222"/>
-        </w:rPr>
-      </w:pPr>
-      <w:r>
-        <w:rPr>
-          <w:b/>
-          <w:color w:val="222222"/>
-        </w:rPr>
-        <w:t xml:space="preserve">Please note that completing the documents on Michigan Legal Help or </w:t>
-      </w:r>
-      <w:r>
-        <w:rPr>
-          <w:b/>
-          <w:color w:val="222222"/>
-        </w:rPr>
-        <w:t>MLH-</w:t>
-      </w:r>
-      <w:r>
-        <w:rPr>
-          <w:b/>
-          <w:color w:val="222222"/>
-        </w:rPr>
-        <w:t>Forms</w:t>
-      </w:r>
-      <w:r>
-        <w:rPr>
-          <w:b/>
-          <w:color w:val="222222"/>
-        </w:rPr>
-        <w:t xml:space="preserve"> does not file anything with the court. </w:t>
-      </w:r>
-      <w:r>
-        <w:rPr>
-          <w:color w:val="222222"/>
-        </w:rPr>
-        <w:t xml:space="preserve">Contact your court to find out which filing methods are available. Depending on your court, you may be able to file electronically. To learn more about filing methods that may be available, read Step 1. If you are e-filing using </w:t>
-      </w:r>
-      <w:proofErr w:type="spellStart"/>
-      <w:r>
-        <w:rPr>
-          <w:color w:val="222222"/>
-        </w:rPr>
-        <w:t>MiFILE</w:t>
-      </w:r>
-      <w:proofErr w:type="spellEnd"/>
-      <w:r>
-        <w:rPr>
-          <w:color w:val="222222"/>
-        </w:rPr>
-        <w:t>, you will need to know the case-type code. The case type code for divorce without minor children is DO.</w:t>
-      </w:r>
-    </w:p>
-    <w:p>
-      <w:pPr>
-        <w:spacing w:before="180" w:after="180"/>
-        <w:rPr>
-          <w:color w:val="222222"/>
-        </w:rPr>
-      </w:pPr>
-      <w:r>
-        <w:rPr>
-          <w:color w:val="222222"/>
+      <w:proofErr w:type="gramStart"/>
+      <w:r>
+        <w:rPr>
+          <w:color w:val="222222"/>
+        </w:rPr>
+        <w:t>endif %}</w:t>
+      </w:r>
+      <w:proofErr w:type="gramEnd"/>
+    </w:p>
+    <w:p>
+      <w:pPr>
+        <w:spacing w:before="180" w:after="180"/>
+        <w:rPr>
+          <w:color w:val="222222"/>
+        </w:rPr>
+      </w:pPr>
+      <w:r>
+        <w:rPr>
+          <w:color w:val="222222"/>
+          <w:highlight w:val="white"/>
         </w:rPr>
         <w:t>{%</w:t>
       </w:r>
       <w:r>
         <w:rPr>
           <w:color w:val="222222"/>
+          <w:highlight w:val="white"/>
         </w:rPr>
         <w:t>p</w:t>
       </w:r>
       <w:r>
         <w:rPr>
           <w:color w:val="222222"/>
-        </w:rPr>
-        <w:t xml:space="preserve"> </w:t>
-      </w:r>
-      <w:proofErr w:type="gramStart"/>
-      <w:r>
-        <w:rPr>
-          <w:color w:val="222222"/>
-        </w:rPr>
-        <w:t>endif %}</w:t>
-      </w:r>
-      <w:proofErr w:type="gramEnd"/>
-    </w:p>
-    <w:p>
-      <w:pPr>
-        <w:spacing w:before="180" w:after="180"/>
-        <w:rPr>
-          <w:color w:val="222222"/>
-        </w:rPr>
-      </w:pPr>
-      <w:r>
-        <w:rPr>
-          <w:color w:val="222222"/>
           <w:highlight w:val="white"/>
         </w:rPr>
-        <w:t>{%</w:t>
+        <w:t xml:space="preserve"> if county_choice </w:t>
       </w:r>
       <w:r>
         <w:rPr>
           <w:color w:val="222222"/>
           <w:highlight w:val="white"/>
         </w:rPr>
-        <w:t>p</w:t>
+        <w:t>in</w:t>
       </w:r>
       <w:r>
         <w:rPr>
           <w:color w:val="222222"/>
           <w:highlight w:val="white"/>
         </w:rPr>
-        <w:t xml:space="preserve"> if </w:t>
-      </w:r>
-      <w:proofErr w:type="spellStart"/>
+        <w:t xml:space="preserve"> “Allegan</w:t>
+      </w:r>
       <w:r>
         <w:rPr>
           <w:color w:val="222222"/>
           <w:highlight w:val="white"/>
         </w:rPr>
-        <w:t>county_choice</w:t>
-      </w:r>
-      <w:proofErr w:type="spellEnd"/>
+        <w:t>|</w:t>
+      </w:r>
       <w:r>
         <w:rPr>
           <w:color w:val="222222"/>
           <w:highlight w:val="white"/>
         </w:rPr>
-        <w:t xml:space="preserve"> </w:t>
+        <w:t>Ingham</w:t>
       </w:r>
       <w:r>
         <w:rPr>
           <w:color w:val="222222"/>
           <w:highlight w:val="white"/>
         </w:rPr>
-        <w:t>in</w:t>
+        <w:t>|</w:t>
       </w:r>
       <w:r>
         <w:rPr>
           <w:color w:val="222222"/>
           <w:highlight w:val="white"/>
         </w:rPr>
-        <w:t xml:space="preserve"> “</w:t>
-      </w:r>
-      <w:proofErr w:type="spellStart"/>
-      <w:r>
-        <w:rPr>
-          <w:color w:val="222222"/>
-          <w:highlight w:val="white"/>
-        </w:rPr>
-        <w:t>Allegan</w:t>
-      </w:r>
-      <w:r>
-        <w:rPr>
-          <w:color w:val="222222"/>
-          <w:highlight w:val="white"/>
-        </w:rPr>
-        <w:t>|</w:t>
-      </w:r>
-      <w:r>
-        <w:rPr>
-          <w:color w:val="222222"/>
-          <w:highlight w:val="white"/>
-        </w:rPr>
-        <w:t>Ingham</w:t>
-      </w:r>
-      <w:r>
-        <w:rPr>
-          <w:color w:val="222222"/>
-          <w:highlight w:val="white"/>
-        </w:rPr>
-        <w:t>|</w:t>
-      </w:r>
-      <w:r>
-        <w:rPr>
-          <w:color w:val="222222"/>
-          <w:highlight w:val="white"/>
-        </w:rPr>
-        <w:t>Lenawee</w:t>
-      </w:r>
-      <w:proofErr w:type="spellEnd"/>
-      <w:r>
-        <w:rPr>
-          <w:color w:val="222222"/>
-          <w:highlight w:val="white"/>
-        </w:rPr>
-        <w:t xml:space="preserve">” </w:t>
+        <w:t xml:space="preserve">Lenawee” </w:t>
       </w:r>
       <w:r>
         <w:rPr>
@@ -3785,35 +3374,7 @@
         <w:rPr>
           <w:color w:val="222222"/>
         </w:rPr>
-        <w:t xml:space="preserve"> </w:t>
-      </w:r>
-      <w:proofErr w:type="spellStart"/>
-      <w:r>
-        <w:rPr>
-          <w:color w:val="222222"/>
-        </w:rPr>
-        <w:t>elif</w:t>
-      </w:r>
-      <w:proofErr w:type="spellEnd"/>
-      <w:r>
-        <w:rPr>
-          <w:color w:val="222222"/>
-        </w:rPr>
-        <w:t xml:space="preserve"> </w:t>
-      </w:r>
-      <w:proofErr w:type="spellStart"/>
-      <w:r>
-        <w:rPr>
-          <w:color w:val="222222"/>
-        </w:rPr>
-        <w:t>county_choice</w:t>
-      </w:r>
-      <w:proofErr w:type="spellEnd"/>
-      <w:r>
-        <w:rPr>
-          <w:color w:val="222222"/>
-        </w:rPr>
-        <w:t xml:space="preserve"> == “Ottawa” %}</w:t>
+        <w:t xml:space="preserve"> elif county_choice == “Ottawa” %}</w:t>
       </w:r>
     </w:p>
     <w:p>
@@ -3872,54 +3433,22 @@
           <w:color w:val="222222"/>
           <w:highlight w:val="white"/>
         </w:rPr>
-        <w:t xml:space="preserve"> </w:t>
-      </w:r>
-      <w:proofErr w:type="spellStart"/>
+        <w:t xml:space="preserve"> el</w:t>
+      </w:r>
       <w:r>
         <w:rPr>
           <w:color w:val="222222"/>
           <w:highlight w:val="white"/>
         </w:rPr>
-        <w:t>el</w:t>
-      </w:r>
+        <w:t>if county_</w:t>
+      </w:r>
+      <w:proofErr w:type="gramStart"/>
       <w:r>
         <w:rPr>
           <w:color w:val="222222"/>
           <w:highlight w:val="white"/>
         </w:rPr>
-        <w:t>if</w:t>
-      </w:r>
-      <w:proofErr w:type="spellEnd"/>
-      <w:r>
-        <w:rPr>
-          <w:color w:val="222222"/>
-          <w:highlight w:val="white"/>
-        </w:rPr>
-        <w:t xml:space="preserve"> </w:t>
-      </w:r>
-      <w:proofErr w:type="spellStart"/>
-      <w:r>
-        <w:rPr>
-          <w:color w:val="222222"/>
-          <w:highlight w:val="white"/>
-        </w:rPr>
-        <w:t>county_</w:t>
-      </w:r>
-      <w:proofErr w:type="gramStart"/>
-      <w:r>
-        <w:rPr>
-          <w:color w:val="222222"/>
-          <w:highlight w:val="white"/>
-        </w:rPr>
-        <w:t>choice</w:t>
-      </w:r>
-      <w:proofErr w:type="spellEnd"/>
-      <w:r>
-        <w:rPr>
-          <w:color w:val="222222"/>
-          <w:highlight w:val="white"/>
-        </w:rPr>
-        <w:t xml:space="preserve"> !</w:t>
+        <w:t>choice !</w:t>
       </w:r>
       <w:proofErr w:type="gramEnd"/>
       <w:r>
@@ -4035,21 +3564,7 @@
         <w:rPr>
           <w:color w:val="222222"/>
         </w:rPr>
-        <w:t xml:space="preserve">{%p if </w:t>
-      </w:r>
-      <w:proofErr w:type="spellStart"/>
-      <w:r>
-        <w:rPr>
-          <w:color w:val="222222"/>
-        </w:rPr>
-        <w:t>county_choice</w:t>
-      </w:r>
-      <w:proofErr w:type="spellEnd"/>
-      <w:r>
-        <w:rPr>
-          <w:color w:val="222222"/>
-        </w:rPr>
-        <w:t xml:space="preserve"> == “Oakland” %}</w:t>
+        <w:t>{%p if county_choice == “Oakland” %}</w:t>
       </w:r>
     </w:p>
     <w:p>
@@ -4208,33 +3723,47 @@
         <w:rPr>
           <w:color w:val="222222"/>
         </w:rPr>
-        <w:t xml:space="preserve">% if </w:t>
-      </w:r>
-      <w:proofErr w:type="spellStart"/>
-      <w:r>
-        <w:rPr>
-          <w:color w:val="222222"/>
-        </w:rPr>
-        <w:t>county_choice</w:t>
-      </w:r>
-      <w:proofErr w:type="spellEnd"/>
-      <w:r>
-        <w:rPr>
-          <w:color w:val="222222"/>
-        </w:rPr>
-        <w:t xml:space="preserve"> != “Oakland” %} </w:t>
-      </w:r>
-      <w:r>
-        <w:rPr>
-          <w:color w:val="222222"/>
-        </w:rPr>
-        <w:t>(if needed)</w:t>
-      </w:r>
-      <w:r>
-        <w:rPr>
-          <w:color w:val="222222"/>
-        </w:rPr>
-        <w:t>{% endif %}</w:t>
+        <w:t>% if county_</w:t>
+      </w:r>
+      <w:proofErr w:type="gramStart"/>
+      <w:r>
+        <w:rPr>
+          <w:color w:val="222222"/>
+        </w:rPr>
+        <w:t>choice !</w:t>
+      </w:r>
+      <w:proofErr w:type="gramEnd"/>
+      <w:r>
+        <w:rPr>
+          <w:color w:val="222222"/>
+        </w:rPr>
+        <w:t xml:space="preserve">= “Oakland” %} </w:t>
+      </w:r>
+      <w:r>
+        <w:rPr>
+          <w:color w:val="222222"/>
+        </w:rPr>
+        <w:t xml:space="preserve">(if </w:t>
+      </w:r>
+      <w:proofErr w:type="gramStart"/>
+      <w:r>
+        <w:rPr>
+          <w:color w:val="222222"/>
+        </w:rPr>
+        <w:t>needed)</w:t>
+      </w:r>
+      <w:r>
+        <w:rPr>
+          <w:color w:val="222222"/>
+        </w:rPr>
+        <w:t>{</w:t>
+      </w:r>
+      <w:proofErr w:type="gramEnd"/>
+      <w:r>
+        <w:rPr>
+          <w:color w:val="222222"/>
+        </w:rPr>
+        <w:t>% endif %}</w:t>
       </w:r>
     </w:p>
     <w:p>
@@ -4249,21 +3778,37 @@
         <w:rPr>
           <w:color w:val="222222"/>
         </w:rPr>
-        <w:t xml:space="preserve">{%p if </w:t>
-      </w:r>
-      <w:proofErr w:type="spellStart"/>
-      <w:r>
-        <w:rPr>
-          <w:color w:val="222222"/>
-        </w:rPr>
-        <w:t>county_choice</w:t>
-      </w:r>
-      <w:proofErr w:type="spellEnd"/>
-      <w:r>
-        <w:rPr>
-          <w:color w:val="222222"/>
-        </w:rPr>
-        <w:t xml:space="preserve"> == “Ottawa” %}</w:t>
+        <w:t>{%</w:t>
+      </w:r>
+      <w:r>
+        <w:rPr>
+          <w:color w:val="222222"/>
+        </w:rPr>
+        <w:t>p</w:t>
+      </w:r>
+      <w:r>
+        <w:rPr>
+          <w:color w:val="222222"/>
+        </w:rPr>
+        <w:t xml:space="preserve"> if co</w:t>
+      </w:r>
+      <w:r>
+        <w:rPr>
+          <w:color w:val="222222"/>
+        </w:rPr>
+        <w:t>unty_choice not in “Oakland|Shiawassee|</w:t>
+      </w:r>
+      <w:r>
+        <w:rPr>
+          <w:color w:val="222222"/>
+        </w:rPr>
+        <w:t>Washtenaw</w:t>
+      </w:r>
+      <w:r>
+        <w:rPr>
+          <w:color w:val="222222"/>
+        </w:rPr>
+        <w:t>” %}</w:t>
       </w:r>
     </w:p>
     <w:p>
@@ -4273,46 +3818,70 @@
           <w:numId w:val="2"/>
         </w:numPr>
         <w:spacing w:after="0"/>
-        <w:rPr>
-          <w:color w:val="1155CC"/>
-          <w:highlight w:val="white"/>
-          <w:u w:val="single"/>
-        </w:rPr>
-      </w:pPr>
-      <w:hyperlink r:id="rId38" w:history="1">
-        <w:r>
-          <w:rPr>
-            <w:color w:val="1155CC"/>
-            <w:highlight w:val="white"/>
-            <w:u w:val="single"/>
-          </w:rPr>
-          <w:t>Case Initiation Informa</w:t>
-        </w:r>
-        <w:r>
-          <w:rPr>
-            <w:color w:val="1155CC"/>
-            <w:highlight w:val="white"/>
-            <w:u w:val="single"/>
-          </w:rPr>
-          <w:t>t</w:t>
-        </w:r>
-        <w:r>
-          <w:rPr>
-            <w:color w:val="1155CC"/>
-            <w:highlight w:val="white"/>
-            <w:u w:val="single"/>
-          </w:rPr>
-          <w:t>io</w:t>
-        </w:r>
-        <w:r>
-          <w:rPr>
-            <w:color w:val="1155CC"/>
-            <w:highlight w:val="white"/>
-            <w:u w:val="single"/>
-          </w:rPr>
-          <w:t>n Form</w:t>
-        </w:r>
-      </w:hyperlink>
+      </w:pPr>
+      <w:r>
+        <w:rPr>
+          <w:color w:val="222222"/>
+        </w:rPr>
+        <w:t xml:space="preserve">Record of Divorce or </w:t>
+      </w:r>
+      <w:proofErr w:type="gramStart"/>
+      <w:r>
+        <w:rPr>
+          <w:color w:val="222222"/>
+        </w:rPr>
+        <w:t>Annulment</w:t>
+      </w:r>
+      <w:r>
+        <w:rPr>
+          <w:color w:val="222222"/>
+        </w:rPr>
+        <w:t>{</w:t>
+      </w:r>
+      <w:proofErr w:type="gramEnd"/>
+      <w:r>
+        <w:rPr>
+          <w:color w:val="222222"/>
+        </w:rPr>
+        <w:t xml:space="preserve">% if county_choice not in </w:t>
+      </w:r>
+      <w:r>
+        <w:rPr>
+          <w:color w:val="222222"/>
+        </w:rPr>
+        <w:t>“Allegan</w:t>
+      </w:r>
+      <w:r>
+        <w:rPr>
+          <w:color w:val="222222"/>
+        </w:rPr>
+        <w:t>|</w:t>
+      </w:r>
+      <w:r>
+        <w:t>Barry|Eaton|Gratiot|Jackson|Macomb|Marquette|Mecosta|Menominee|Monroe|Oge</w:t>
+      </w:r>
+      <w:r>
+        <w:lastRenderedPageBreak/>
+        <w:t>maw|Oscoda|Otsego|Presque Isle|Tuscola</w:t>
+      </w:r>
+      <w:r>
+        <w:rPr>
+          <w:color w:val="222222"/>
+        </w:rPr>
+        <w:t>|Ingham|Lenawee</w:t>
+      </w:r>
+      <w:r>
+        <w:rPr>
+          <w:color w:val="222222"/>
+        </w:rPr>
+        <w:t>|Ottawa</w:t>
+      </w:r>
+      <w:r>
+        <w:rPr>
+          <w:color w:val="222222"/>
+        </w:rPr>
+        <w:t>”</w:t>
+      </w:r>
       <w:r>
         <w:rPr>
           <w:color w:val="222222"/>
@@ -4323,21 +3892,39 @@
         <w:rPr>
           <w:color w:val="222222"/>
         </w:rPr>
-        <w:t xml:space="preserve">(linked </w:t>
+        <w:t>%}</w:t>
+      </w:r>
+      <w:r>
+        <w:rPr>
+          <w:color w:val="222222"/>
+        </w:rPr>
+        <w:t xml:space="preserve"> </w:t>
+      </w:r>
+      <w:r>
+        <w:rPr>
+          <w:color w:val="222222"/>
+        </w:rPr>
+        <w:t xml:space="preserve">(depending on your </w:t>
       </w:r>
       <w:proofErr w:type="gramStart"/>
       <w:r>
         <w:rPr>
           <w:color w:val="222222"/>
         </w:rPr>
-        <w:t>and also</w:t>
+        <w:t>county)</w:t>
+      </w:r>
+      <w:r>
+        <w:rPr>
+          <w:color w:val="222222"/>
+        </w:rPr>
+        <w:t>{</w:t>
       </w:r>
       <w:proofErr w:type="gramEnd"/>
       <w:r>
         <w:rPr>
           <w:color w:val="222222"/>
         </w:rPr>
-        <w:t xml:space="preserve"> available from the court clerk)</w:t>
+        <w:t>% endif %}</w:t>
       </w:r>
     </w:p>
     <w:p>
@@ -4352,7 +3939,19 @@
         <w:rPr>
           <w:color w:val="222222"/>
         </w:rPr>
-        <w:t xml:space="preserve">{%p </w:t>
+        <w:t>{%</w:t>
+      </w:r>
+      <w:r>
+        <w:rPr>
+          <w:color w:val="222222"/>
+        </w:rPr>
+        <w:t>p</w:t>
+      </w:r>
+      <w:r>
+        <w:rPr>
+          <w:color w:val="222222"/>
+        </w:rPr>
+        <w:t xml:space="preserve"> </w:t>
       </w:r>
       <w:proofErr w:type="gramStart"/>
       <w:r>
@@ -4375,7 +3974,6 @@
         <w:rPr>
           <w:color w:val="222222"/>
         </w:rPr>
-        <w:lastRenderedPageBreak/>
         <w:t>{%</w:t>
       </w:r>
       <w:r>
@@ -4388,47 +3986,7 @@
         <w:rPr>
           <w:color w:val="222222"/>
         </w:rPr>
-        <w:t xml:space="preserve"> if </w:t>
-      </w:r>
-      <w:proofErr w:type="spellStart"/>
-      <w:r>
-        <w:rPr>
-          <w:color w:val="222222"/>
-        </w:rPr>
-        <w:t>co</w:t>
-      </w:r>
-      <w:r>
-        <w:rPr>
-          <w:color w:val="222222"/>
-        </w:rPr>
-        <w:t>unty_choice</w:t>
-      </w:r>
-      <w:proofErr w:type="spellEnd"/>
-      <w:r>
-        <w:rPr>
-          <w:color w:val="222222"/>
-        </w:rPr>
-        <w:t xml:space="preserve"> not in “</w:t>
-      </w:r>
-      <w:proofErr w:type="spellStart"/>
-      <w:r>
-        <w:rPr>
-          <w:color w:val="222222"/>
-        </w:rPr>
-        <w:t>Oakland|Shiawassee|</w:t>
-      </w:r>
-      <w:r>
-        <w:rPr>
-          <w:color w:val="222222"/>
-        </w:rPr>
-        <w:t>Washtenaw</w:t>
-      </w:r>
-      <w:proofErr w:type="spellEnd"/>
-      <w:r>
-        <w:rPr>
-          <w:color w:val="222222"/>
-        </w:rPr>
-        <w:t>” %}</w:t>
+        <w:t xml:space="preserve"> if county_choice == “Ingham” %}</w:t>
       </w:r>
     </w:p>
     <w:p>
@@ -4443,213 +4001,6 @@
         <w:rPr>
           <w:color w:val="222222"/>
         </w:rPr>
-        <w:t xml:space="preserve">Record of Divorce or </w:t>
-      </w:r>
-      <w:proofErr w:type="gramStart"/>
-      <w:r>
-        <w:rPr>
-          <w:color w:val="222222"/>
-        </w:rPr>
-        <w:t>Annulment</w:t>
-      </w:r>
-      <w:r>
-        <w:rPr>
-          <w:color w:val="222222"/>
-        </w:rPr>
-        <w:t>{</w:t>
-      </w:r>
-      <w:proofErr w:type="gramEnd"/>
-      <w:r>
-        <w:rPr>
-          <w:color w:val="222222"/>
-        </w:rPr>
-        <w:t xml:space="preserve">% if </w:t>
-      </w:r>
-      <w:proofErr w:type="spellStart"/>
-      <w:r>
-        <w:rPr>
-          <w:color w:val="222222"/>
-        </w:rPr>
-        <w:t>county_choice</w:t>
-      </w:r>
-      <w:proofErr w:type="spellEnd"/>
-      <w:r>
-        <w:rPr>
-          <w:color w:val="222222"/>
-        </w:rPr>
-        <w:t xml:space="preserve"> not in </w:t>
-      </w:r>
-      <w:r>
-        <w:rPr>
-          <w:color w:val="222222"/>
-        </w:rPr>
-        <w:t>“Allegan</w:t>
-      </w:r>
-      <w:r>
-        <w:rPr>
-          <w:color w:val="222222"/>
-        </w:rPr>
-        <w:t>|</w:t>
-      </w:r>
-      <w:r>
-        <w:t xml:space="preserve">Barry|Eaton|Gratiot|Jackson|Macomb|Marquette|Mecosta|Menominee|Monroe|Ogemaw|Oscoda|Otsego|Presque </w:t>
-      </w:r>
-      <w:proofErr w:type="spellStart"/>
-      <w:r>
-        <w:t>Isle|Tuscola</w:t>
-      </w:r>
-      <w:r>
-        <w:rPr>
-          <w:color w:val="222222"/>
-        </w:rPr>
-        <w:t>|Ingham|Lenawee</w:t>
-      </w:r>
-      <w:r>
-        <w:rPr>
-          <w:color w:val="222222"/>
-        </w:rPr>
-        <w:t>|Ottawa</w:t>
-      </w:r>
-      <w:proofErr w:type="spellEnd"/>
-      <w:r>
-        <w:rPr>
-          <w:color w:val="222222"/>
-        </w:rPr>
-        <w:t>”</w:t>
-      </w:r>
-      <w:r>
-        <w:rPr>
-          <w:color w:val="222222"/>
-        </w:rPr>
-        <w:t xml:space="preserve"> </w:t>
-      </w:r>
-      <w:r>
-        <w:rPr>
-          <w:color w:val="222222"/>
-        </w:rPr>
-        <w:t>%}</w:t>
-      </w:r>
-      <w:r>
-        <w:rPr>
-          <w:color w:val="222222"/>
-        </w:rPr>
-        <w:t xml:space="preserve"> </w:t>
-      </w:r>
-      <w:r>
-        <w:rPr>
-          <w:color w:val="222222"/>
-        </w:rPr>
-        <w:t xml:space="preserve">(depending on your </w:t>
-      </w:r>
-      <w:proofErr w:type="gramStart"/>
-      <w:r>
-        <w:rPr>
-          <w:color w:val="222222"/>
-        </w:rPr>
-        <w:t>county)</w:t>
-      </w:r>
-      <w:r>
-        <w:rPr>
-          <w:color w:val="222222"/>
-        </w:rPr>
-        <w:t>{</w:t>
-      </w:r>
-      <w:proofErr w:type="gramEnd"/>
-      <w:r>
-        <w:rPr>
-          <w:color w:val="222222"/>
-        </w:rPr>
-        <w:t>% endif %}</w:t>
-      </w:r>
-    </w:p>
-    <w:p>
-      <w:pPr>
-        <w:numPr>
-          <w:ilvl w:val="0"/>
-          <w:numId w:val="2"/>
-        </w:numPr>
-        <w:spacing w:after="0"/>
-      </w:pPr>
-      <w:r>
-        <w:rPr>
-          <w:color w:val="222222"/>
-        </w:rPr>
-        <w:t>{%</w:t>
-      </w:r>
-      <w:r>
-        <w:rPr>
-          <w:color w:val="222222"/>
-        </w:rPr>
-        <w:t>p</w:t>
-      </w:r>
-      <w:r>
-        <w:rPr>
-          <w:color w:val="222222"/>
-        </w:rPr>
-        <w:t xml:space="preserve"> </w:t>
-      </w:r>
-      <w:proofErr w:type="gramStart"/>
-      <w:r>
-        <w:rPr>
-          <w:color w:val="222222"/>
-        </w:rPr>
-        <w:t>endif %}</w:t>
-      </w:r>
-      <w:proofErr w:type="gramEnd"/>
-    </w:p>
-    <w:p>
-      <w:pPr>
-        <w:numPr>
-          <w:ilvl w:val="0"/>
-          <w:numId w:val="2"/>
-        </w:numPr>
-        <w:spacing w:after="0"/>
-      </w:pPr>
-      <w:r>
-        <w:rPr>
-          <w:color w:val="222222"/>
-        </w:rPr>
-        <w:t>{%</w:t>
-      </w:r>
-      <w:r>
-        <w:rPr>
-          <w:color w:val="222222"/>
-        </w:rPr>
-        <w:t>p</w:t>
-      </w:r>
-      <w:r>
-        <w:rPr>
-          <w:color w:val="222222"/>
-        </w:rPr>
-        <w:t xml:space="preserve"> if </w:t>
-      </w:r>
-      <w:proofErr w:type="spellStart"/>
-      <w:r>
-        <w:rPr>
-          <w:color w:val="222222"/>
-        </w:rPr>
-        <w:t>county_choice</w:t>
-      </w:r>
-      <w:proofErr w:type="spellEnd"/>
-      <w:r>
-        <w:rPr>
-          <w:color w:val="222222"/>
-        </w:rPr>
-        <w:t xml:space="preserve"> == “Ingham” %}</w:t>
-      </w:r>
-    </w:p>
-    <w:p>
-      <w:pPr>
-        <w:numPr>
-          <w:ilvl w:val="0"/>
-          <w:numId w:val="2"/>
-        </w:numPr>
-        <w:spacing w:after="0"/>
-      </w:pPr>
-      <w:r>
-        <w:rPr>
-          <w:color w:val="222222"/>
-        </w:rPr>
         <w:t>Party Information Form (The clerk will give you this to complete. This for</w:t>
       </w:r>
       <w:r>
@@ -4704,22 +4055,100 @@
       <w:r>
         <w:rPr>
           <w:color w:val="222222"/>
-        </w:rPr>
-        <w:t xml:space="preserve">{%p if </w:t>
-      </w:r>
-      <w:proofErr w:type="spellStart"/>
-      <w:r>
-        <w:rPr>
-          <w:color w:val="222222"/>
-        </w:rPr>
-        <w:t>county_choice</w:t>
-      </w:r>
-      <w:proofErr w:type="spellEnd"/>
-      <w:r>
-        <w:rPr>
-          <w:color w:val="222222"/>
-        </w:rPr>
-        <w:t xml:space="preserve"> == “Oakland” %}</w:t>
+          <w:highlight w:val="white"/>
+        </w:rPr>
+        <w:t>{%</w:t>
+      </w:r>
+      <w:r>
+        <w:rPr>
+          <w:color w:val="222222"/>
+          <w:highlight w:val="white"/>
+        </w:rPr>
+        <w:t>p</w:t>
+      </w:r>
+      <w:r>
+        <w:rPr>
+          <w:color w:val="222222"/>
+          <w:highlight w:val="white"/>
+        </w:rPr>
+        <w:t xml:space="preserve"> if county_choice == “Ottawa” %}</w:t>
+      </w:r>
+    </w:p>
+    <w:p>
+      <w:pPr>
+        <w:spacing w:before="180" w:after="180"/>
+        <w:rPr>
+          <w:color w:val="222222"/>
+        </w:rPr>
+      </w:pPr>
+      <w:r>
+        <w:rPr>
+          <w:color w:val="222222"/>
+        </w:rPr>
+        <w:t xml:space="preserve">In Ottawa County you also need to file a Case Initiation Information form. You can get this form from the court clerk, or you can access a copy of the </w:t>
+      </w:r>
+      <w:hyperlink r:id="rId38" w:history="1">
+        <w:r>
+          <w:rPr>
+            <w:rStyle w:val="Hyperlink"/>
+            <w:color w:val="1155CC"/>
+          </w:rPr>
+          <w:t>Case Initiation Information form</w:t>
+        </w:r>
+      </w:hyperlink>
+      <w:r>
+        <w:rPr>
+          <w:color w:val="222222"/>
+        </w:rPr>
+        <w:t xml:space="preserve"> on the court's website.</w:t>
+      </w:r>
+    </w:p>
+    <w:p>
+      <w:pPr>
+        <w:spacing w:before="180" w:after="180"/>
+        <w:rPr>
+          <w:color w:val="222222"/>
+        </w:rPr>
+      </w:pPr>
+      <w:r>
+        <w:rPr>
+          <w:color w:val="222222"/>
+        </w:rPr>
+        <w:t>{%</w:t>
+      </w:r>
+      <w:r>
+        <w:rPr>
+          <w:color w:val="222222"/>
+        </w:rPr>
+        <w:t>p</w:t>
+      </w:r>
+      <w:r>
+        <w:rPr>
+          <w:color w:val="222222"/>
+        </w:rPr>
+        <w:t xml:space="preserve"> </w:t>
+      </w:r>
+      <w:proofErr w:type="gramStart"/>
+      <w:r>
+        <w:rPr>
+          <w:color w:val="222222"/>
+        </w:rPr>
+        <w:t>endif %}</w:t>
+      </w:r>
+      <w:proofErr w:type="gramEnd"/>
+    </w:p>
+    <w:p>
+      <w:pPr>
+        <w:spacing w:before="180" w:after="180"/>
+        <w:rPr>
+          <w:color w:val="222222"/>
+        </w:rPr>
+      </w:pPr>
+      <w:r>
+        <w:rPr>
+          <w:color w:val="222222"/>
+        </w:rPr>
+        <w:t>{%p if county_choice == “Oakland” %}</w:t>
       </w:r>
     </w:p>
     <w:p>
@@ -4849,93 +4278,314 @@
           <w:color w:val="222222"/>
           <w:highlight w:val="white"/>
         </w:rPr>
-        <w:t xml:space="preserve">{% if </w:t>
-      </w:r>
-      <w:proofErr w:type="spellStart"/>
+        <w:t xml:space="preserve">{% if county_choice </w:t>
+      </w:r>
       <w:r>
         <w:rPr>
           <w:color w:val="222222"/>
           <w:highlight w:val="white"/>
         </w:rPr>
-        <w:t>county_choice</w:t>
-      </w:r>
-      <w:proofErr w:type="spellEnd"/>
+        <w:t xml:space="preserve">in </w:t>
+      </w:r>
       <w:r>
         <w:rPr>
           <w:color w:val="222222"/>
           <w:highlight w:val="white"/>
         </w:rPr>
+        <w:t>“Allegan</w:t>
+      </w:r>
+      <w:r>
+        <w:rPr>
+          <w:color w:val="222222"/>
+          <w:highlight w:val="white"/>
+        </w:rPr>
+        <w:t>|</w:t>
+      </w:r>
+      <w:r>
+        <w:rPr>
+          <w:color w:val="222222"/>
+          <w:highlight w:val="white"/>
+        </w:rPr>
+        <w:t>Ingham</w:t>
+      </w:r>
+      <w:r>
+        <w:rPr>
+          <w:color w:val="222222"/>
+          <w:highlight w:val="white"/>
+        </w:rPr>
+        <w:t>|</w:t>
+      </w:r>
+      <w:r>
+        <w:rPr>
+          <w:color w:val="222222"/>
+          <w:highlight w:val="white"/>
+        </w:rPr>
+        <w:t>Lenawee</w:t>
+      </w:r>
+      <w:r>
+        <w:rPr>
+          <w:color w:val="222222"/>
+          <w:highlight w:val="white"/>
+        </w:rPr>
+        <w:t>|Ottawa</w:t>
+      </w:r>
+      <w:r>
+        <w:rPr>
+          <w:color w:val="222222"/>
+          <w:highlight w:val="white"/>
+        </w:rPr>
+        <w:t>”</w:t>
+      </w:r>
+      <w:r>
+        <w:rPr>
+          <w:color w:val="222222"/>
+          <w:highlight w:val="white"/>
+        </w:rPr>
         <w:t xml:space="preserve"> </w:t>
       </w:r>
+      <w:proofErr w:type="gramStart"/>
       <w:r>
         <w:rPr>
           <w:color w:val="222222"/>
           <w:highlight w:val="white"/>
         </w:rPr>
-        <w:t xml:space="preserve">in </w:t>
-      </w:r>
-      <w:r>
+        <w:t>%}</w:t>
+      </w:r>
+      <w:r>
+        <w:rPr>
+          <w:color w:val="222222"/>
+        </w:rPr>
+        <w:t>Give</w:t>
+      </w:r>
+      <w:proofErr w:type="gramEnd"/>
+      <w:r>
+        <w:rPr>
+          <w:color w:val="222222"/>
+        </w:rPr>
+        <w:t xml:space="preserve"> the clerk </w:t>
+      </w:r>
+      <w:proofErr w:type="gramStart"/>
+      <w:r>
+        <w:rPr>
+          <w:color w:val="222222"/>
+        </w:rPr>
+        <w:t>all of</w:t>
+      </w:r>
+      <w:proofErr w:type="gramEnd"/>
+      <w:r>
+        <w:rPr>
+          <w:color w:val="222222"/>
+        </w:rPr>
+        <w:t xml:space="preserve"> the originals</w:t>
+      </w:r>
+      <w:r>
+        <w:rPr>
+          <w:color w:val="222222"/>
+        </w:rPr>
+        <w:t xml:space="preserve"> and </w:t>
+      </w:r>
+      <w:proofErr w:type="gramStart"/>
+      <w:r>
+        <w:rPr>
+          <w:color w:val="222222"/>
+        </w:rPr>
+        <w:t>all of</w:t>
+      </w:r>
+      <w:proofErr w:type="gramEnd"/>
+      <w:r>
+        <w:rPr>
+          <w:color w:val="222222"/>
+        </w:rPr>
+        <w:t xml:space="preserve"> the copies. {% el</w:t>
+      </w:r>
+      <w:r>
+        <w:rPr>
+          <w:color w:val="222222"/>
+        </w:rPr>
+        <w:t>if county_</w:t>
+      </w:r>
+      <w:proofErr w:type="gramStart"/>
+      <w:r>
+        <w:rPr>
+          <w:color w:val="222222"/>
+        </w:rPr>
+        <w:t>choice !</w:t>
+      </w:r>
+      <w:proofErr w:type="gramEnd"/>
+      <w:r>
+        <w:rPr>
+          <w:color w:val="222222"/>
+        </w:rPr>
+        <w:t xml:space="preserve">= “Oakland” </w:t>
+      </w:r>
+      <w:proofErr w:type="gramStart"/>
+      <w:r>
+        <w:rPr>
+          <w:color w:val="222222"/>
+        </w:rPr>
+        <w:t>%}If</w:t>
+      </w:r>
+      <w:proofErr w:type="gramEnd"/>
+      <w:r>
+        <w:rPr>
+          <w:color w:val="222222"/>
+        </w:rPr>
+        <w:t xml:space="preserve"> you are filing in person at the court clerk's office, give the clerk </w:t>
+      </w:r>
+      <w:proofErr w:type="gramStart"/>
+      <w:r>
+        <w:rPr>
+          <w:color w:val="222222"/>
+        </w:rPr>
+        <w:t>all of</w:t>
+      </w:r>
+      <w:proofErr w:type="gramEnd"/>
+      <w:r>
+        <w:rPr>
+          <w:color w:val="222222"/>
+        </w:rPr>
+        <w:t xml:space="preserve"> the originals and </w:t>
+      </w:r>
+      <w:proofErr w:type="gramStart"/>
+      <w:r>
+        <w:rPr>
+          <w:color w:val="222222"/>
+        </w:rPr>
+        <w:t>all of</w:t>
+      </w:r>
+      <w:proofErr w:type="gramEnd"/>
+      <w:r>
+        <w:rPr>
+          <w:color w:val="222222"/>
+        </w:rPr>
+        <w:t xml:space="preserve"> the copies. {% endif </w:t>
+      </w:r>
+      <w:proofErr w:type="gramStart"/>
+      <w:r>
+        <w:rPr>
+          <w:color w:val="222222"/>
+        </w:rPr>
+        <w:t>%}</w:t>
+      </w:r>
+      <w:r>
+        <w:rPr>
+          <w:color w:val="222222"/>
+        </w:rPr>
+        <w:t>The</w:t>
+      </w:r>
+      <w:proofErr w:type="gramEnd"/>
+      <w:r>
+        <w:rPr>
+          <w:color w:val="222222"/>
+        </w:rPr>
+        <w:t xml:space="preserve"> clerk will assign a case number and a judge to your case and will stamp and sign the Summons. The clerk will return copies of all the divorce papers that the court doesn’t need.</w:t>
+      </w:r>
+    </w:p>
+    <w:p>
+      <w:pPr>
+        <w:spacing w:before="180" w:after="180"/>
         <w:rPr>
           <w:color w:val="222222"/>
           <w:highlight w:val="white"/>
         </w:rPr>
-        <w:t>“</w:t>
-      </w:r>
-      <w:proofErr w:type="spellStart"/>
-      <w:r>
-        <w:rPr>
-          <w:color w:val="222222"/>
-          <w:highlight w:val="white"/>
-        </w:rPr>
-        <w:t>Allegan</w:t>
-      </w:r>
-      <w:r>
-        <w:rPr>
-          <w:color w:val="222222"/>
-          <w:highlight w:val="white"/>
-        </w:rPr>
-        <w:t>|</w:t>
-      </w:r>
-      <w:r>
-        <w:rPr>
-          <w:color w:val="222222"/>
-          <w:highlight w:val="white"/>
-        </w:rPr>
-        <w:t>Ingham</w:t>
-      </w:r>
-      <w:r>
-        <w:rPr>
-          <w:color w:val="222222"/>
-          <w:highlight w:val="white"/>
-        </w:rPr>
-        <w:t>|</w:t>
-      </w:r>
-      <w:r>
-        <w:rPr>
-          <w:color w:val="222222"/>
-          <w:highlight w:val="white"/>
-        </w:rPr>
-        <w:t>Lenawee</w:t>
-      </w:r>
-      <w:r>
-        <w:rPr>
-          <w:color w:val="222222"/>
-          <w:highlight w:val="white"/>
-        </w:rPr>
-        <w:t>|Ottawa</w:t>
-      </w:r>
-      <w:proofErr w:type="spellEnd"/>
-      <w:r>
-        <w:rPr>
-          <w:color w:val="222222"/>
-          <w:highlight w:val="white"/>
-        </w:rPr>
-        <w:t>”</w:t>
-      </w:r>
-      <w:r>
-        <w:rPr>
-          <w:color w:val="222222"/>
-          <w:highlight w:val="white"/>
+      </w:pPr>
+      <w:r>
+        <w:rPr>
+          <w:color w:val="222222"/>
+        </w:rPr>
+        <w:t xml:space="preserve">{%p </w:t>
+      </w:r>
+      <w:proofErr w:type="gramStart"/>
+      <w:r>
+        <w:rPr>
+          <w:color w:val="222222"/>
+        </w:rPr>
+        <w:t>endif %}</w:t>
+      </w:r>
+      <w:proofErr w:type="gramEnd"/>
+    </w:p>
+    <w:p>
+      <w:pPr>
+        <w:spacing w:before="180" w:after="180"/>
+        <w:rPr>
+          <w:color w:val="222222"/>
+        </w:rPr>
+      </w:pPr>
+      <w:r>
+        <w:rPr>
+          <w:color w:val="222222"/>
+        </w:rPr>
+        <w:t>{%</w:t>
+      </w:r>
+      <w:r>
+        <w:rPr>
+          <w:color w:val="222222"/>
+        </w:rPr>
+        <w:t>p</w:t>
+      </w:r>
+      <w:r>
+        <w:rPr>
+          <w:color w:val="222222"/>
+        </w:rPr>
+        <w:t xml:space="preserve"> if county_choice == “Lenawee” %}</w:t>
+      </w:r>
+    </w:p>
+    <w:p>
+      <w:pPr>
+        <w:spacing w:before="180" w:after="180"/>
+        <w:rPr>
+          <w:color w:val="222222"/>
+        </w:rPr>
+      </w:pPr>
+      <w:r>
+        <w:rPr>
+          <w:color w:val="222222"/>
+        </w:rPr>
+        <w:t xml:space="preserve">The clerk will also give you a yellow form called Pre-Trial Notice &amp;/or Notice of Taking Judgment. Keep a copy of this form for yourself and </w:t>
+      </w:r>
+      <w:proofErr w:type="gramStart"/>
+      <w:r>
+        <w:rPr>
+          <w:color w:val="222222"/>
+        </w:rPr>
+        <w:t>to</w:t>
+      </w:r>
+      <w:r>
+        <w:rPr>
+          <w:color w:val="222222"/>
+        </w:rPr>
+        <w:t xml:space="preserve"> serve</w:t>
+      </w:r>
+      <w:proofErr w:type="gramEnd"/>
+      <w:r>
+        <w:rPr>
+          <w:color w:val="222222"/>
+        </w:rPr>
+        <w:t xml:space="preserve"> on your spouse (Step 6).</w:t>
+      </w:r>
+    </w:p>
+    <w:p>
+      <w:pPr>
+        <w:spacing w:before="180" w:after="180"/>
+        <w:rPr>
+          <w:color w:val="222222"/>
+        </w:rPr>
+      </w:pPr>
+      <w:r>
+        <w:rPr>
+          <w:color w:val="222222"/>
+        </w:rPr>
+        <w:t>{%</w:t>
+      </w:r>
+      <w:r>
+        <w:rPr>
+          <w:color w:val="222222"/>
+        </w:rPr>
+        <w:t>p</w:t>
+      </w:r>
+      <w:r>
+        <w:rPr>
+          <w:color w:val="222222"/>
         </w:rPr>
         <w:t xml:space="preserve"> </w:t>
       </w:r>
@@ -4943,190 +4593,10 @@
       <w:r>
         <w:rPr>
           <w:color w:val="222222"/>
-          <w:highlight w:val="white"/>
-        </w:rPr>
-        <w:t>%}</w:t>
-      </w:r>
-      <w:r>
-        <w:rPr>
-          <w:color w:val="222222"/>
-        </w:rPr>
-        <w:t>Give</w:t>
+        </w:rPr>
+        <w:t>endif %}</w:t>
       </w:r>
       <w:proofErr w:type="gramEnd"/>
-      <w:r>
-        <w:rPr>
-          <w:color w:val="222222"/>
-        </w:rPr>
-        <w:t xml:space="preserve"> the clerk </w:t>
-      </w:r>
-      <w:proofErr w:type="gramStart"/>
-      <w:r>
-        <w:rPr>
-          <w:color w:val="222222"/>
-        </w:rPr>
-        <w:t>all of</w:t>
-      </w:r>
-      <w:proofErr w:type="gramEnd"/>
-      <w:r>
-        <w:rPr>
-          <w:color w:val="222222"/>
-        </w:rPr>
-        <w:t xml:space="preserve"> the originals</w:t>
-      </w:r>
-      <w:r>
-        <w:rPr>
-          <w:color w:val="222222"/>
-        </w:rPr>
-        <w:t xml:space="preserve"> and </w:t>
-      </w:r>
-      <w:proofErr w:type="gramStart"/>
-      <w:r>
-        <w:rPr>
-          <w:color w:val="222222"/>
-        </w:rPr>
-        <w:t>all of</w:t>
-      </w:r>
-      <w:proofErr w:type="gramEnd"/>
-      <w:r>
-        <w:rPr>
-          <w:color w:val="222222"/>
-        </w:rPr>
-        <w:t xml:space="preserve"> the copies. {% </w:t>
-      </w:r>
-      <w:proofErr w:type="spellStart"/>
-      <w:r>
-        <w:rPr>
-          <w:color w:val="222222"/>
-        </w:rPr>
-        <w:t>el</w:t>
-      </w:r>
-      <w:r>
-        <w:rPr>
-          <w:color w:val="222222"/>
-        </w:rPr>
-        <w:t>if</w:t>
-      </w:r>
-      <w:proofErr w:type="spellEnd"/>
-      <w:r>
-        <w:rPr>
-          <w:color w:val="222222"/>
-        </w:rPr>
-        <w:t xml:space="preserve"> </w:t>
-      </w:r>
-      <w:proofErr w:type="spellStart"/>
-      <w:r>
-        <w:rPr>
-          <w:color w:val="222222"/>
-        </w:rPr>
-        <w:t>county_</w:t>
-      </w:r>
-      <w:proofErr w:type="gramStart"/>
-      <w:r>
-        <w:rPr>
-          <w:color w:val="222222"/>
-        </w:rPr>
-        <w:t>choice</w:t>
-      </w:r>
-      <w:proofErr w:type="spellEnd"/>
-      <w:r>
-        <w:rPr>
-          <w:color w:val="222222"/>
-        </w:rPr>
-        <w:t xml:space="preserve"> !</w:t>
-      </w:r>
-      <w:proofErr w:type="gramEnd"/>
-      <w:r>
-        <w:rPr>
-          <w:color w:val="222222"/>
-        </w:rPr>
-        <w:t xml:space="preserve">= “Oakland” </w:t>
-      </w:r>
-      <w:proofErr w:type="gramStart"/>
-      <w:r>
-        <w:rPr>
-          <w:color w:val="222222"/>
-        </w:rPr>
-        <w:t>%}If</w:t>
-      </w:r>
-      <w:proofErr w:type="gramEnd"/>
-      <w:r>
-        <w:rPr>
-          <w:color w:val="222222"/>
-        </w:rPr>
-        <w:t xml:space="preserve"> you are filing in person at the court clerk's office, give the clerk </w:t>
-      </w:r>
-      <w:proofErr w:type="gramStart"/>
-      <w:r>
-        <w:rPr>
-          <w:color w:val="222222"/>
-        </w:rPr>
-        <w:t>all of</w:t>
-      </w:r>
-      <w:proofErr w:type="gramEnd"/>
-      <w:r>
-        <w:rPr>
-          <w:color w:val="222222"/>
-        </w:rPr>
-        <w:t xml:space="preserve"> the originals and </w:t>
-      </w:r>
-      <w:proofErr w:type="gramStart"/>
-      <w:r>
-        <w:rPr>
-          <w:color w:val="222222"/>
-        </w:rPr>
-        <w:t>all of</w:t>
-      </w:r>
-      <w:proofErr w:type="gramEnd"/>
-      <w:r>
-        <w:rPr>
-          <w:color w:val="222222"/>
-        </w:rPr>
-        <w:t xml:space="preserve"> the copies. {% endif </w:t>
-      </w:r>
-      <w:proofErr w:type="gramStart"/>
-      <w:r>
-        <w:rPr>
-          <w:color w:val="222222"/>
-        </w:rPr>
-        <w:t>%}</w:t>
-      </w:r>
-      <w:r>
-        <w:rPr>
-          <w:color w:val="222222"/>
-        </w:rPr>
-        <w:t>The</w:t>
-      </w:r>
-      <w:proofErr w:type="gramEnd"/>
-      <w:r>
-        <w:rPr>
-          <w:color w:val="222222"/>
-        </w:rPr>
-        <w:t xml:space="preserve"> clerk will assign a case number and a judge to your case and will stamp and sign the Summons. The clerk will return copies of all the divorce papers that the court doesn’t need.</w:t>
-      </w:r>
-    </w:p>
-    <w:p>
-      <w:pPr>
-        <w:spacing w:before="180" w:after="180"/>
-        <w:rPr>
-          <w:color w:val="222222"/>
-          <w:highlight w:val="white"/>
-        </w:rPr>
-      </w:pPr>
-      <w:r>
-        <w:rPr>
-          <w:color w:val="222222"/>
-        </w:rPr>
-        <w:t xml:space="preserve">{%p </w:t>
-      </w:r>
-      <w:proofErr w:type="gramStart"/>
-      <w:r>
-        <w:rPr>
-          <w:color w:val="222222"/>
-        </w:rPr>
-        <w:t>endif %}</w:t>
-      </w:r>
-      <w:proofErr w:type="gramEnd"/>
     </w:p>
     <w:p>
       <w:pPr>
@@ -5151,129 +4621,7 @@
         <w:rPr>
           <w:color w:val="222222"/>
         </w:rPr>
-        <w:t xml:space="preserve"> if </w:t>
-      </w:r>
-      <w:proofErr w:type="spellStart"/>
-      <w:r>
-        <w:rPr>
-          <w:color w:val="222222"/>
-        </w:rPr>
-        <w:t>county_choice</w:t>
-      </w:r>
-      <w:proofErr w:type="spellEnd"/>
-      <w:r>
-        <w:rPr>
-          <w:color w:val="222222"/>
-        </w:rPr>
-        <w:t xml:space="preserve"> == “Lenawee” %}</w:t>
-      </w:r>
-    </w:p>
-    <w:p>
-      <w:pPr>
-        <w:spacing w:before="180" w:after="180"/>
-        <w:rPr>
-          <w:color w:val="222222"/>
-        </w:rPr>
-      </w:pPr>
-      <w:r>
-        <w:rPr>
-          <w:color w:val="222222"/>
-        </w:rPr>
-        <w:t xml:space="preserve">The clerk will also give you a yellow form called Pre-Trial Notice &amp;/or Notice of Taking Judgment. Keep a copy of this form for yourself and </w:t>
-      </w:r>
-      <w:proofErr w:type="gramStart"/>
-      <w:r>
-        <w:rPr>
-          <w:color w:val="222222"/>
-        </w:rPr>
-        <w:t>to</w:t>
-      </w:r>
-      <w:r>
-        <w:rPr>
-          <w:color w:val="222222"/>
-        </w:rPr>
-        <w:t xml:space="preserve"> serve</w:t>
-      </w:r>
-      <w:proofErr w:type="gramEnd"/>
-      <w:r>
-        <w:rPr>
-          <w:color w:val="222222"/>
-        </w:rPr>
-        <w:t xml:space="preserve"> on your spouse (Step 6).</w:t>
-      </w:r>
-    </w:p>
-    <w:p>
-      <w:pPr>
-        <w:spacing w:before="180" w:after="180"/>
-        <w:rPr>
-          <w:color w:val="222222"/>
-        </w:rPr>
-      </w:pPr>
-      <w:r>
-        <w:rPr>
-          <w:color w:val="222222"/>
-        </w:rPr>
-        <w:t>{%</w:t>
-      </w:r>
-      <w:r>
-        <w:rPr>
-          <w:color w:val="222222"/>
-        </w:rPr>
-        <w:t>p</w:t>
-      </w:r>
-      <w:r>
-        <w:rPr>
-          <w:color w:val="222222"/>
-        </w:rPr>
-        <w:t xml:space="preserve"> </w:t>
-      </w:r>
-      <w:proofErr w:type="gramStart"/>
-      <w:r>
-        <w:rPr>
-          <w:color w:val="222222"/>
-        </w:rPr>
-        <w:t>endif %}</w:t>
-      </w:r>
-      <w:proofErr w:type="gramEnd"/>
-    </w:p>
-    <w:p>
-      <w:pPr>
-        <w:spacing w:before="180" w:after="180"/>
-        <w:rPr>
-          <w:color w:val="222222"/>
-        </w:rPr>
-      </w:pPr>
-      <w:r>
-        <w:rPr>
-          <w:color w:val="222222"/>
-        </w:rPr>
-        <w:t>{%</w:t>
-      </w:r>
-      <w:r>
-        <w:rPr>
-          <w:color w:val="222222"/>
-        </w:rPr>
-        <w:t>p</w:t>
-      </w:r>
-      <w:r>
-        <w:rPr>
-          <w:color w:val="222222"/>
-        </w:rPr>
-        <w:t xml:space="preserve"> if </w:t>
-      </w:r>
-      <w:proofErr w:type="spellStart"/>
-      <w:r>
-        <w:rPr>
-          <w:color w:val="222222"/>
-        </w:rPr>
-        <w:t>county_choice</w:t>
-      </w:r>
-      <w:proofErr w:type="spellEnd"/>
-      <w:r>
-        <w:rPr>
-          <w:color w:val="222222"/>
-        </w:rPr>
-        <w:t xml:space="preserve"> == “Ottawa” %}</w:t>
+        <w:t xml:space="preserve"> if county_choice == “Ottawa” %}</w:t>
       </w:r>
     </w:p>
     <w:p>
@@ -5290,7 +4638,6 @@
         <w:t xml:space="preserve">Note that in Ottawa County, everything you file in your case after this initial filing will need to be e-filed using </w:t>
       </w:r>
       <w:hyperlink r:id="rId41" w:history="1">
-        <w:proofErr w:type="spellStart"/>
         <w:r>
           <w:rPr>
             <w:rStyle w:val="Hyperlink"/>
@@ -5298,7 +4645,6 @@
           </w:rPr>
           <w:t>MiFILE</w:t>
         </w:r>
-        <w:proofErr w:type="spellEnd"/>
       </w:hyperlink>
       <w:r>
         <w:rPr>
@@ -5523,6 +4869,7 @@
         <w:rPr>
           <w:color w:val="222222"/>
         </w:rPr>
+        <w:lastRenderedPageBreak/>
         <w:t xml:space="preserve">You must have your spouse served with (notified of) the divorce action. There are several different ways you can have papers served on your spouse. For more detailed information, see the article </w:t>
       </w:r>
       <w:hyperlink r:id="rId44" w:history="1">
@@ -5570,7 +4917,6 @@
         <w:rPr>
           <w:color w:val="222222"/>
         </w:rPr>
-        <w:lastRenderedPageBreak/>
         <w:t>Fee Waiver Request and the decision on your request (if you filed a Fee Waiver Request)</w:t>
       </w:r>
     </w:p>
@@ -5636,23 +4982,7 @@
           <w:color w:val="222222"/>
           <w:highlight w:val="white"/>
         </w:rPr>
-        <w:t xml:space="preserve">{%p if </w:t>
-      </w:r>
-      <w:proofErr w:type="spellStart"/>
-      <w:r>
-        <w:rPr>
-          <w:color w:val="222222"/>
-          <w:highlight w:val="white"/>
-        </w:rPr>
-        <w:t>county_choice</w:t>
-      </w:r>
-      <w:proofErr w:type="spellEnd"/>
-      <w:r>
-        <w:rPr>
-          <w:color w:val="222222"/>
-          <w:highlight w:val="white"/>
-        </w:rPr>
-        <w:t xml:space="preserve"> == “Lenawee” %}</w:t>
+        <w:t>{%p if county_choice == “Lenawee” %}</w:t>
       </w:r>
     </w:p>
     <w:p>
@@ -6360,9 +5690,122 @@
     </w:lvl>
   </w:abstractNum>
   <w:abstractNum w:abstractNumId="5" w15:restartNumberingAfterBreak="0">
-    <w:nsid w:val="232F7A9A"/>
+    <w:nsid w:val="374E5A16"/>
     <w:multiLevelType w:val="multilevel"/>
-    <w:tmpl w:val="6C489B16"/>
+    <w:tmpl w:val="895AA7C0"/>
+    <w:lvl w:ilvl="0">
+      <w:start w:val="1"/>
+      <w:numFmt w:val="bullet"/>
+      <w:lvlText w:val="●"/>
+      <w:lvlJc w:val="left"/>
+      <w:pPr>
+        <w:ind w:left="720" w:hanging="360"/>
+      </w:pPr>
+      <w:rPr>
+        <w:u w:val="none"/>
+      </w:rPr>
+    </w:lvl>
+    <w:lvl w:ilvl="1">
+      <w:start w:val="1"/>
+      <w:numFmt w:val="bullet"/>
+      <w:lvlText w:val="○"/>
+      <w:lvlJc w:val="left"/>
+      <w:pPr>
+        <w:ind w:left="1440" w:hanging="360"/>
+      </w:pPr>
+      <w:rPr>
+        <w:u w:val="none"/>
+      </w:rPr>
+    </w:lvl>
+    <w:lvl w:ilvl="2">
+      <w:start w:val="1"/>
+      <w:numFmt w:val="bullet"/>
+      <w:lvlText w:val="■"/>
+      <w:lvlJc w:val="left"/>
+      <w:pPr>
+        <w:ind w:left="2160" w:hanging="360"/>
+      </w:pPr>
+      <w:rPr>
+        <w:u w:val="none"/>
+      </w:rPr>
+    </w:lvl>
+    <w:lvl w:ilvl="3">
+      <w:start w:val="1"/>
+      <w:numFmt w:val="bullet"/>
+      <w:lvlText w:val="●"/>
+      <w:lvlJc w:val="left"/>
+      <w:pPr>
+        <w:ind w:left="2880" w:hanging="360"/>
+      </w:pPr>
+      <w:rPr>
+        <w:u w:val="none"/>
+      </w:rPr>
+    </w:lvl>
+    <w:lvl w:ilvl="4">
+      <w:start w:val="1"/>
+      <w:numFmt w:val="bullet"/>
+      <w:lvlText w:val="○"/>
+      <w:lvlJc w:val="left"/>
+      <w:pPr>
+        <w:ind w:left="3600" w:hanging="360"/>
+      </w:pPr>
+      <w:rPr>
+        <w:u w:val="none"/>
+      </w:rPr>
+    </w:lvl>
+    <w:lvl w:ilvl="5">
+      <w:start w:val="1"/>
+      <w:numFmt w:val="bullet"/>
+      <w:lvlText w:val="■"/>
+      <w:lvlJc w:val="left"/>
+      <w:pPr>
+        <w:ind w:left="4320" w:hanging="360"/>
+      </w:pPr>
+      <w:rPr>
+        <w:u w:val="none"/>
+      </w:rPr>
+    </w:lvl>
+    <w:lvl w:ilvl="6">
+      <w:start w:val="1"/>
+      <w:numFmt w:val="bullet"/>
+      <w:lvlText w:val="●"/>
+      <w:lvlJc w:val="left"/>
+      <w:pPr>
+        <w:ind w:left="5040" w:hanging="360"/>
+      </w:pPr>
+      <w:rPr>
+        <w:u w:val="none"/>
+      </w:rPr>
+    </w:lvl>
+    <w:lvl w:ilvl="7">
+      <w:start w:val="1"/>
+      <w:numFmt w:val="bullet"/>
+      <w:lvlText w:val="○"/>
+      <w:lvlJc w:val="left"/>
+      <w:pPr>
+        <w:ind w:left="5760" w:hanging="360"/>
+      </w:pPr>
+      <w:rPr>
+        <w:u w:val="none"/>
+      </w:rPr>
+    </w:lvl>
+    <w:lvl w:ilvl="8">
+      <w:start w:val="1"/>
+      <w:numFmt w:val="bullet"/>
+      <w:lvlText w:val="■"/>
+      <w:lvlJc w:val="left"/>
+      <w:pPr>
+        <w:ind w:left="6480" w:hanging="360"/>
+      </w:pPr>
+      <w:rPr>
+        <w:u w:val="none"/>
+      </w:rPr>
+    </w:lvl>
+  </w:abstractNum>
+  <w:abstractNum w:abstractNumId="6" w15:restartNumberingAfterBreak="0">
+    <w:nsid w:val="483A1E56"/>
+    <w:multiLevelType w:val="multilevel"/>
+    <w:tmpl w:val="15A6D7D8"/>
     <w:lvl w:ilvl="0">
       <w:start w:val="1"/>
       <w:numFmt w:val="bullet"/>
@@ -6476,123 +5919,10 @@
       </w:rPr>
     </w:lvl>
   </w:abstractNum>
-  <w:abstractNum w:abstractNumId="6" w15:restartNumberingAfterBreak="0">
-    <w:nsid w:val="374E5A16"/>
+  <w:abstractNum w:abstractNumId="7" w15:restartNumberingAfterBreak="0">
+    <w:nsid w:val="589764A1"/>
     <w:multiLevelType w:val="multilevel"/>
-    <w:tmpl w:val="895AA7C0"/>
-    <w:lvl w:ilvl="0">
-      <w:start w:val="1"/>
-      <w:numFmt w:val="bullet"/>
-      <w:lvlText w:val="●"/>
-      <w:lvlJc w:val="left"/>
-      <w:pPr>
-        <w:ind w:left="720" w:hanging="360"/>
-      </w:pPr>
-      <w:rPr>
-        <w:u w:val="none"/>
-      </w:rPr>
-    </w:lvl>
-    <w:lvl w:ilvl="1">
-      <w:start w:val="1"/>
-      <w:numFmt w:val="bullet"/>
-      <w:lvlText w:val="○"/>
-      <w:lvlJc w:val="left"/>
-      <w:pPr>
-        <w:ind w:left="1440" w:hanging="360"/>
-      </w:pPr>
-      <w:rPr>
-        <w:u w:val="none"/>
-      </w:rPr>
-    </w:lvl>
-    <w:lvl w:ilvl="2">
-      <w:start w:val="1"/>
-      <w:numFmt w:val="bullet"/>
-      <w:lvlText w:val="■"/>
-      <w:lvlJc w:val="left"/>
-      <w:pPr>
-        <w:ind w:left="2160" w:hanging="360"/>
-      </w:pPr>
-      <w:rPr>
-        <w:u w:val="none"/>
-      </w:rPr>
-    </w:lvl>
-    <w:lvl w:ilvl="3">
-      <w:start w:val="1"/>
-      <w:numFmt w:val="bullet"/>
-      <w:lvlText w:val="●"/>
-      <w:lvlJc w:val="left"/>
-      <w:pPr>
-        <w:ind w:left="2880" w:hanging="360"/>
-      </w:pPr>
-      <w:rPr>
-        <w:u w:val="none"/>
-      </w:rPr>
-    </w:lvl>
-    <w:lvl w:ilvl="4">
-      <w:start w:val="1"/>
-      <w:numFmt w:val="bullet"/>
-      <w:lvlText w:val="○"/>
-      <w:lvlJc w:val="left"/>
-      <w:pPr>
-        <w:ind w:left="3600" w:hanging="360"/>
-      </w:pPr>
-      <w:rPr>
-        <w:u w:val="none"/>
-      </w:rPr>
-    </w:lvl>
-    <w:lvl w:ilvl="5">
-      <w:start w:val="1"/>
-      <w:numFmt w:val="bullet"/>
-      <w:lvlText w:val="■"/>
-      <w:lvlJc w:val="left"/>
-      <w:pPr>
-        <w:ind w:left="4320" w:hanging="360"/>
-      </w:pPr>
-      <w:rPr>
-        <w:u w:val="none"/>
-      </w:rPr>
-    </w:lvl>
-    <w:lvl w:ilvl="6">
-      <w:start w:val="1"/>
-      <w:numFmt w:val="bullet"/>
-      <w:lvlText w:val="●"/>
-      <w:lvlJc w:val="left"/>
-      <w:pPr>
-        <w:ind w:left="5040" w:hanging="360"/>
-      </w:pPr>
-      <w:rPr>
-        <w:u w:val="none"/>
-      </w:rPr>
-    </w:lvl>
-    <w:lvl w:ilvl="7">
-      <w:start w:val="1"/>
-      <w:numFmt w:val="bullet"/>
-      <w:lvlText w:val="○"/>
-      <w:lvlJc w:val="left"/>
-      <w:pPr>
-        <w:ind w:left="5760" w:hanging="360"/>
-      </w:pPr>
-      <w:rPr>
-        <w:u w:val="none"/>
-      </w:rPr>
-    </w:lvl>
-    <w:lvl w:ilvl="8">
-      <w:start w:val="1"/>
-      <w:numFmt w:val="bullet"/>
-      <w:lvlText w:val="■"/>
-      <w:lvlJc w:val="left"/>
-      <w:pPr>
-        <w:ind w:left="6480" w:hanging="360"/>
-      </w:pPr>
-      <w:rPr>
-        <w:u w:val="none"/>
-      </w:rPr>
-    </w:lvl>
-  </w:abstractNum>
-  <w:abstractNum w:abstractNumId="7" w15:restartNumberingAfterBreak="0">
-    <w:nsid w:val="483A1E56"/>
-    <w:multiLevelType w:val="multilevel"/>
-    <w:tmpl w:val="15A6D7D8"/>
+    <w:tmpl w:val="8DAEEE7E"/>
     <w:lvl w:ilvl="0">
       <w:start w:val="1"/>
       <w:numFmt w:val="bullet"/>
@@ -6707,9 +6037,9 @@
     </w:lvl>
   </w:abstractNum>
   <w:abstractNum w:abstractNumId="8" w15:restartNumberingAfterBreak="0">
-    <w:nsid w:val="589764A1"/>
+    <w:nsid w:val="59817B35"/>
     <w:multiLevelType w:val="multilevel"/>
-    <w:tmpl w:val="8DAEEE7E"/>
+    <w:tmpl w:val="CF5C92FC"/>
     <w:lvl w:ilvl="0">
       <w:start w:val="1"/>
       <w:numFmt w:val="bullet"/>
@@ -6824,9 +6154,122 @@
     </w:lvl>
   </w:abstractNum>
   <w:abstractNum w:abstractNumId="9" w15:restartNumberingAfterBreak="0">
-    <w:nsid w:val="59817B35"/>
+    <w:nsid w:val="5CEE60AC"/>
     <w:multiLevelType w:val="multilevel"/>
-    <w:tmpl w:val="CF5C92FC"/>
+    <w:tmpl w:val="0726B236"/>
+    <w:lvl w:ilvl="0">
+      <w:start w:val="1"/>
+      <w:numFmt w:val="bullet"/>
+      <w:lvlText w:val="●"/>
+      <w:lvlJc w:val="left"/>
+      <w:pPr>
+        <w:ind w:left="720" w:hanging="360"/>
+      </w:pPr>
+      <w:rPr>
+        <w:u w:val="none"/>
+      </w:rPr>
+    </w:lvl>
+    <w:lvl w:ilvl="1">
+      <w:start w:val="1"/>
+      <w:numFmt w:val="bullet"/>
+      <w:lvlText w:val="○"/>
+      <w:lvlJc w:val="left"/>
+      <w:pPr>
+        <w:ind w:left="1440" w:hanging="360"/>
+      </w:pPr>
+      <w:rPr>
+        <w:u w:val="none"/>
+      </w:rPr>
+    </w:lvl>
+    <w:lvl w:ilvl="2">
+      <w:start w:val="1"/>
+      <w:numFmt w:val="bullet"/>
+      <w:lvlText w:val="■"/>
+      <w:lvlJc w:val="left"/>
+      <w:pPr>
+        <w:ind w:left="2160" w:hanging="360"/>
+      </w:pPr>
+      <w:rPr>
+        <w:u w:val="none"/>
+      </w:rPr>
+    </w:lvl>
+    <w:lvl w:ilvl="3">
+      <w:start w:val="1"/>
+      <w:numFmt w:val="bullet"/>
+      <w:lvlText w:val="●"/>
+      <w:lvlJc w:val="left"/>
+      <w:pPr>
+        <w:ind w:left="2880" w:hanging="360"/>
+      </w:pPr>
+      <w:rPr>
+        <w:u w:val="none"/>
+      </w:rPr>
+    </w:lvl>
+    <w:lvl w:ilvl="4">
+      <w:start w:val="1"/>
+      <w:numFmt w:val="bullet"/>
+      <w:lvlText w:val="○"/>
+      <w:lvlJc w:val="left"/>
+      <w:pPr>
+        <w:ind w:left="3600" w:hanging="360"/>
+      </w:pPr>
+      <w:rPr>
+        <w:u w:val="none"/>
+      </w:rPr>
+    </w:lvl>
+    <w:lvl w:ilvl="5">
+      <w:start w:val="1"/>
+      <w:numFmt w:val="bullet"/>
+      <w:lvlText w:val="■"/>
+      <w:lvlJc w:val="left"/>
+      <w:pPr>
+        <w:ind w:left="4320" w:hanging="360"/>
+      </w:pPr>
+      <w:rPr>
+        <w:u w:val="none"/>
+      </w:rPr>
+    </w:lvl>
+    <w:lvl w:ilvl="6">
+      <w:start w:val="1"/>
+      <w:numFmt w:val="bullet"/>
+      <w:lvlText w:val="●"/>
+      <w:lvlJc w:val="left"/>
+      <w:pPr>
+        <w:ind w:left="5040" w:hanging="360"/>
+      </w:pPr>
+      <w:rPr>
+        <w:u w:val="none"/>
+      </w:rPr>
+    </w:lvl>
+    <w:lvl w:ilvl="7">
+      <w:start w:val="1"/>
+      <w:numFmt w:val="bullet"/>
+      <w:lvlText w:val="○"/>
+      <w:lvlJc w:val="left"/>
+      <w:pPr>
+        <w:ind w:left="5760" w:hanging="360"/>
+      </w:pPr>
+      <w:rPr>
+        <w:u w:val="none"/>
+      </w:rPr>
+    </w:lvl>
+    <w:lvl w:ilvl="8">
+      <w:start w:val="1"/>
+      <w:numFmt w:val="bullet"/>
+      <w:lvlText w:val="■"/>
+      <w:lvlJc w:val="left"/>
+      <w:pPr>
+        <w:ind w:left="6480" w:hanging="360"/>
+      </w:pPr>
+      <w:rPr>
+        <w:u w:val="none"/>
+      </w:rPr>
+    </w:lvl>
+  </w:abstractNum>
+  <w:abstractNum w:abstractNumId="10" w15:restartNumberingAfterBreak="0">
+    <w:nsid w:val="6A325AE7"/>
+    <w:multiLevelType w:val="multilevel"/>
+    <w:tmpl w:val="4802C164"/>
     <w:lvl w:ilvl="0">
       <w:start w:val="1"/>
       <w:numFmt w:val="bullet"/>
@@ -6940,123 +6383,10 @@
       </w:rPr>
     </w:lvl>
   </w:abstractNum>
-  <w:abstractNum w:abstractNumId="10" w15:restartNumberingAfterBreak="0">
-    <w:nsid w:val="5CEE60AC"/>
+  <w:abstractNum w:abstractNumId="11" w15:restartNumberingAfterBreak="0">
+    <w:nsid w:val="6DD0149C"/>
     <w:multiLevelType w:val="multilevel"/>
-    <w:tmpl w:val="0726B236"/>
-    <w:lvl w:ilvl="0">
-      <w:start w:val="1"/>
-      <w:numFmt w:val="bullet"/>
-      <w:lvlText w:val="●"/>
-      <w:lvlJc w:val="left"/>
-      <w:pPr>
-        <w:ind w:left="720" w:hanging="360"/>
-      </w:pPr>
-      <w:rPr>
-        <w:u w:val="none"/>
-      </w:rPr>
-    </w:lvl>
-    <w:lvl w:ilvl="1">
-      <w:start w:val="1"/>
-      <w:numFmt w:val="bullet"/>
-      <w:lvlText w:val="○"/>
-      <w:lvlJc w:val="left"/>
-      <w:pPr>
-        <w:ind w:left="1440" w:hanging="360"/>
-      </w:pPr>
-      <w:rPr>
-        <w:u w:val="none"/>
-      </w:rPr>
-    </w:lvl>
-    <w:lvl w:ilvl="2">
-      <w:start w:val="1"/>
-      <w:numFmt w:val="bullet"/>
-      <w:lvlText w:val="■"/>
-      <w:lvlJc w:val="left"/>
-      <w:pPr>
-        <w:ind w:left="2160" w:hanging="360"/>
-      </w:pPr>
-      <w:rPr>
-        <w:u w:val="none"/>
-      </w:rPr>
-    </w:lvl>
-    <w:lvl w:ilvl="3">
-      <w:start w:val="1"/>
-      <w:numFmt w:val="bullet"/>
-      <w:lvlText w:val="●"/>
-      <w:lvlJc w:val="left"/>
-      <w:pPr>
-        <w:ind w:left="2880" w:hanging="360"/>
-      </w:pPr>
-      <w:rPr>
-        <w:u w:val="none"/>
-      </w:rPr>
-    </w:lvl>
-    <w:lvl w:ilvl="4">
-      <w:start w:val="1"/>
-      <w:numFmt w:val="bullet"/>
-      <w:lvlText w:val="○"/>
-      <w:lvlJc w:val="left"/>
-      <w:pPr>
-        <w:ind w:left="3600" w:hanging="360"/>
-      </w:pPr>
-      <w:rPr>
-        <w:u w:val="none"/>
-      </w:rPr>
-    </w:lvl>
-    <w:lvl w:ilvl="5">
-      <w:start w:val="1"/>
-      <w:numFmt w:val="bullet"/>
-      <w:lvlText w:val="■"/>
-      <w:lvlJc w:val="left"/>
-      <w:pPr>
-        <w:ind w:left="4320" w:hanging="360"/>
-      </w:pPr>
-      <w:rPr>
-        <w:u w:val="none"/>
-      </w:rPr>
-    </w:lvl>
-    <w:lvl w:ilvl="6">
-      <w:start w:val="1"/>
-      <w:numFmt w:val="bullet"/>
-      <w:lvlText w:val="●"/>
-      <w:lvlJc w:val="left"/>
-      <w:pPr>
-        <w:ind w:left="5040" w:hanging="360"/>
-      </w:pPr>
-      <w:rPr>
-        <w:u w:val="none"/>
-      </w:rPr>
-    </w:lvl>
-    <w:lvl w:ilvl="7">
-      <w:start w:val="1"/>
-      <w:numFmt w:val="bullet"/>
-      <w:lvlText w:val="○"/>
-      <w:lvlJc w:val="left"/>
-      <w:pPr>
-        <w:ind w:left="5760" w:hanging="360"/>
-      </w:pPr>
-      <w:rPr>
-        <w:u w:val="none"/>
-      </w:rPr>
-    </w:lvl>
-    <w:lvl w:ilvl="8">
-      <w:start w:val="1"/>
-      <w:numFmt w:val="bullet"/>
-      <w:lvlText w:val="■"/>
-      <w:lvlJc w:val="left"/>
-      <w:pPr>
-        <w:ind w:left="6480" w:hanging="360"/>
-      </w:pPr>
-      <w:rPr>
-        <w:u w:val="none"/>
-      </w:rPr>
-    </w:lvl>
-  </w:abstractNum>
-  <w:abstractNum w:abstractNumId="11" w15:restartNumberingAfterBreak="0">
-    <w:nsid w:val="6A325AE7"/>
-    <w:multiLevelType w:val="multilevel"/>
-    <w:tmpl w:val="4802C164"/>
+    <w:tmpl w:val="AF44435E"/>
     <w:lvl w:ilvl="0">
       <w:start w:val="1"/>
       <w:numFmt w:val="bullet"/>
@@ -7171,123 +6501,6 @@
     </w:lvl>
   </w:abstractNum>
   <w:abstractNum w:abstractNumId="12" w15:restartNumberingAfterBreak="0">
-    <w:nsid w:val="6DD0149C"/>
-    <w:multiLevelType w:val="multilevel"/>
-    <w:tmpl w:val="AF44435E"/>
-    <w:lvl w:ilvl="0">
-      <w:start w:val="1"/>
-      <w:numFmt w:val="bullet"/>
-      <w:lvlText w:val="●"/>
-      <w:lvlJc w:val="left"/>
-      <w:pPr>
-        <w:ind w:left="720" w:hanging="360"/>
-      </w:pPr>
-      <w:rPr>
-        <w:rFonts w:ascii="Arial" w:eastAsia="Arial" w:hAnsi="Arial" w:cs="Arial"/>
-        <w:color w:val="222222"/>
-        <w:sz w:val="18"/>
-        <w:szCs w:val="18"/>
-        <w:u w:val="none"/>
-      </w:rPr>
-    </w:lvl>
-    <w:lvl w:ilvl="1">
-      <w:start w:val="1"/>
-      <w:numFmt w:val="bullet"/>
-      <w:lvlText w:val="○"/>
-      <w:lvlJc w:val="left"/>
-      <w:pPr>
-        <w:ind w:left="1440" w:hanging="360"/>
-      </w:pPr>
-      <w:rPr>
-        <w:u w:val="none"/>
-      </w:rPr>
-    </w:lvl>
-    <w:lvl w:ilvl="2">
-      <w:start w:val="1"/>
-      <w:numFmt w:val="bullet"/>
-      <w:lvlText w:val="■"/>
-      <w:lvlJc w:val="left"/>
-      <w:pPr>
-        <w:ind w:left="2160" w:hanging="360"/>
-      </w:pPr>
-      <w:rPr>
-        <w:u w:val="none"/>
-      </w:rPr>
-    </w:lvl>
-    <w:lvl w:ilvl="3">
-      <w:start w:val="1"/>
-      <w:numFmt w:val="bullet"/>
-      <w:lvlText w:val="●"/>
-      <w:lvlJc w:val="left"/>
-      <w:pPr>
-        <w:ind w:left="2880" w:hanging="360"/>
-      </w:pPr>
-      <w:rPr>
-        <w:u w:val="none"/>
-      </w:rPr>
-    </w:lvl>
-    <w:lvl w:ilvl="4">
-      <w:start w:val="1"/>
-      <w:numFmt w:val="bullet"/>
-      <w:lvlText w:val="○"/>
-      <w:lvlJc w:val="left"/>
-      <w:pPr>
-        <w:ind w:left="3600" w:hanging="360"/>
-      </w:pPr>
-      <w:rPr>
-        <w:u w:val="none"/>
-      </w:rPr>
-    </w:lvl>
-    <w:lvl w:ilvl="5">
-      <w:start w:val="1"/>
-      <w:numFmt w:val="bullet"/>
-      <w:lvlText w:val="■"/>
-      <w:lvlJc w:val="left"/>
-      <w:pPr>
-        <w:ind w:left="4320" w:hanging="360"/>
-      </w:pPr>
-      <w:rPr>
-        <w:u w:val="none"/>
-      </w:rPr>
-    </w:lvl>
-    <w:lvl w:ilvl="6">
-      <w:start w:val="1"/>
-      <w:numFmt w:val="bullet"/>
-      <w:lvlText w:val="●"/>
-      <w:lvlJc w:val="left"/>
-      <w:pPr>
-        <w:ind w:left="5040" w:hanging="360"/>
-      </w:pPr>
-      <w:rPr>
-        <w:u w:val="none"/>
-      </w:rPr>
-    </w:lvl>
-    <w:lvl w:ilvl="7">
-      <w:start w:val="1"/>
-      <w:numFmt w:val="bullet"/>
-      <w:lvlText w:val="○"/>
-      <w:lvlJc w:val="left"/>
-      <w:pPr>
-        <w:ind w:left="5760" w:hanging="360"/>
-      </w:pPr>
-      <w:rPr>
-        <w:u w:val="none"/>
-      </w:rPr>
-    </w:lvl>
-    <w:lvl w:ilvl="8">
-      <w:start w:val="1"/>
-      <w:numFmt w:val="bullet"/>
-      <w:lvlText w:val="■"/>
-      <w:lvlJc w:val="left"/>
-      <w:pPr>
-        <w:ind w:left="6480" w:hanging="360"/>
-      </w:pPr>
-      <w:rPr>
-        <w:u w:val="none"/>
-      </w:rPr>
-    </w:lvl>
-  </w:abstractNum>
-  <w:abstractNum w:abstractNumId="13" w15:restartNumberingAfterBreak="0">
     <w:nsid w:val="7AE27462"/>
     <w:multiLevelType w:val="hybridMultilevel"/>
     <w:tmpl w:val="0B5AFE8E"/>
@@ -7400,28 +6613,28 @@
     </w:lvl>
   </w:abstractNum>
   <w:num w:numId="1" w16cid:durableId="386344634">
-    <w:abstractNumId w:val="8"/>
+    <w:abstractNumId w:val="7"/>
   </w:num>
   <w:num w:numId="2" w16cid:durableId="476537505">
-    <w:abstractNumId w:val="12"/>
+    <w:abstractNumId w:val="11"/>
   </w:num>
   <w:num w:numId="3" w16cid:durableId="1204439392">
-    <w:abstractNumId w:val="11"/>
+    <w:abstractNumId w:val="10"/>
   </w:num>
   <w:num w:numId="4" w16cid:durableId="1330250068">
-    <w:abstractNumId w:val="7"/>
+    <w:abstractNumId w:val="6"/>
   </w:num>
   <w:num w:numId="5" w16cid:durableId="1786076857">
     <w:abstractNumId w:val="0"/>
   </w:num>
   <w:num w:numId="6" w16cid:durableId="1095204439">
-    <w:abstractNumId w:val="9"/>
+    <w:abstractNumId w:val="8"/>
   </w:num>
   <w:num w:numId="7" w16cid:durableId="942998974">
-    <w:abstractNumId w:val="6"/>
+    <w:abstractNumId w:val="5"/>
   </w:num>
   <w:num w:numId="8" w16cid:durableId="1721781134">
-    <w:abstractNumId w:val="10"/>
+    <w:abstractNumId w:val="9"/>
   </w:num>
   <w:num w:numId="9" w16cid:durableId="1072584620">
     <w:abstractNumId w:val="4"/>
@@ -7436,10 +6649,7 @@
     <w:abstractNumId w:val="2"/>
   </w:num>
   <w:num w:numId="13" w16cid:durableId="1263798956">
-    <w:abstractNumId w:val="13"/>
-  </w:num>
-  <w:num w:numId="14" w16cid:durableId="1493253481">
-    <w:abstractNumId w:val="5"/>
+    <w:abstractNumId w:val="12"/>
   </w:num>
 </w:numbering>
 </file>

--- a/docassemble/MLHDivorceAndCustody/data/templates/instructions_divorce_without_children.docx
+++ b/docassemble/MLHDivorceAndCustody/data/templates/instructions_divorce_without_children.docx
@@ -6,7 +6,6 @@
       <w:pPr>
         <w:pStyle w:val="Heading2"/>
       </w:pPr>
-      <w:proofErr w:type="gramStart"/>
       <w:r>
         <w:t>{</w:t>
       </w:r>
@@ -15,23 +14,11 @@
       </w:r>
       <w:proofErr w:type="spellStart"/>
       <w:r>
-        <w:t>county</w:t>
-      </w:r>
-      <w:proofErr w:type="gramEnd"/>
-      <w:r>
-        <w:t>_</w:t>
-      </w:r>
-      <w:proofErr w:type="gramStart"/>
-      <w:r>
-        <w:t>choice</w:t>
+        <w:t>county_choice</w:t>
       </w:r>
       <w:proofErr w:type="spellEnd"/>
       <w:r>
-        <w:t xml:space="preserve"> }</w:t>
-      </w:r>
-      <w:proofErr w:type="gramEnd"/>
-      <w:r>
-        <w:t xml:space="preserve">} County </w:t>
+        <w:t xml:space="preserve"> }} County </w:t>
       </w:r>
       <w:r>
         <w:t>Instructions for Divorce without Minor Children</w:t>
@@ -204,48 +191,16 @@
           <w:b/>
           <w:color w:val="222222"/>
         </w:rPr>
-        <w:t xml:space="preserve">Note: These instructions are general instructions for use in any Michigan County. Please be aware that some steps will vary from county to county. Specific instructions for your </w:t>
-      </w:r>
-      <w:proofErr w:type="gramStart"/>
-      <w:r>
+        <w:t>Note: These instructions are general instructions for use in any Michigan County. Please be aware that some steps will vary from county to county. Specific instructions for your county are not yet available. Contact your Circuit Court Clerk’s Office to find out which steps might be different in your county.</w:t>
+      </w:r>
+    </w:p>
+    <w:p>
+      <w:pPr>
+        <w:spacing w:before="180" w:after="180"/>
         <w:rPr>
           <w:b/>
           <w:color w:val="222222"/>
         </w:rPr>
-        <w:t>county</w:t>
-      </w:r>
-      <w:proofErr w:type="gramEnd"/>
-      <w:r>
-        <w:rPr>
-          <w:b/>
-          <w:color w:val="222222"/>
-        </w:rPr>
-        <w:t xml:space="preserve"> are not yet available. Contact your Circuit Court Clerk’s Office to find out which steps might be different in your </w:t>
-      </w:r>
-      <w:proofErr w:type="gramStart"/>
-      <w:r>
-        <w:rPr>
-          <w:b/>
-          <w:color w:val="222222"/>
-        </w:rPr>
-        <w:t>county</w:t>
-      </w:r>
-      <w:proofErr w:type="gramEnd"/>
-      <w:r>
-        <w:rPr>
-          <w:b/>
-          <w:color w:val="222222"/>
-        </w:rPr>
-        <w:t>.</w:t>
-      </w:r>
-    </w:p>
-    <w:p>
-      <w:pPr>
-        <w:spacing w:before="180" w:after="180"/>
-        <w:rPr>
-          <w:b/>
-          <w:color w:val="222222"/>
-        </w:rPr>
       </w:pPr>
       <w:r>
         <w:rPr>
@@ -263,16 +218,8 @@
         <w:rPr>
           <w:color w:val="222222"/>
         </w:rPr>
-        <w:t xml:space="preserve"> </w:t>
-      </w:r>
-      <w:proofErr w:type="gramStart"/>
-      <w:r>
-        <w:rPr>
-          <w:color w:val="222222"/>
-        </w:rPr>
-        <w:t>endif %}</w:t>
-      </w:r>
-      <w:proofErr w:type="gramEnd"/>
+        <w:t xml:space="preserve"> endif %}</w:t>
+      </w:r>
     </w:p>
     <w:p>
       <w:pPr>
@@ -306,21 +253,7 @@
         <w:rPr>
           <w:color w:val="222222"/>
         </w:rPr>
-        <w:t xml:space="preserve"> to prepare the forms you need. You will not file </w:t>
-      </w:r>
-      <w:proofErr w:type="gramStart"/>
-      <w:r>
-        <w:rPr>
-          <w:color w:val="222222"/>
-        </w:rPr>
-        <w:t>all of</w:t>
-      </w:r>
-      <w:proofErr w:type="gramEnd"/>
-      <w:r>
-        <w:rPr>
-          <w:color w:val="222222"/>
-        </w:rPr>
-        <w:t xml:space="preserve"> these forms at the beginning of your case; some you will file later. </w:t>
+        <w:t xml:space="preserve"> to prepare the forms you need. You will not file all of these forms at the beginning of your case; some you will file later. </w:t>
       </w:r>
       <w:r>
         <w:rPr>
@@ -352,67 +285,25 @@
         <w:rPr>
           <w:color w:val="222222"/>
         </w:rPr>
-        <w:t xml:space="preserve">= “Wayne” </w:t>
-      </w:r>
-      <w:proofErr w:type="gramStart"/>
-      <w:r>
-        <w:rPr>
-          <w:color w:val="222222"/>
-        </w:rPr>
-        <w:t>%}</w:t>
-      </w:r>
-      <w:r>
-        <w:rPr>
-          <w:color w:val="222222"/>
-        </w:rPr>
-        <w:t>The</w:t>
-      </w:r>
-      <w:proofErr w:type="gramEnd"/>
-      <w:r>
-        <w:rPr>
-          <w:color w:val="222222"/>
-        </w:rPr>
-        <w:t xml:space="preserve"> instructions below explain which forms you need for each </w:t>
-      </w:r>
-      <w:proofErr w:type="gramStart"/>
-      <w:r>
-        <w:rPr>
-          <w:color w:val="222222"/>
-        </w:rPr>
-        <w:t>step</w:t>
-      </w:r>
-      <w:r>
-        <w:rPr>
-          <w:color w:val="222222"/>
-        </w:rPr>
-        <w:t>.{</w:t>
-      </w:r>
-      <w:proofErr w:type="gramEnd"/>
-      <w:r>
-        <w:rPr>
-          <w:color w:val="222222"/>
-        </w:rPr>
-        <w:t xml:space="preserve">% else </w:t>
-      </w:r>
-      <w:proofErr w:type="gramStart"/>
-      <w:r>
-        <w:rPr>
-          <w:color w:val="222222"/>
-        </w:rPr>
-        <w:t>%}</w:t>
-      </w:r>
-      <w:r>
-        <w:rPr>
-          <w:color w:val="222222"/>
-        </w:rPr>
-        <w:t>You</w:t>
-      </w:r>
-      <w:proofErr w:type="gramEnd"/>
-      <w:r>
-        <w:rPr>
-          <w:color w:val="222222"/>
-        </w:rPr>
-        <w:t xml:space="preserve"> need to make copies of some of the forms.</w:t>
+        <w:t>= “Wayne” %}</w:t>
+      </w:r>
+      <w:r>
+        <w:rPr>
+          <w:color w:val="222222"/>
+        </w:rPr>
+        <w:t>The instructions below explain which forms you need for each step</w:t>
+      </w:r>
+      <w:r>
+        <w:rPr>
+          <w:color w:val="222222"/>
+        </w:rPr>
+        <w:t>.{% else %}</w:t>
+      </w:r>
+      <w:r>
+        <w:rPr>
+          <w:color w:val="222222"/>
+        </w:rPr>
+        <w:t>You need to make copies of some of the forms.</w:t>
       </w:r>
       <w:r>
         <w:rPr>
@@ -424,36 +315,14 @@
         <w:rPr>
           <w:color w:val="222222"/>
         </w:rPr>
-        <w:t xml:space="preserve">The instructions below explain which forms you need for each step and how many copies to </w:t>
-      </w:r>
-      <w:proofErr w:type="gramStart"/>
-      <w:r>
-        <w:rPr>
-          <w:color w:val="222222"/>
-        </w:rPr>
-        <w:t>make.</w:t>
-      </w:r>
-      <w:r>
-        <w:rPr>
-          <w:color w:val="222222"/>
-        </w:rPr>
-        <w:t>{</w:t>
-      </w:r>
-      <w:proofErr w:type="gramEnd"/>
-      <w:r>
-        <w:rPr>
-          <w:color w:val="222222"/>
-        </w:rPr>
-        <w:t xml:space="preserve">% </w:t>
-      </w:r>
-      <w:proofErr w:type="gramStart"/>
-      <w:r>
-        <w:rPr>
-          <w:color w:val="222222"/>
-        </w:rPr>
-        <w:t>endif %}</w:t>
-      </w:r>
-      <w:proofErr w:type="gramEnd"/>
+        <w:t>The instructions below explain which forms you need for each step and how many copies to make.</w:t>
+      </w:r>
+      <w:r>
+        <w:rPr>
+          <w:color w:val="222222"/>
+        </w:rPr>
+        <w:t>{% endif %}</w:t>
+      </w:r>
     </w:p>
     <w:p>
       <w:pPr>
@@ -494,7 +363,19 @@
         <w:rPr>
           <w:b/>
         </w:rPr>
-        <w:t xml:space="preserve">Divorce cases are now e-filed in Oakland County. Please note that completing the documents on Michigan Legal Help or Law Help Interactive does not file anything with the court. You will need to upload your documents in </w:t>
+        <w:t xml:space="preserve">Divorce cases are now e-filed in Oakland County. Please note that completing the documents on Michigan Legal Help or </w:t>
+      </w:r>
+      <w:r>
+        <w:rPr>
+          <w:b/>
+        </w:rPr>
+        <w:t>MLH-Forms</w:t>
+      </w:r>
+      <w:r>
+        <w:rPr>
+          <w:b/>
+        </w:rPr>
+        <w:t xml:space="preserve"> does not file anything with the court. You will need to upload your documents in </w:t>
       </w:r>
       <w:hyperlink r:id="rId8">
         <w:proofErr w:type="spellStart"/>
@@ -513,24 +394,7 @@
         <w:rPr>
           <w:b/>
         </w:rPr>
-        <w:t xml:space="preserve">. For more information about how to do this, please visit the </w:t>
-      </w:r>
-      <w:hyperlink r:id="rId9">
-        <w:r>
-          <w:rPr>
-            <w:b/>
-            <w:bCs/>
-            <w:color w:val="1155CC"/>
-            <w:u w:val="single"/>
-          </w:rPr>
-          <w:t>Oakland County E-Filing Resource Page</w:t>
-        </w:r>
-      </w:hyperlink>
-      <w:r>
-        <w:rPr>
-          <w:b/>
-        </w:rPr>
-        <w:t>.</w:t>
+        <w:t xml:space="preserve">. </w:t>
       </w:r>
     </w:p>
     <w:p>
@@ -606,7 +470,7 @@
         </w:rPr>
         <w:t xml:space="preserve">You will need to file your initial forms at the Circuit Court Clerk’s Office (see Step 5). But note that everything you file in your case after this initial filing will need to be e-filed using </w:t>
       </w:r>
-      <w:hyperlink r:id="rId10" w:history="1">
+      <w:hyperlink r:id="rId9" w:history="1">
         <w:proofErr w:type="spellStart"/>
         <w:r>
           <w:rPr>
@@ -623,7 +487,7 @@
         </w:rPr>
         <w:t xml:space="preserve">. You can find more information about e-filing on the </w:t>
       </w:r>
-      <w:hyperlink r:id="rId11" w:history="1">
+      <w:hyperlink r:id="rId10" w:history="1">
         <w:r>
           <w:rPr>
             <w:rStyle w:val="Hyperlink"/>
@@ -638,7 +502,7 @@
         </w:rPr>
         <w:t xml:space="preserve"> and in </w:t>
       </w:r>
-      <w:hyperlink r:id="rId12" w:history="1">
+      <w:hyperlink r:id="rId11" w:history="1">
         <w:r>
           <w:rPr>
             <w:rStyle w:val="Hyperlink"/>
@@ -722,21 +586,7 @@
         <w:rPr>
           <w:color w:val="222222"/>
         </w:rPr>
-        <w:t xml:space="preserve">Complaint </w:t>
-      </w:r>
-      <w:proofErr w:type="gramStart"/>
-      <w:r>
-        <w:rPr>
-          <w:color w:val="222222"/>
-        </w:rPr>
-        <w:t>for</w:t>
-      </w:r>
-      <w:proofErr w:type="gramEnd"/>
-      <w:r>
-        <w:rPr>
-          <w:color w:val="222222"/>
-        </w:rPr>
-        <w:t xml:space="preserve"> Divorce</w:t>
+        <w:t>Complaint for Divorce</w:t>
       </w:r>
     </w:p>
     <w:p>
@@ -747,7 +597,7 @@
         </w:numPr>
         <w:spacing w:after="180"/>
       </w:pPr>
-      <w:hyperlink r:id="rId13" w:history="1">
+      <w:hyperlink r:id="rId12" w:history="1">
         <w:r>
           <w:rPr>
             <w:rStyle w:val="Hyperlink"/>
@@ -796,7 +646,7 @@
         </w:numPr>
         <w:spacing w:after="180"/>
       </w:pPr>
-      <w:hyperlink r:id="rId14" w:history="1">
+      <w:hyperlink r:id="rId13" w:history="1">
         <w:r>
           <w:rPr>
             <w:rStyle w:val="Hyperlink"/>
@@ -810,15 +660,7 @@
       </w:r>
       <w:r>
         <w:lastRenderedPageBreak/>
-        <w:t xml:space="preserve">identifying information on the forms that will be filed in the public court file. Fill out the </w:t>
-      </w:r>
-      <w:proofErr w:type="gramStart"/>
-      <w:r>
-        <w:t>caption, but</w:t>
-      </w:r>
-      <w:proofErr w:type="gramEnd"/>
-      <w:r>
-        <w:t xml:space="preserve"> leave the rest of the form blank</w:t>
+        <w:t>identifying information on the forms that will be filed in the public court file. Fill out the caption, but leave the rest of the form blank</w:t>
       </w:r>
       <w:r>
         <w:t>.</w:t>
@@ -835,21 +677,7 @@
         <w:rPr>
           <w:color w:val="222222"/>
         </w:rPr>
-        <w:t xml:space="preserve">In Wayne County you will not file the Summons generated by the Do-It-Yourself Divorce. If you file in person </w:t>
-      </w:r>
-      <w:proofErr w:type="gramStart"/>
-      <w:r>
-        <w:rPr>
-          <w:color w:val="222222"/>
-        </w:rPr>
-        <w:t>at</w:t>
-      </w:r>
-      <w:proofErr w:type="gramEnd"/>
-      <w:r>
-        <w:rPr>
-          <w:color w:val="222222"/>
-        </w:rPr>
-        <w:t xml:space="preserve"> the court, the clerk will print the Summons for you when you file your Complaint for Divorce. If you file online through the Domestic Case Filings System, you will need to create an </w:t>
+        <w:t xml:space="preserve">In Wayne County you will not file the Summons generated by the Do-It-Yourself Divorce. If you file in person at the court, the clerk will print the Summons for you when you file your Complaint for Divorce. If you file online through the Domestic Case Filings System, you will need to create an </w:t>
       </w:r>
       <w:proofErr w:type="spellStart"/>
       <w:r>
@@ -877,14 +705,7 @@
         <w:rPr>
           <w:color w:val="222222"/>
         </w:rPr>
-        <w:t xml:space="preserve">Step 5 has more information on filing and creating </w:t>
-      </w:r>
-      <w:proofErr w:type="gramStart"/>
-      <w:r>
-        <w:rPr>
-          <w:color w:val="222222"/>
-        </w:rPr>
-        <w:t xml:space="preserve">an </w:t>
+        <w:t xml:space="preserve">Step 5 has more information on filing and creating an </w:t>
       </w:r>
       <w:proofErr w:type="spellStart"/>
       <w:r>
@@ -894,7 +715,6 @@
         <w:t>eSummons</w:t>
       </w:r>
       <w:proofErr w:type="spellEnd"/>
-      <w:proofErr w:type="gramEnd"/>
       <w:r>
         <w:rPr>
           <w:color w:val="222222"/>
@@ -925,16 +745,8 @@
         <w:rPr>
           <w:color w:val="222222"/>
         </w:rPr>
-        <w:t xml:space="preserve"> </w:t>
-      </w:r>
-      <w:proofErr w:type="gramStart"/>
-      <w:r>
-        <w:rPr>
-          <w:color w:val="222222"/>
-        </w:rPr>
-        <w:t>else %}</w:t>
-      </w:r>
-      <w:proofErr w:type="gramEnd"/>
+        <w:t xml:space="preserve"> else %}</w:t>
+      </w:r>
     </w:p>
     <w:p>
       <w:pPr>
@@ -1041,16 +853,8 @@
         <w:rPr>
           <w:color w:val="222222"/>
         </w:rPr>
-        <w:t xml:space="preserve"> </w:t>
-      </w:r>
-      <w:proofErr w:type="gramStart"/>
-      <w:r>
-        <w:rPr>
-          <w:color w:val="222222"/>
-        </w:rPr>
-        <w:t>endif %}</w:t>
-      </w:r>
-      <w:proofErr w:type="gramEnd"/>
+        <w:t xml:space="preserve"> endif %}</w:t>
+      </w:r>
     </w:p>
     <w:p>
       <w:pPr>
@@ -1125,7 +929,7 @@
         </w:rPr>
         <w:t xml:space="preserve">You can find contact information for your court on the </w:t>
       </w:r>
-      <w:hyperlink r:id="rId15">
+      <w:hyperlink r:id="rId14">
         <w:r>
           <w:rPr>
             <w:color w:val="1155CC"/>
@@ -1220,7 +1024,7 @@
           <w:color w:val="222222"/>
         </w:rPr>
       </w:pPr>
-      <w:hyperlink r:id="rId16">
+      <w:hyperlink r:id="rId15">
         <w:proofErr w:type="spellStart"/>
         <w:r>
           <w:rPr>
@@ -1235,23 +1039,9 @@
         <w:rPr>
           <w:color w:val="222222"/>
         </w:rPr>
-        <w:t xml:space="preserve"> is only available for </w:t>
-      </w:r>
-      <w:proofErr w:type="gramStart"/>
-      <w:r>
-        <w:rPr>
-          <w:color w:val="222222"/>
-        </w:rPr>
-        <w:t>some courts</w:t>
-      </w:r>
-      <w:proofErr w:type="gramEnd"/>
-      <w:r>
-        <w:rPr>
-          <w:color w:val="222222"/>
-        </w:rPr>
-        <w:t xml:space="preserve">. Even in courts where it is available, you can only use it for some case types. The State Court Administrative Office keeps a </w:t>
-      </w:r>
-      <w:hyperlink r:id="rId17">
+        <w:t xml:space="preserve"> is only available for some courts. Even in courts where it is available, you can only use it for some case types. The State Court Administrative Office keeps a </w:t>
+      </w:r>
+      <w:hyperlink r:id="rId16">
         <w:r>
           <w:rPr>
             <w:color w:val="1155CC"/>
@@ -1350,7 +1140,7 @@
         </w:rPr>
         <w:t xml:space="preserve">. To learn more, read </w:t>
       </w:r>
-      <w:hyperlink r:id="rId18">
+      <w:hyperlink r:id="rId17">
         <w:r>
           <w:rPr>
             <w:color w:val="1155CC"/>
@@ -1389,16 +1179,8 @@
         <w:rPr>
           <w:color w:val="222222"/>
         </w:rPr>
-        <w:t xml:space="preserve"> </w:t>
-      </w:r>
-      <w:proofErr w:type="gramStart"/>
-      <w:r>
-        <w:rPr>
-          <w:color w:val="222222"/>
-        </w:rPr>
-        <w:t>endif %}</w:t>
-      </w:r>
-      <w:proofErr w:type="gramEnd"/>
+        <w:t xml:space="preserve"> endif %}</w:t>
+      </w:r>
     </w:p>
     <w:p>
       <w:pPr>
@@ -1516,7 +1298,7 @@
         </w:rPr>
         <w:t xml:space="preserve"> If you will be filing for divorce online using Wayne County's </w:t>
       </w:r>
-      <w:hyperlink r:id="rId19">
+      <w:hyperlink r:id="rId18">
         <w:r>
           <w:rPr>
             <w:color w:val="1155CC"/>
@@ -1531,7 +1313,7 @@
         </w:rPr>
         <w:t xml:space="preserve">, filing fees must be paid before you file. Pay the filing fees at </w:t>
       </w:r>
-      <w:hyperlink r:id="rId20">
+      <w:hyperlink r:id="rId19">
         <w:r>
           <w:rPr>
             <w:color w:val="1155CC"/>
@@ -1663,7 +1445,7 @@
         </w:rPr>
         <w:t xml:space="preserve"> </w:t>
       </w:r>
-      <w:hyperlink r:id="rId21">
+      <w:hyperlink r:id="rId20">
         <w:r>
           <w:rPr>
             <w:color w:val="1155CC"/>
@@ -1698,16 +1480,8 @@
         <w:rPr>
           <w:color w:val="222222"/>
         </w:rPr>
-        <w:t xml:space="preserve">{%p </w:t>
-      </w:r>
-      <w:proofErr w:type="gramStart"/>
-      <w:r>
-        <w:rPr>
-          <w:color w:val="222222"/>
-        </w:rPr>
-        <w:t>else %}</w:t>
-      </w:r>
-      <w:proofErr w:type="gramEnd"/>
+        <w:t>{%p else %}</w:t>
+      </w:r>
     </w:p>
     <w:p>
       <w:pPr>
@@ -1734,43 +1508,21 @@
         <w:rPr>
           <w:color w:val="222222"/>
         </w:rPr>
-        <w:t xml:space="preserve">{%p </w:t>
-      </w:r>
-      <w:proofErr w:type="gramStart"/>
-      <w:r>
-        <w:rPr>
-          <w:color w:val="222222"/>
-        </w:rPr>
-        <w:t>endif %}</w:t>
-      </w:r>
-      <w:proofErr w:type="gramEnd"/>
-    </w:p>
-    <w:p>
-      <w:pPr>
-        <w:spacing w:before="180" w:after="180"/>
-        <w:rPr>
-          <w:color w:val="222222"/>
-        </w:rPr>
-      </w:pPr>
-      <w:r>
-        <w:rPr>
-          <w:color w:val="222222"/>
-        </w:rPr>
-        <w:t xml:space="preserve">If you are unable to pay the filing fee, you can ask the court to waive it. Your case will not start until you pay the filing </w:t>
-      </w:r>
-      <w:proofErr w:type="gramStart"/>
-      <w:r>
-        <w:rPr>
-          <w:color w:val="222222"/>
-        </w:rPr>
-        <w:t>fee</w:t>
-      </w:r>
-      <w:proofErr w:type="gramEnd"/>
-      <w:r>
-        <w:rPr>
-          <w:color w:val="222222"/>
-        </w:rPr>
-        <w:t xml:space="preserve"> or your Fee Waiver Request is approved.</w:t>
+        <w:t>{%p endif %}</w:t>
+      </w:r>
+    </w:p>
+    <w:p>
+      <w:pPr>
+        <w:spacing w:before="180" w:after="180"/>
+        <w:rPr>
+          <w:color w:val="222222"/>
+        </w:rPr>
+      </w:pPr>
+      <w:r>
+        <w:rPr>
+          <w:color w:val="222222"/>
+        </w:rPr>
+        <w:t>If you are unable to pay the filing fee, you can ask the court to waive it. Your case will not start until you pay the filing fee or your Fee Waiver Request is approved.</w:t>
       </w:r>
     </w:p>
     <w:p>
@@ -1805,16 +1557,8 @@
         <w:rPr>
           <w:color w:val="222222"/>
         </w:rPr>
-        <w:t>You receive public assistance based on having low income (examples: FAP, SNAP, Healthy Michigan, CHIP, ESO, FIP, TANF, WIC, SSI</w:t>
-      </w:r>
-      <w:proofErr w:type="gramStart"/>
-      <w:r>
-        <w:rPr>
-          <w:color w:val="222222"/>
-        </w:rPr>
-        <w:t>);</w:t>
-      </w:r>
-      <w:proofErr w:type="gramEnd"/>
+        <w:t>You receive public assistance based on having low income (examples: FAP, SNAP, Healthy Michigan, CHIP, ESO, FIP, TANF, WIC, SSI);</w:t>
+      </w:r>
     </w:p>
     <w:p>
       <w:pPr>
@@ -1873,7 +1617,7 @@
         </w:rPr>
         <w:t xml:space="preserve">If you receive public assistance based on having low income, a completed Fee Waiver Request will print out with your other documents from the Do-It-Yourself Divorce tool. Otherwise, you can use the </w:t>
       </w:r>
-      <w:hyperlink r:id="rId22">
+      <w:hyperlink r:id="rId21">
         <w:r>
           <w:rPr>
             <w:color w:val="1155CC"/>
@@ -1936,23 +1680,7 @@
           <w:b/>
           <w:color w:val="222222"/>
         </w:rPr>
-        <w:t xml:space="preserve">A Fee Waiver Request can be filed in one </w:t>
-      </w:r>
-      <w:proofErr w:type="gramStart"/>
-      <w:r>
-        <w:rPr>
-          <w:b/>
-          <w:color w:val="222222"/>
-        </w:rPr>
-        <w:t>of</w:t>
-      </w:r>
-      <w:proofErr w:type="gramEnd"/>
-      <w:r>
-        <w:rPr>
-          <w:b/>
-          <w:color w:val="222222"/>
-        </w:rPr>
-        <w:t xml:space="preserve"> two ways:</w:t>
+        <w:t>A Fee Waiver Request can be filed in one of two ways:</w:t>
       </w:r>
     </w:p>
     <w:p>
@@ -2004,7 +1732,7 @@
         </w:rPr>
         <w:t xml:space="preserve">You can file the Fee Waiver Request online through Wayne County's Domestic Case Filings System. For more information, read </w:t>
       </w:r>
-      <w:hyperlink r:id="rId23">
+      <w:hyperlink r:id="rId22">
         <w:r>
           <w:rPr>
             <w:color w:val="1155CC"/>
@@ -2033,7 +1761,7 @@
         </w:rPr>
         <w:t xml:space="preserve">IF YOUR FEE WAIVER REQUEST IS DENIED: You have 14 days from the issue date to pay the filing fees or request a review. To request a review, fill out a </w:t>
       </w:r>
-      <w:hyperlink r:id="rId24">
+      <w:hyperlink r:id="rId23">
         <w:r>
           <w:rPr>
             <w:color w:val="1155CC"/>
@@ -2060,16 +1788,8 @@
         <w:rPr>
           <w:color w:val="222222"/>
         </w:rPr>
-        <w:t xml:space="preserve">{%p </w:t>
-      </w:r>
-      <w:proofErr w:type="gramStart"/>
-      <w:r>
-        <w:rPr>
-          <w:color w:val="222222"/>
-        </w:rPr>
-        <w:t>else %}</w:t>
-      </w:r>
-      <w:proofErr w:type="gramEnd"/>
+        <w:t>{%p else %}</w:t>
+      </w:r>
     </w:p>
     <w:p>
       <w:pPr>
@@ -2084,7 +1804,7 @@
         </w:rPr>
         <w:t xml:space="preserve">To learn more, read </w:t>
       </w:r>
-      <w:hyperlink r:id="rId25">
+      <w:hyperlink r:id="rId24">
         <w:r>
           <w:rPr>
             <w:color w:val="1155CC"/>
@@ -2111,16 +1831,8 @@
         <w:rPr>
           <w:color w:val="222222"/>
         </w:rPr>
-        <w:t xml:space="preserve">{%p </w:t>
-      </w:r>
-      <w:proofErr w:type="gramStart"/>
-      <w:r>
-        <w:rPr>
-          <w:color w:val="222222"/>
-        </w:rPr>
-        <w:t>endif %}</w:t>
-      </w:r>
-      <w:proofErr w:type="gramEnd"/>
+        <w:t>{%p endif %}</w:t>
+      </w:r>
     </w:p>
     <w:p>
       <w:pPr>
@@ -2138,21 +1850,7 @@
         <w:rPr>
           <w:color w:val="222222"/>
         </w:rPr>
-        <w:t xml:space="preserve">You must sign and date each form that has a signature line. If you </w:t>
-      </w:r>
-      <w:proofErr w:type="gramStart"/>
-      <w:r>
-        <w:rPr>
-          <w:color w:val="222222"/>
-        </w:rPr>
-        <w:t>chose</w:t>
-      </w:r>
-      <w:proofErr w:type="gramEnd"/>
-      <w:r>
-        <w:rPr>
-          <w:color w:val="222222"/>
-        </w:rPr>
-        <w:t xml:space="preserve"> to sign electronically, this is already done. The electronic signature will look like this: /s/ Your Name.</w:t>
+        <w:t>You must sign and date each form that has a signature line. If you chose to sign electronically, this is already done. The electronic signature will look like this: /s/ Your Name.</w:t>
       </w:r>
     </w:p>
     <w:p>
@@ -2276,16 +1974,8 @@
         <w:rPr>
           <w:color w:val="222222"/>
         </w:rPr>
-        <w:t xml:space="preserve">{%p </w:t>
-      </w:r>
-      <w:proofErr w:type="gramStart"/>
-      <w:r>
-        <w:rPr>
-          <w:color w:val="222222"/>
-        </w:rPr>
-        <w:t>else %}</w:t>
-      </w:r>
-      <w:proofErr w:type="gramEnd"/>
+        <w:t>{%p else %}</w:t>
+      </w:r>
     </w:p>
     <w:p>
       <w:pPr>
@@ -2338,96 +2028,32 @@
         <w:rPr>
           <w:color w:val="222222"/>
         </w:rPr>
-        <w:t xml:space="preserve">” </w:t>
-      </w:r>
-      <w:proofErr w:type="gramStart"/>
-      <w:r>
-        <w:rPr>
-          <w:color w:val="222222"/>
-        </w:rPr>
-        <w:t>%}After</w:t>
-      </w:r>
-      <w:proofErr w:type="gramEnd"/>
-      <w:r>
-        <w:rPr>
-          <w:color w:val="222222"/>
-        </w:rPr>
-        <w:t xml:space="preserve"> you sign your doc</w:t>
-      </w:r>
-      <w:r>
-        <w:rPr>
-          <w:color w:val="222222"/>
-        </w:rPr>
-        <w:t xml:space="preserve">uments, make copies as </w:t>
-      </w:r>
-      <w:proofErr w:type="gramStart"/>
-      <w:r>
-        <w:rPr>
-          <w:color w:val="222222"/>
-        </w:rPr>
-        <w:t>follows:</w:t>
-      </w:r>
-      <w:r>
-        <w:rPr>
-          <w:color w:val="222222"/>
-        </w:rPr>
-        <w:t>{</w:t>
-      </w:r>
-      <w:proofErr w:type="gramEnd"/>
-      <w:r>
-        <w:rPr>
-          <w:color w:val="222222"/>
-        </w:rPr>
-        <w:t xml:space="preserve">% else </w:t>
-      </w:r>
-      <w:proofErr w:type="gramStart"/>
-      <w:r>
-        <w:rPr>
-          <w:color w:val="222222"/>
-        </w:rPr>
-        <w:t>%}</w:t>
-      </w:r>
-      <w:r>
-        <w:rPr>
-          <w:color w:val="222222"/>
-        </w:rPr>
-        <w:t>After</w:t>
-      </w:r>
-      <w:proofErr w:type="gramEnd"/>
-      <w:r>
-        <w:rPr>
-          <w:color w:val="222222"/>
-        </w:rPr>
-        <w:t xml:space="preserve"> you sign your documents, make copies as follows. In some counties the court clerk’s office will make the copies for you. You can call the clerk’s office ahead of time to ask whether you need to make your own </w:t>
-      </w:r>
-      <w:proofErr w:type="gramStart"/>
-      <w:r>
-        <w:rPr>
-          <w:color w:val="222222"/>
-        </w:rPr>
-        <w:t>copies.</w:t>
-      </w:r>
-      <w:r>
-        <w:rPr>
-          <w:color w:val="222222"/>
-        </w:rPr>
-        <w:t>{</w:t>
-      </w:r>
-      <w:proofErr w:type="gramEnd"/>
-      <w:r>
-        <w:rPr>
-          <w:color w:val="222222"/>
-        </w:rPr>
-        <w:t xml:space="preserve">% </w:t>
-      </w:r>
-      <w:proofErr w:type="gramStart"/>
-      <w:r>
-        <w:rPr>
-          <w:color w:val="222222"/>
-        </w:rPr>
-        <w:t>endif %}</w:t>
-      </w:r>
-      <w:proofErr w:type="gramEnd"/>
+        <w:t>” %}After you sign your doc</w:t>
+      </w:r>
+      <w:r>
+        <w:rPr>
+          <w:color w:val="222222"/>
+        </w:rPr>
+        <w:t>uments, make copies as follows:</w:t>
+      </w:r>
+      <w:r>
+        <w:rPr>
+          <w:color w:val="222222"/>
+        </w:rPr>
+        <w:t>{% else %}</w:t>
+      </w:r>
+      <w:r>
+        <w:rPr>
+          <w:color w:val="222222"/>
+        </w:rPr>
+        <w:t>After you sign your documents, make copies as follows. In some counties the court clerk’s office will make the copies for you. You can call the clerk’s office ahead of time to ask whether you need to make your own copies.</w:t>
+      </w:r>
+      <w:r>
+        <w:rPr>
+          <w:color w:val="222222"/>
+        </w:rPr>
+        <w:t>{% endif %}</w:t>
+      </w:r>
     </w:p>
     <w:p>
       <w:pPr>
@@ -2543,151 +2169,113 @@
           <w:color w:val="222222"/>
           <w:highlight w:val="white"/>
         </w:rPr>
-        <w:t xml:space="preserve">If you are asking for spousal support in your complaint </w:t>
-      </w:r>
-      <w:proofErr w:type="gramStart"/>
-      <w:r>
-        <w:rPr>
-          <w:color w:val="222222"/>
+        <w:t xml:space="preserve">If you are asking for spousal support in your complaint for divorce, make a third copy of each document </w:t>
+      </w:r>
+      <w:r>
+        <w:rPr>
           <w:highlight w:val="white"/>
         </w:rPr>
-        <w:t>for</w:t>
-      </w:r>
-      <w:proofErr w:type="gramEnd"/>
+        <w:t xml:space="preserve">for the Friend of the Court if you will </w:t>
+      </w:r>
       <w:r>
         <w:rPr>
           <w:color w:val="222222"/>
           <w:highlight w:val="white"/>
         </w:rPr>
-        <w:t xml:space="preserve"> divorce, make a third copy of each document </w:t>
-      </w:r>
-      <w:r>
-        <w:rPr>
+        <w:t xml:space="preserve">file in person at the courthouse or by regular mail. </w:t>
+      </w:r>
+      <w:r>
+        <w:rPr>
+          <w:b/>
+          <w:color w:val="222222"/>
           <w:highlight w:val="white"/>
         </w:rPr>
-        <w:t xml:space="preserve">for the Friend of the Court if </w:t>
-      </w:r>
-      <w:proofErr w:type="gramStart"/>
-      <w:r>
-        <w:rPr>
+        <w:t xml:space="preserve">If you will file either by e-mail or using </w:t>
+      </w:r>
+      <w:proofErr w:type="spellStart"/>
+      <w:r>
+        <w:rPr>
+          <w:b/>
+          <w:color w:val="222222"/>
           <w:highlight w:val="white"/>
         </w:rPr>
-        <w:t>you will</w:t>
-      </w:r>
-      <w:proofErr w:type="gramEnd"/>
-      <w:r>
-        <w:rPr>
+        <w:t>MiFILE</w:t>
+      </w:r>
+      <w:proofErr w:type="spellEnd"/>
+      <w:r>
+        <w:rPr>
+          <w:b/>
+          <w:color w:val="222222"/>
           <w:highlight w:val="white"/>
         </w:rPr>
+        <w:t>, you will not need to file an extra co</w:t>
+      </w:r>
+      <w:r>
+        <w:rPr>
+          <w:b/>
+          <w:color w:val="222222"/>
+          <w:highlight w:val="white"/>
+        </w:rPr>
+        <w:t>py for the Friend of the Court.</w:t>
+      </w:r>
+    </w:p>
+    <w:p>
+      <w:pPr>
+        <w:spacing w:before="180" w:after="180"/>
+        <w:rPr>
+          <w:color w:val="222222"/>
+        </w:rPr>
+      </w:pPr>
+      <w:r>
+        <w:rPr>
+          <w:color w:val="222222"/>
+        </w:rPr>
+        <w:t>{%p endif %}</w:t>
+      </w:r>
+      <w:r>
+        <w:rPr>
+          <w:color w:val="222222"/>
+        </w:rPr>
         <w:t xml:space="preserve"> </w:t>
       </w:r>
       <w:r>
         <w:rPr>
-          <w:color w:val="222222"/>
-          <w:highlight w:val="white"/>
-        </w:rPr>
-        <w:t xml:space="preserve">file in person at the courthouse or by regular mail. </w:t>
-      </w:r>
-      <w:r>
-        <w:rPr>
-          <w:b/>
-          <w:color w:val="222222"/>
-          <w:highlight w:val="white"/>
-        </w:rPr>
-        <w:t xml:space="preserve">If you will file either by e-mail or using </w:t>
+          <w:color w:val="BFBFBF" w:themeColor="background1" w:themeShade="BF"/>
+        </w:rPr>
+        <w:t>// If Wayne</w:t>
+      </w:r>
+    </w:p>
+    <w:p>
+      <w:pPr>
+        <w:pStyle w:val="Heading3"/>
+      </w:pPr>
+      <w:r>
+        <w:t>Step 5: File your forms with filing fee</w:t>
+      </w:r>
+    </w:p>
+    <w:p>
+      <w:pPr>
+        <w:spacing w:before="180" w:after="180"/>
+        <w:rPr>
+          <w:color w:val="222222"/>
+        </w:rPr>
+      </w:pPr>
+      <w:r>
+        <w:rPr>
+          <w:color w:val="222222"/>
+        </w:rPr>
+        <w:t xml:space="preserve">{%p if </w:t>
       </w:r>
       <w:proofErr w:type="spellStart"/>
       <w:r>
         <w:rPr>
-          <w:b/>
-          <w:color w:val="222222"/>
-          <w:highlight w:val="white"/>
-        </w:rPr>
-        <w:t>MiFILE</w:t>
+          <w:color w:val="222222"/>
+        </w:rPr>
+        <w:t>county_choice</w:t>
       </w:r>
       <w:proofErr w:type="spellEnd"/>
       <w:r>
         <w:rPr>
-          <w:b/>
-          <w:color w:val="222222"/>
-          <w:highlight w:val="white"/>
-        </w:rPr>
-        <w:t>, you will not need to file an extra co</w:t>
-      </w:r>
-      <w:r>
-        <w:rPr>
-          <w:b/>
-          <w:color w:val="222222"/>
-          <w:highlight w:val="white"/>
-        </w:rPr>
-        <w:t>py for the Friend of the Court.</w:t>
-      </w:r>
-    </w:p>
-    <w:p>
-      <w:pPr>
-        <w:spacing w:before="180" w:after="180"/>
-        <w:rPr>
-          <w:color w:val="222222"/>
-        </w:rPr>
-      </w:pPr>
-      <w:r>
-        <w:rPr>
-          <w:color w:val="222222"/>
-        </w:rPr>
-        <w:t xml:space="preserve">{%p </w:t>
-      </w:r>
-      <w:proofErr w:type="gramStart"/>
-      <w:r>
-        <w:rPr>
-          <w:color w:val="222222"/>
-        </w:rPr>
-        <w:t>endif %}</w:t>
-      </w:r>
-      <w:proofErr w:type="gramEnd"/>
-      <w:r>
-        <w:rPr>
-          <w:color w:val="222222"/>
-        </w:rPr>
-        <w:t xml:space="preserve"> </w:t>
-      </w:r>
-      <w:r>
-        <w:rPr>
-          <w:color w:val="BFBFBF" w:themeColor="background1" w:themeShade="BF"/>
-        </w:rPr>
-        <w:t>// If Wayne</w:t>
-      </w:r>
-    </w:p>
-    <w:p>
-      <w:pPr>
-        <w:pStyle w:val="Heading3"/>
-      </w:pPr>
-      <w:r>
-        <w:t>Step 5: File your forms with filing fee</w:t>
-      </w:r>
-    </w:p>
-    <w:p>
-      <w:pPr>
-        <w:spacing w:before="180" w:after="180"/>
-        <w:rPr>
-          <w:color w:val="222222"/>
-        </w:rPr>
-      </w:pPr>
-      <w:r>
-        <w:rPr>
-          <w:color w:val="222222"/>
-        </w:rPr>
-        <w:t xml:space="preserve">{%p if </w:t>
-      </w:r>
-      <w:proofErr w:type="spellStart"/>
-      <w:r>
-        <w:rPr>
-          <w:color w:val="222222"/>
-        </w:rPr>
-        <w:t>county_choice</w:t>
-      </w:r>
-      <w:proofErr w:type="spellEnd"/>
-      <w:r>
-        <w:rPr>
           <w:color w:val="222222"/>
         </w:rPr>
         <w:t xml:space="preserve"> == “Wayne” %}</w:t>
@@ -2704,21 +2292,7 @@
         <w:rPr>
           <w:color w:val="222222"/>
         </w:rPr>
-        <w:t xml:space="preserve">Pay </w:t>
-      </w:r>
-      <w:proofErr w:type="gramStart"/>
-      <w:r>
-        <w:rPr>
-          <w:color w:val="222222"/>
-        </w:rPr>
-        <w:t>the filing</w:t>
-      </w:r>
-      <w:proofErr w:type="gramEnd"/>
-      <w:r>
-        <w:rPr>
-          <w:color w:val="222222"/>
-        </w:rPr>
-        <w:t xml:space="preserve"> fee or file a Fee Waiver Request along with the following documents:</w:t>
+        <w:t>Pay the filing fee or file a Fee Waiver Request along with the following documents:</w:t>
       </w:r>
     </w:p>
     <w:p>
@@ -2733,21 +2307,7 @@
         <w:rPr>
           <w:color w:val="222222"/>
         </w:rPr>
-        <w:t xml:space="preserve">Complaint </w:t>
-      </w:r>
-      <w:proofErr w:type="gramStart"/>
-      <w:r>
-        <w:rPr>
-          <w:color w:val="222222"/>
-        </w:rPr>
-        <w:t>for</w:t>
-      </w:r>
-      <w:proofErr w:type="gramEnd"/>
-      <w:r>
-        <w:rPr>
-          <w:color w:val="222222"/>
-        </w:rPr>
-        <w:t xml:space="preserve"> Divorce</w:t>
+        <w:t>Complaint for Divorce</w:t>
       </w:r>
     </w:p>
     <w:p>
@@ -2797,6 +2357,50 @@
           <w:color w:val="222222"/>
         </w:rPr>
         <w:t xml:space="preserve">The preferred method of filing is online through Wayne County's </w:t>
+      </w:r>
+      <w:hyperlink r:id="rId25">
+        <w:r>
+          <w:rPr>
+            <w:color w:val="1155CC"/>
+            <w:u w:val="single"/>
+          </w:rPr>
+          <w:t>Domestic Case Filings System</w:t>
+        </w:r>
+      </w:hyperlink>
+      <w:r>
+        <w:rPr>
+          <w:color w:val="222222"/>
+        </w:rPr>
+        <w:t>. Filing in person and thr</w:t>
+      </w:r>
+      <w:r>
+        <w:rPr>
+          <w:color w:val="222222"/>
+        </w:rPr>
+        <w:t>ough the mail are also options.</w:t>
+      </w:r>
+    </w:p>
+    <w:p>
+      <w:pPr>
+        <w:pStyle w:val="Heading5"/>
+      </w:pPr>
+      <w:r>
+        <w:lastRenderedPageBreak/>
+        <w:t xml:space="preserve">- Filing Online: </w:t>
+      </w:r>
+    </w:p>
+    <w:p>
+      <w:pPr>
+        <w:spacing w:before="180" w:after="180"/>
+        <w:rPr>
+          <w:color w:val="222222"/>
+        </w:rPr>
+      </w:pPr>
+      <w:r>
+        <w:rPr>
+          <w:color w:val="222222"/>
+        </w:rPr>
+        <w:t xml:space="preserve">You can file your divorce forms through the </w:t>
       </w:r>
       <w:hyperlink r:id="rId26">
         <w:r>
@@ -2811,89 +2415,45 @@
         <w:rPr>
           <w:color w:val="222222"/>
         </w:rPr>
-        <w:t>. Filing in person and thr</w:t>
-      </w:r>
-      <w:r>
-        <w:rPr>
-          <w:color w:val="222222"/>
-        </w:rPr>
-        <w:t>ough the mail are also options.</w:t>
-      </w:r>
-    </w:p>
-    <w:p>
-      <w:pPr>
-        <w:pStyle w:val="Heading5"/>
-      </w:pPr>
-      <w:r>
-        <w:lastRenderedPageBreak/>
-        <w:t xml:space="preserve">- Filing Online: </w:t>
-      </w:r>
-    </w:p>
-    <w:p>
-      <w:pPr>
-        <w:spacing w:before="180" w:after="180"/>
-        <w:rPr>
-          <w:color w:val="222222"/>
-        </w:rPr>
-      </w:pPr>
-      <w:r>
-        <w:rPr>
-          <w:color w:val="222222"/>
-        </w:rPr>
-        <w:t xml:space="preserve">You can file your divorce forms through the </w:t>
+        <w:t>.</w:t>
+      </w:r>
+    </w:p>
+    <w:p>
+      <w:pPr>
+        <w:spacing w:before="180" w:after="180"/>
+        <w:rPr>
+          <w:b/>
+          <w:color w:val="222222"/>
+        </w:rPr>
+      </w:pPr>
+      <w:r>
+        <w:rPr>
+          <w:color w:val="222222"/>
+        </w:rPr>
+        <w:t xml:space="preserve">The Domestic Case Filings System may be used Monday through Friday, 8:00 a.m. to 4:00 p.m. </w:t>
+      </w:r>
+      <w:r>
+        <w:rPr>
+          <w:b/>
+          <w:color w:val="222222"/>
+        </w:rPr>
+        <w:t>The System is not available in the evenings, on weekends, or on Court holidays.</w:t>
+      </w:r>
+    </w:p>
+    <w:p>
+      <w:pPr>
+        <w:spacing w:before="180" w:after="180"/>
+        <w:rPr>
+          <w:color w:val="222222"/>
+        </w:rPr>
+      </w:pPr>
+      <w:r>
+        <w:rPr>
+          <w:color w:val="222222"/>
+        </w:rPr>
+        <w:t xml:space="preserve">You will need to click "Create a new account" to begin. You can find instructions on creating an account on </w:t>
       </w:r>
       <w:hyperlink r:id="rId27">
-        <w:r>
-          <w:rPr>
-            <w:color w:val="1155CC"/>
-            <w:u w:val="single"/>
-          </w:rPr>
-          <w:t>Domestic Case Filings System</w:t>
-        </w:r>
-      </w:hyperlink>
-      <w:r>
-        <w:rPr>
-          <w:color w:val="222222"/>
-        </w:rPr>
-        <w:t>.</w:t>
-      </w:r>
-    </w:p>
-    <w:p>
-      <w:pPr>
-        <w:spacing w:before="180" w:after="180"/>
-        <w:rPr>
-          <w:b/>
-          <w:color w:val="222222"/>
-        </w:rPr>
-      </w:pPr>
-      <w:r>
-        <w:rPr>
-          <w:color w:val="222222"/>
-        </w:rPr>
-        <w:t xml:space="preserve">The Domestic Case Filings System may be used Monday through Friday, 8:00 a.m. to 4:00 p.m. </w:t>
-      </w:r>
-      <w:r>
-        <w:rPr>
-          <w:b/>
-          <w:color w:val="222222"/>
-        </w:rPr>
-        <w:t>The System is not available in the evenings, on weekends, or on Court holidays.</w:t>
-      </w:r>
-    </w:p>
-    <w:p>
-      <w:pPr>
-        <w:spacing w:before="180" w:after="180"/>
-        <w:rPr>
-          <w:color w:val="222222"/>
-        </w:rPr>
-      </w:pPr>
-      <w:r>
-        <w:rPr>
-          <w:color w:val="222222"/>
-        </w:rPr>
-        <w:t xml:space="preserve">You will need to click "Create a new account" to begin. You can find instructions on creating an account on </w:t>
-      </w:r>
-      <w:hyperlink r:id="rId28">
         <w:r>
           <w:rPr>
             <w:color w:val="1155CC"/>
@@ -2922,7 +2482,7 @@
         </w:rPr>
         <w:t xml:space="preserve">After you get the confirmation e-mail that your case has been accepted for filing and assigned a docket number and judge, you will need to create a Summons on the </w:t>
       </w:r>
-      <w:hyperlink r:id="rId29">
+      <w:hyperlink r:id="rId28">
         <w:proofErr w:type="spellStart"/>
         <w:r>
           <w:rPr>
@@ -2966,7 +2526,7 @@
         </w:rPr>
         <w:t xml:space="preserve">read </w:t>
       </w:r>
-      <w:hyperlink r:id="rId30">
+      <w:hyperlink r:id="rId29">
         <w:r>
           <w:rPr>
             <w:color w:val="1155CC"/>
@@ -3031,21 +2591,7 @@
         <w:rPr>
           <w:color w:val="222222"/>
         </w:rPr>
-        <w:t xml:space="preserve">Parties and/or attorneys must be in line no later than 3:30 p.m. </w:t>
-      </w:r>
-      <w:proofErr w:type="gramStart"/>
-      <w:r>
-        <w:rPr>
-          <w:color w:val="222222"/>
-        </w:rPr>
-        <w:t>in order to</w:t>
-      </w:r>
-      <w:proofErr w:type="gramEnd"/>
-      <w:r>
-        <w:rPr>
-          <w:color w:val="222222"/>
-        </w:rPr>
-        <w:t xml:space="preserve"> obtain service that day.</w:t>
+        <w:t>Parties and/or attorneys must be in line no later than 3:30 p.m. in order to obtain service that day.</w:t>
       </w:r>
     </w:p>
     <w:p>
@@ -3108,7 +2654,7 @@
         </w:rPr>
         <w:t xml:space="preserve">Visit the </w:t>
       </w:r>
-      <w:hyperlink r:id="rId31" w:anchor="IPFilingSafetyReq">
+      <w:hyperlink r:id="rId30" w:anchor="IPFilingSafetyReq">
         <w:r>
           <w:rPr>
             <w:b/>
@@ -3137,21 +2683,7 @@
         <w:rPr>
           <w:color w:val="222222"/>
         </w:rPr>
-        <w:t xml:space="preserve">The clerk will stamp and file your Complaint for Divorce. You will get a case </w:t>
-      </w:r>
-      <w:proofErr w:type="gramStart"/>
-      <w:r>
-        <w:rPr>
-          <w:color w:val="222222"/>
-        </w:rPr>
-        <w:t>number</w:t>
-      </w:r>
-      <w:proofErr w:type="gramEnd"/>
-      <w:r>
-        <w:rPr>
-          <w:color w:val="222222"/>
-        </w:rPr>
-        <w:t xml:space="preserve"> and your case will be assigned to a judge at this time.</w:t>
+        <w:t>The clerk will stamp and file your Complaint for Divorce. You will get a case number and your case will be assigned to a judge at this time.</w:t>
       </w:r>
     </w:p>
     <w:p>
@@ -3168,15 +2700,7 @@
         <w:t xml:space="preserve">If you are filing in person, the clerk will </w:t>
       </w:r>
       <w:r>
-        <w:t xml:space="preserve">print </w:t>
-      </w:r>
-      <w:proofErr w:type="gramStart"/>
-      <w:r>
-        <w:t>a Summons</w:t>
-      </w:r>
-      <w:proofErr w:type="gramEnd"/>
-      <w:r>
-        <w:t xml:space="preserve"> and labels for you. You must sign the Summons and attach labels to each copy of the Complaint and on the reverse side of the Summons, which is your Proof of Service. Keep the rest of the labels to use</w:t>
+        <w:t>print a Summons and labels for you. You must sign the Summons and attach labels to each copy of the Complaint and on the reverse side of the Summons, which is your Proof of Service. Keep the rest of the labels to use</w:t>
       </w:r>
       <w:r>
         <w:rPr>
@@ -3232,7 +2756,7 @@
         </w:rPr>
         <w:t xml:space="preserve"> </w:t>
       </w:r>
-      <w:hyperlink r:id="rId32" w:history="1">
+      <w:hyperlink r:id="rId31" w:history="1">
         <w:r>
           <w:rPr>
             <w:rStyle w:val="Hyperlink"/>
@@ -3281,16 +2805,8 @@
         <w:rPr>
           <w:color w:val="222222"/>
         </w:rPr>
-        <w:t xml:space="preserve"> </w:t>
-      </w:r>
-      <w:proofErr w:type="gramStart"/>
-      <w:r>
-        <w:rPr>
-          <w:color w:val="222222"/>
-        </w:rPr>
-        <w:t>else %}</w:t>
-      </w:r>
-      <w:proofErr w:type="gramEnd"/>
+        <w:t xml:space="preserve"> else %}</w:t>
+      </w:r>
       <w:r>
         <w:rPr>
           <w:color w:val="222222"/>
@@ -3364,13 +2880,27 @@
           <w:b/>
           <w:color w:val="222222"/>
         </w:rPr>
-        <w:t>requires this type of case to be e-filed. Please note that completing the documents on Michigan Legal Help or Law Help Interactive does no</w:t>
+        <w:t xml:space="preserve">requires this type of case to be e-filed. Please note that completing the documents on Michigan Legal Help or </w:t>
       </w:r>
       <w:r>
         <w:rPr>
           <w:b/>
           <w:color w:val="222222"/>
         </w:rPr>
+        <w:t>MLH-Forms</w:t>
+      </w:r>
+      <w:r>
+        <w:rPr>
+          <w:b/>
+          <w:color w:val="222222"/>
+        </w:rPr>
+        <w:t xml:space="preserve"> does no</w:t>
+      </w:r>
+      <w:r>
+        <w:rPr>
+          <w:b/>
+          <w:color w:val="222222"/>
+        </w:rPr>
         <w:t>t file anything with the court.</w:t>
       </w:r>
     </w:p>
@@ -3388,7 +2918,7 @@
         </w:rPr>
         <w:t xml:space="preserve">Upload your documents in </w:t>
       </w:r>
-      <w:hyperlink r:id="rId33">
+      <w:hyperlink r:id="rId32">
         <w:proofErr w:type="spellStart"/>
         <w:r>
           <w:rPr>
@@ -3422,41 +2952,137 @@
           <w:b/>
           <w:color w:val="222222"/>
         </w:rPr>
-        <w:t xml:space="preserve">, you will need to choose a </w:t>
-      </w:r>
-      <w:proofErr w:type="gramStart"/>
+        <w:t xml:space="preserve">, you will need to choose a drop down label for each individual document you upload. Choose "NEW CASE FILING FEE - $175.00" for the Complaint, and "MISCELLANEOUS - $0.00" for all other documents. </w:t>
+      </w:r>
+    </w:p>
+    <w:p>
+      <w:pPr>
+        <w:spacing w:before="180" w:after="180"/>
+        <w:rPr>
+          <w:color w:val="222222"/>
+        </w:rPr>
+      </w:pPr>
+      <w:r>
+        <w:rPr>
+          <w:color w:val="222222"/>
+        </w:rPr>
+        <w:t>{%</w:t>
+      </w:r>
+      <w:r>
+        <w:rPr>
+          <w:color w:val="222222"/>
+        </w:rPr>
+        <w:t>p</w:t>
+      </w:r>
+      <w:r>
+        <w:rPr>
+          <w:color w:val="222222"/>
+        </w:rPr>
+        <w:t xml:space="preserve"> </w:t>
+      </w:r>
+      <w:proofErr w:type="spellStart"/>
+      <w:r>
+        <w:rPr>
+          <w:color w:val="222222"/>
+        </w:rPr>
+        <w:t>el</w:t>
+      </w:r>
+      <w:r>
+        <w:rPr>
+          <w:color w:val="222222"/>
+        </w:rPr>
+        <w:t>if</w:t>
+      </w:r>
+      <w:proofErr w:type="spellEnd"/>
+      <w:r>
+        <w:rPr>
+          <w:color w:val="222222"/>
+        </w:rPr>
+        <w:t xml:space="preserve"> </w:t>
+      </w:r>
+      <w:proofErr w:type="spellStart"/>
+      <w:r>
+        <w:rPr>
+          <w:color w:val="222222"/>
+        </w:rPr>
+        <w:t>county_choice</w:t>
+      </w:r>
+      <w:proofErr w:type="spellEnd"/>
+      <w:r>
+        <w:rPr>
+          <w:color w:val="222222"/>
+        </w:rPr>
+        <w:t xml:space="preserve"> not in “</w:t>
+      </w:r>
+      <w:proofErr w:type="spellStart"/>
+      <w:r>
+        <w:rPr>
+          <w:color w:val="222222"/>
+        </w:rPr>
+        <w:t>Allegan|Ingham|Lenawee|Ottawa</w:t>
+      </w:r>
+      <w:proofErr w:type="spellEnd"/>
+      <w:r>
+        <w:rPr>
+          <w:color w:val="222222"/>
+        </w:rPr>
+        <w:t>” %}</w:t>
+      </w:r>
+    </w:p>
+    <w:p>
+      <w:pPr>
+        <w:spacing w:before="180" w:after="180"/>
+        <w:rPr>
+          <w:color w:val="222222"/>
+        </w:rPr>
+      </w:pPr>
       <w:r>
         <w:rPr>
           <w:b/>
           <w:color w:val="222222"/>
         </w:rPr>
-        <w:t>drop down</w:t>
-      </w:r>
-      <w:proofErr w:type="gramEnd"/>
+        <w:t xml:space="preserve">Please note that completing the documents on Michigan Legal Help or </w:t>
+      </w:r>
       <w:r>
         <w:rPr>
           <w:b/>
           <w:color w:val="222222"/>
         </w:rPr>
-        <w:t xml:space="preserve"> label for each individual document you upload. Choose "NEW CASE FILING FEE - $175.00" for the Complaint, and "MISCELLANEOUS - $0.00" for all other documents. For more information about how to do this, please visit the </w:t>
-      </w:r>
-      <w:hyperlink r:id="rId34">
-        <w:r>
-          <w:rPr>
-            <w:rStyle w:val="Hyperlink"/>
-            <w:b/>
-            <w:bCs/>
-            <w:color w:val="1155CC"/>
-          </w:rPr>
-          <w:t>Oakland County E-Filing Resource Page</w:t>
-        </w:r>
-      </w:hyperlink>
+        <w:t>MLH-</w:t>
+      </w:r>
       <w:r>
         <w:rPr>
           <w:b/>
           <w:color w:val="222222"/>
         </w:rPr>
-        <w:t>.</w:t>
+        <w:t>Forms</w:t>
+      </w:r>
+      <w:r>
+        <w:rPr>
+          <w:b/>
+          <w:color w:val="222222"/>
+        </w:rPr>
+        <w:t xml:space="preserve"> does not file anything with the court. </w:t>
+      </w:r>
+      <w:r>
+        <w:rPr>
+          <w:color w:val="222222"/>
+        </w:rPr>
+        <w:t xml:space="preserve">Contact your court to find out which filing methods are available. Depending on your court, you may be able to file electronically. To learn more about filing methods that may be available, read Step 1. If you are e-filing using </w:t>
+      </w:r>
+      <w:proofErr w:type="spellStart"/>
+      <w:r>
+        <w:rPr>
+          <w:color w:val="222222"/>
+        </w:rPr>
+        <w:t>MiFILE</w:t>
+      </w:r>
+      <w:proofErr w:type="spellEnd"/>
+      <w:r>
+        <w:rPr>
+          <w:color w:val="222222"/>
+        </w:rPr>
+        <w:t>, you will need to know the case-type code. The case type code for divorce without minor children is DO.</w:t>
       </w:r>
     </w:p>
     <w:p>
@@ -3482,254 +3108,116 @@
         <w:rPr>
           <w:color w:val="222222"/>
         </w:rPr>
+        <w:t xml:space="preserve"> endif %}</w:t>
+      </w:r>
+    </w:p>
+    <w:p>
+      <w:pPr>
+        <w:spacing w:before="180" w:after="180"/>
+        <w:rPr>
+          <w:color w:val="222222"/>
+        </w:rPr>
+      </w:pPr>
+      <w:r>
+        <w:rPr>
+          <w:color w:val="222222"/>
+          <w:highlight w:val="white"/>
+        </w:rPr>
+        <w:t>{%</w:t>
+      </w:r>
+      <w:r>
+        <w:rPr>
+          <w:color w:val="222222"/>
+          <w:highlight w:val="white"/>
+        </w:rPr>
+        <w:t>p</w:t>
+      </w:r>
+      <w:r>
+        <w:rPr>
+          <w:color w:val="222222"/>
+          <w:highlight w:val="white"/>
+        </w:rPr>
+        <w:t xml:space="preserve"> if </w:t>
+      </w:r>
+      <w:proofErr w:type="spellStart"/>
+      <w:r>
+        <w:rPr>
+          <w:color w:val="222222"/>
+          <w:highlight w:val="white"/>
+        </w:rPr>
+        <w:t>county_choice</w:t>
+      </w:r>
+      <w:proofErr w:type="spellEnd"/>
+      <w:r>
+        <w:rPr>
+          <w:color w:val="222222"/>
+          <w:highlight w:val="white"/>
+        </w:rPr>
         <w:t xml:space="preserve"> </w:t>
       </w:r>
+      <w:r>
+        <w:rPr>
+          <w:color w:val="222222"/>
+          <w:highlight w:val="white"/>
+        </w:rPr>
+        <w:t>in</w:t>
+      </w:r>
+      <w:r>
+        <w:rPr>
+          <w:color w:val="222222"/>
+          <w:highlight w:val="white"/>
+        </w:rPr>
+        <w:t xml:space="preserve"> “</w:t>
+      </w:r>
       <w:proofErr w:type="spellStart"/>
       <w:r>
         <w:rPr>
           <w:color w:val="222222"/>
-        </w:rPr>
-        <w:t>el</w:t>
-      </w:r>
-      <w:r>
-        <w:rPr>
-          <w:color w:val="222222"/>
-        </w:rPr>
-        <w:t>if</w:t>
+          <w:highlight w:val="white"/>
+        </w:rPr>
+        <w:t>Allegan</w:t>
+      </w:r>
+      <w:r>
+        <w:rPr>
+          <w:color w:val="222222"/>
+          <w:highlight w:val="white"/>
+        </w:rPr>
+        <w:t>|</w:t>
+      </w:r>
+      <w:r>
+        <w:rPr>
+          <w:color w:val="222222"/>
+          <w:highlight w:val="white"/>
+        </w:rPr>
+        <w:t>Ingham</w:t>
+      </w:r>
+      <w:r>
+        <w:rPr>
+          <w:color w:val="222222"/>
+          <w:highlight w:val="white"/>
+        </w:rPr>
+        <w:t>|</w:t>
+      </w:r>
+      <w:r>
+        <w:rPr>
+          <w:color w:val="222222"/>
+          <w:highlight w:val="white"/>
+        </w:rPr>
+        <w:t>Lenawee</w:t>
       </w:r>
       <w:proofErr w:type="spellEnd"/>
       <w:r>
         <w:rPr>
           <w:color w:val="222222"/>
-        </w:rPr>
-        <w:t xml:space="preserve"> </w:t>
-      </w:r>
-      <w:proofErr w:type="spellStart"/>
-      <w:r>
-        <w:rPr>
-          <w:color w:val="222222"/>
-        </w:rPr>
-        <w:t>county_choice</w:t>
-      </w:r>
-      <w:proofErr w:type="spellEnd"/>
-      <w:r>
-        <w:rPr>
-          <w:color w:val="222222"/>
-        </w:rPr>
-        <w:t xml:space="preserve"> not in “</w:t>
-      </w:r>
-      <w:proofErr w:type="spellStart"/>
-      <w:r>
-        <w:rPr>
-          <w:color w:val="222222"/>
-        </w:rPr>
-        <w:t>Allegan|Ingham|Lenawee|Ottawa</w:t>
-      </w:r>
-      <w:proofErr w:type="spellEnd"/>
-      <w:r>
-        <w:rPr>
-          <w:color w:val="222222"/>
-        </w:rPr>
-        <w:t>” %}</w:t>
-      </w:r>
-    </w:p>
-    <w:p>
-      <w:pPr>
-        <w:spacing w:before="180" w:after="180"/>
-        <w:rPr>
-          <w:color w:val="222222"/>
-        </w:rPr>
-      </w:pPr>
-      <w:r>
-        <w:rPr>
-          <w:b/>
-          <w:color w:val="222222"/>
-        </w:rPr>
-        <w:t xml:space="preserve">Please note that completing the documents on Michigan Legal Help or </w:t>
-      </w:r>
-      <w:r>
-        <w:rPr>
-          <w:b/>
-          <w:color w:val="222222"/>
-        </w:rPr>
-        <w:t>MLH-</w:t>
-      </w:r>
-      <w:r>
-        <w:rPr>
-          <w:b/>
-          <w:color w:val="222222"/>
-        </w:rPr>
-        <w:t>Forms</w:t>
-      </w:r>
-      <w:r>
-        <w:rPr>
-          <w:b/>
-          <w:color w:val="222222"/>
-        </w:rPr>
-        <w:t xml:space="preserve"> does not file anything with the court. </w:t>
-      </w:r>
-      <w:r>
-        <w:rPr>
-          <w:color w:val="222222"/>
-        </w:rPr>
-        <w:t xml:space="preserve">Contact your court to find out which filing methods are available. Depending on your court, you may be able to file electronically. To learn more about filing methods that may be available, read Step 1. If you are e-filing using </w:t>
-      </w:r>
-      <w:proofErr w:type="spellStart"/>
-      <w:r>
-        <w:rPr>
-          <w:color w:val="222222"/>
-        </w:rPr>
-        <w:t>MiFILE</w:t>
-      </w:r>
-      <w:proofErr w:type="spellEnd"/>
-      <w:r>
-        <w:rPr>
-          <w:color w:val="222222"/>
-        </w:rPr>
-        <w:t>, you will need to know the case-type code. The case type code for divorce without minor children is DO.</w:t>
-      </w:r>
-    </w:p>
-    <w:p>
-      <w:pPr>
-        <w:spacing w:before="180" w:after="180"/>
-        <w:rPr>
-          <w:color w:val="222222"/>
-        </w:rPr>
-      </w:pPr>
-      <w:r>
-        <w:rPr>
-          <w:color w:val="222222"/>
-        </w:rPr>
-        <w:t>{%</w:t>
-      </w:r>
-      <w:r>
-        <w:rPr>
-          <w:color w:val="222222"/>
-        </w:rPr>
-        <w:t>p</w:t>
-      </w:r>
-      <w:r>
-        <w:rPr>
-          <w:color w:val="222222"/>
-        </w:rPr>
-        <w:t xml:space="preserve"> </w:t>
-      </w:r>
-      <w:proofErr w:type="gramStart"/>
-      <w:r>
-        <w:rPr>
-          <w:color w:val="222222"/>
-        </w:rPr>
-        <w:t>endif %}</w:t>
-      </w:r>
-      <w:proofErr w:type="gramEnd"/>
-    </w:p>
-    <w:p>
-      <w:pPr>
-        <w:spacing w:before="180" w:after="180"/>
-        <w:rPr>
-          <w:color w:val="222222"/>
-        </w:rPr>
-      </w:pPr>
-      <w:r>
-        <w:rPr>
-          <w:color w:val="222222"/>
           <w:highlight w:val="white"/>
         </w:rPr>
-        <w:t>{%</w:t>
+        <w:t xml:space="preserve">” </w:t>
       </w:r>
       <w:r>
         <w:rPr>
           <w:color w:val="222222"/>
           <w:highlight w:val="white"/>
         </w:rPr>
-        <w:t>p</w:t>
-      </w:r>
-      <w:r>
-        <w:rPr>
-          <w:color w:val="222222"/>
-          <w:highlight w:val="white"/>
-        </w:rPr>
-        <w:t xml:space="preserve"> if </w:t>
-      </w:r>
-      <w:proofErr w:type="spellStart"/>
-      <w:r>
-        <w:rPr>
-          <w:color w:val="222222"/>
-          <w:highlight w:val="white"/>
-        </w:rPr>
-        <w:t>county_choice</w:t>
-      </w:r>
-      <w:proofErr w:type="spellEnd"/>
-      <w:r>
-        <w:rPr>
-          <w:color w:val="222222"/>
-          <w:highlight w:val="white"/>
-        </w:rPr>
-        <w:t xml:space="preserve"> </w:t>
-      </w:r>
-      <w:r>
-        <w:rPr>
-          <w:color w:val="222222"/>
-          <w:highlight w:val="white"/>
-        </w:rPr>
-        <w:t>in</w:t>
-      </w:r>
-      <w:r>
-        <w:rPr>
-          <w:color w:val="222222"/>
-          <w:highlight w:val="white"/>
-        </w:rPr>
-        <w:t xml:space="preserve"> “</w:t>
-      </w:r>
-      <w:proofErr w:type="spellStart"/>
-      <w:r>
-        <w:rPr>
-          <w:color w:val="222222"/>
-          <w:highlight w:val="white"/>
-        </w:rPr>
-        <w:t>Allegan</w:t>
-      </w:r>
-      <w:r>
-        <w:rPr>
-          <w:color w:val="222222"/>
-          <w:highlight w:val="white"/>
-        </w:rPr>
-        <w:t>|</w:t>
-      </w:r>
-      <w:r>
-        <w:rPr>
-          <w:color w:val="222222"/>
-          <w:highlight w:val="white"/>
-        </w:rPr>
-        <w:t>Ingham</w:t>
-      </w:r>
-      <w:r>
-        <w:rPr>
-          <w:color w:val="222222"/>
-          <w:highlight w:val="white"/>
-        </w:rPr>
-        <w:t>|</w:t>
-      </w:r>
-      <w:r>
-        <w:rPr>
-          <w:color w:val="222222"/>
-          <w:highlight w:val="white"/>
-        </w:rPr>
-        <w:t>Lenawee</w:t>
-      </w:r>
-      <w:proofErr w:type="spellEnd"/>
-      <w:r>
-        <w:rPr>
-          <w:color w:val="222222"/>
-          <w:highlight w:val="white"/>
-        </w:rPr>
-        <w:t xml:space="preserve">” </w:t>
-      </w:r>
-      <w:r>
-        <w:rPr>
-          <w:color w:val="222222"/>
-          <w:highlight w:val="white"/>
-        </w:rPr>
         <w:t>%}</w:t>
       </w:r>
     </w:p>
@@ -3746,7 +3234,7 @@
         </w:rPr>
         <w:t xml:space="preserve">File your forms at the court clerk's office. Click on </w:t>
       </w:r>
-      <w:hyperlink r:id="rId35">
+      <w:hyperlink r:id="rId33">
         <w:r>
           <w:rPr>
             <w:color w:val="1155CC"/>
@@ -3829,7 +3317,7 @@
         </w:rPr>
         <w:t xml:space="preserve">File your forms at the Ottawa County Circuit Court Clerk’s Office. Click on </w:t>
       </w:r>
-      <w:hyperlink r:id="rId36" w:history="1">
+      <w:hyperlink r:id="rId34" w:history="1">
         <w:r>
           <w:rPr>
             <w:rStyle w:val="Hyperlink"/>
@@ -3903,55 +3391,39 @@
           <w:color w:val="222222"/>
           <w:highlight w:val="white"/>
         </w:rPr>
-        <w:t>county_</w:t>
-      </w:r>
-      <w:proofErr w:type="gramStart"/>
+        <w:t>county_choice</w:t>
+      </w:r>
+      <w:proofErr w:type="spellEnd"/>
       <w:r>
         <w:rPr>
           <w:color w:val="222222"/>
           <w:highlight w:val="white"/>
         </w:rPr>
-        <w:t>choice</w:t>
-      </w:r>
-      <w:proofErr w:type="spellEnd"/>
+        <w:t xml:space="preserve"> != “Oakland” </w:t>
+      </w:r>
       <w:r>
         <w:rPr>
           <w:color w:val="222222"/>
           <w:highlight w:val="white"/>
         </w:rPr>
-        <w:t xml:space="preserve"> !</w:t>
-      </w:r>
-      <w:proofErr w:type="gramEnd"/>
+        <w:t>%}</w:t>
+      </w:r>
+    </w:p>
+    <w:p>
+      <w:pPr>
+        <w:spacing w:before="180" w:after="180"/>
+        <w:rPr>
+          <w:color w:val="222222"/>
+        </w:rPr>
+      </w:pPr>
       <w:r>
         <w:rPr>
           <w:color w:val="222222"/>
           <w:highlight w:val="white"/>
         </w:rPr>
-        <w:t xml:space="preserve">= “Oakland” </w:t>
-      </w:r>
-      <w:r>
-        <w:rPr>
-          <w:color w:val="222222"/>
-          <w:highlight w:val="white"/>
-        </w:rPr>
-        <w:t>%}</w:t>
-      </w:r>
-    </w:p>
-    <w:p>
-      <w:pPr>
-        <w:spacing w:before="180" w:after="180"/>
-        <w:rPr>
-          <w:color w:val="222222"/>
-        </w:rPr>
-      </w:pPr>
-      <w:r>
-        <w:rPr>
-          <w:color w:val="222222"/>
-          <w:highlight w:val="white"/>
-        </w:rPr>
         <w:t xml:space="preserve">If you are filing in person or need contact information for the court, click on </w:t>
       </w:r>
-      <w:hyperlink r:id="rId37">
+      <w:hyperlink r:id="rId35">
         <w:r>
           <w:rPr>
             <w:color w:val="1155CC"/>
@@ -3999,16 +3471,8 @@
         <w:rPr>
           <w:color w:val="222222"/>
         </w:rPr>
-        <w:t xml:space="preserve"> </w:t>
-      </w:r>
-      <w:proofErr w:type="gramStart"/>
-      <w:r>
-        <w:rPr>
-          <w:color w:val="222222"/>
-        </w:rPr>
-        <w:t>endif %}</w:t>
-      </w:r>
-      <w:proofErr w:type="gramEnd"/>
+        <w:t xml:space="preserve"> endif %}</w:t>
+      </w:r>
     </w:p>
     <w:p>
       <w:pPr>
@@ -4077,66 +3541,36 @@
         <w:rPr>
           <w:color w:val="222222"/>
         </w:rPr>
-        <w:t xml:space="preserve">{%p </w:t>
-      </w:r>
-      <w:proofErr w:type="gramStart"/>
-      <w:r>
-        <w:rPr>
-          <w:color w:val="222222"/>
-        </w:rPr>
-        <w:t>else %}</w:t>
-      </w:r>
-      <w:proofErr w:type="gramEnd"/>
-    </w:p>
-    <w:p>
-      <w:pPr>
-        <w:spacing w:before="180" w:after="180"/>
-        <w:rPr>
-          <w:color w:val="222222"/>
-        </w:rPr>
-      </w:pPr>
-      <w:r>
-        <w:rPr>
-          <w:color w:val="222222"/>
-        </w:rPr>
-        <w:t xml:space="preserve">Pay </w:t>
-      </w:r>
-      <w:proofErr w:type="gramStart"/>
-      <w:r>
-        <w:rPr>
-          <w:color w:val="222222"/>
-        </w:rPr>
-        <w:t>the filing</w:t>
-      </w:r>
-      <w:proofErr w:type="gramEnd"/>
-      <w:r>
-        <w:rPr>
-          <w:color w:val="222222"/>
-        </w:rPr>
-        <w:t xml:space="preserve"> fee or file a Fee Waiver Request along with the following documents:</w:t>
-      </w:r>
-    </w:p>
-    <w:p>
-      <w:pPr>
-        <w:spacing w:before="180" w:after="180"/>
-        <w:rPr>
-          <w:color w:val="222222"/>
-        </w:rPr>
-      </w:pPr>
-      <w:r>
-        <w:rPr>
-          <w:color w:val="222222"/>
-        </w:rPr>
-        <w:t xml:space="preserve">{%p </w:t>
-      </w:r>
-      <w:proofErr w:type="gramStart"/>
-      <w:r>
-        <w:rPr>
-          <w:color w:val="222222"/>
-        </w:rPr>
-        <w:t>endif %}</w:t>
-      </w:r>
-      <w:proofErr w:type="gramEnd"/>
+        <w:t>{%p else %}</w:t>
+      </w:r>
+    </w:p>
+    <w:p>
+      <w:pPr>
+        <w:spacing w:before="180" w:after="180"/>
+        <w:rPr>
+          <w:color w:val="222222"/>
+        </w:rPr>
+      </w:pPr>
+      <w:r>
+        <w:rPr>
+          <w:color w:val="222222"/>
+        </w:rPr>
+        <w:t>Pay the filing fee or file a Fee Waiver Request along with the following documents:</w:t>
+      </w:r>
+    </w:p>
+    <w:p>
+      <w:pPr>
+        <w:spacing w:before="180" w:after="180"/>
+        <w:rPr>
+          <w:color w:val="222222"/>
+        </w:rPr>
+      </w:pPr>
+      <w:r>
+        <w:rPr>
+          <w:color w:val="222222"/>
+        </w:rPr>
+        <w:t>{%p endif %}</w:t>
+      </w:r>
     </w:p>
     <w:p>
       <w:pPr>
@@ -4165,21 +3599,7 @@
         <w:rPr>
           <w:color w:val="222222"/>
         </w:rPr>
-        <w:t xml:space="preserve">Complaint </w:t>
-      </w:r>
-      <w:proofErr w:type="gramStart"/>
-      <w:r>
-        <w:rPr>
-          <w:color w:val="222222"/>
-        </w:rPr>
-        <w:t>for</w:t>
-      </w:r>
-      <w:proofErr w:type="gramEnd"/>
-      <w:r>
-        <w:rPr>
-          <w:color w:val="222222"/>
-        </w:rPr>
-        <w:t xml:space="preserve"> Divorce</w:t>
+        <w:t>Complaint for Divorce</w:t>
       </w:r>
     </w:p>
     <w:p>
@@ -4194,21 +3614,7 @@
         <w:rPr>
           <w:color w:val="222222"/>
         </w:rPr>
-        <w:t xml:space="preserve">Confidential Case </w:t>
-      </w:r>
-      <w:proofErr w:type="gramStart"/>
-      <w:r>
-        <w:rPr>
-          <w:color w:val="222222"/>
-        </w:rPr>
-        <w:t>Inventory{</w:t>
-      </w:r>
-      <w:proofErr w:type="gramEnd"/>
-      <w:r>
-        <w:rPr>
-          <w:color w:val="222222"/>
-        </w:rPr>
-        <w:t xml:space="preserve">% if </w:t>
+        <w:t xml:space="preserve">Confidential Case Inventory{% if </w:t>
       </w:r>
       <w:proofErr w:type="spellStart"/>
       <w:r>
@@ -4279,30 +3685,14 @@
           <w:u w:val="single"/>
         </w:rPr>
       </w:pPr>
-      <w:hyperlink r:id="rId38" w:history="1">
+      <w:hyperlink r:id="rId36" w:history="1">
         <w:r>
           <w:rPr>
             <w:color w:val="1155CC"/>
             <w:highlight w:val="white"/>
             <w:u w:val="single"/>
           </w:rPr>
-          <w:t>Case Initiation Informa</w:t>
-        </w:r>
-        <w:r>
-          <w:rPr>
-            <w:color w:val="1155CC"/>
-            <w:highlight w:val="white"/>
-            <w:u w:val="single"/>
-          </w:rPr>
-          <w:t>t</w:t>
-        </w:r>
-        <w:r>
-          <w:rPr>
-            <w:color w:val="1155CC"/>
-            <w:highlight w:val="white"/>
-            <w:u w:val="single"/>
-          </w:rPr>
-          <w:t>io</w:t>
+          <w:t>Case Initiation Informatio</w:t>
         </w:r>
         <w:r>
           <w:rPr>
@@ -4323,21 +3713,7 @@
         <w:rPr>
           <w:color w:val="222222"/>
         </w:rPr>
-        <w:t xml:space="preserve">(linked </w:t>
-      </w:r>
-      <w:proofErr w:type="gramStart"/>
-      <w:r>
-        <w:rPr>
-          <w:color w:val="222222"/>
-        </w:rPr>
-        <w:t>and also</w:t>
-      </w:r>
-      <w:proofErr w:type="gramEnd"/>
-      <w:r>
-        <w:rPr>
-          <w:color w:val="222222"/>
-        </w:rPr>
-        <w:t xml:space="preserve"> available from the court clerk)</w:t>
+        <w:t>(linked and also available from the court clerk)</w:t>
       </w:r>
     </w:p>
     <w:p>
@@ -4352,16 +3728,8 @@
         <w:rPr>
           <w:color w:val="222222"/>
         </w:rPr>
-        <w:t xml:space="preserve">{%p </w:t>
-      </w:r>
-      <w:proofErr w:type="gramStart"/>
-      <w:r>
-        <w:rPr>
-          <w:color w:val="222222"/>
-        </w:rPr>
-        <w:t>endif %}</w:t>
-      </w:r>
-      <w:proofErr w:type="gramEnd"/>
+        <w:t>{%p endif %}</w:t>
+      </w:r>
     </w:p>
     <w:p>
       <w:pPr>
@@ -4375,7 +3743,6 @@
         <w:rPr>
           <w:color w:val="222222"/>
         </w:rPr>
-        <w:lastRenderedPageBreak/>
         <w:t>{%</w:t>
       </w:r>
       <w:r>
@@ -4443,27 +3810,14 @@
         <w:rPr>
           <w:color w:val="222222"/>
         </w:rPr>
-        <w:t xml:space="preserve">Record of Divorce or </w:t>
-      </w:r>
-      <w:proofErr w:type="gramStart"/>
-      <w:r>
-        <w:rPr>
-          <w:color w:val="222222"/>
-        </w:rPr>
-        <w:t>Annulment</w:t>
-      </w:r>
-      <w:r>
-        <w:rPr>
-          <w:color w:val="222222"/>
-        </w:rPr>
-        <w:t>{</w:t>
-      </w:r>
-      <w:proofErr w:type="gramEnd"/>
-      <w:r>
-        <w:rPr>
-          <w:color w:val="222222"/>
-        </w:rPr>
-        <w:t xml:space="preserve">% if </w:t>
+        <w:lastRenderedPageBreak/>
+        <w:t>Record of Divorce or Annulment</w:t>
+      </w:r>
+      <w:r>
+        <w:rPr>
+          <w:color w:val="222222"/>
+        </w:rPr>
+        <w:t xml:space="preserve">{% if </w:t>
       </w:r>
       <w:proofErr w:type="spellStart"/>
       <w:r>
@@ -4539,27 +3893,13 @@
         <w:rPr>
           <w:color w:val="222222"/>
         </w:rPr>
-        <w:t xml:space="preserve">(depending on your </w:t>
-      </w:r>
-      <w:proofErr w:type="gramStart"/>
-      <w:r>
-        <w:rPr>
-          <w:color w:val="222222"/>
-        </w:rPr>
-        <w:t>county)</w:t>
-      </w:r>
-      <w:r>
-        <w:rPr>
-          <w:color w:val="222222"/>
-        </w:rPr>
-        <w:t>{</w:t>
-      </w:r>
-      <w:proofErr w:type="gramEnd"/>
-      <w:r>
-        <w:rPr>
-          <w:color w:val="222222"/>
-        </w:rPr>
-        <w:t>% endif %}</w:t>
+        <w:t>(depending on your county)</w:t>
+      </w:r>
+      <w:r>
+        <w:rPr>
+          <w:color w:val="222222"/>
+        </w:rPr>
+        <w:t>{% endif %}</w:t>
       </w:r>
     </w:p>
     <w:p>
@@ -4586,16 +3926,8 @@
         <w:rPr>
           <w:color w:val="222222"/>
         </w:rPr>
-        <w:t xml:space="preserve"> </w:t>
-      </w:r>
-      <w:proofErr w:type="gramStart"/>
-      <w:r>
-        <w:rPr>
-          <w:color w:val="222222"/>
-        </w:rPr>
-        <w:t>endif %}</w:t>
-      </w:r>
-      <w:proofErr w:type="gramEnd"/>
+        <w:t xml:space="preserve"> endif %}</w:t>
+      </w:r>
     </w:p>
     <w:p>
       <w:pPr>
@@ -4683,16 +4015,8 @@
         <w:rPr>
           <w:color w:val="222222"/>
         </w:rPr>
-        <w:t xml:space="preserve"> </w:t>
-      </w:r>
-      <w:proofErr w:type="gramStart"/>
-      <w:r>
-        <w:rPr>
-          <w:color w:val="222222"/>
-        </w:rPr>
-        <w:t>endif %}</w:t>
-      </w:r>
-      <w:proofErr w:type="gramEnd"/>
+        <w:t xml:space="preserve"> endif %}</w:t>
+      </w:r>
     </w:p>
     <w:p>
       <w:pPr>
@@ -4735,7 +4059,7 @@
         </w:rPr>
         <w:t xml:space="preserve">You can find more information about e-filing on the </w:t>
       </w:r>
-      <w:hyperlink r:id="rId39">
+      <w:hyperlink r:id="rId37">
         <w:r>
           <w:rPr>
             <w:color w:val="1155CC"/>
@@ -4750,7 +4074,7 @@
         </w:rPr>
         <w:t xml:space="preserve"> and in </w:t>
       </w:r>
-      <w:hyperlink r:id="rId40" w:history="1">
+      <w:hyperlink r:id="rId38" w:history="1">
         <w:r>
           <w:rPr>
             <w:color w:val="1155CC"/>
@@ -4822,7 +4146,6 @@
         </w:rPr>
         <w:t xml:space="preserve">{%p </w:t>
       </w:r>
-      <w:proofErr w:type="gramStart"/>
       <w:r>
         <w:rPr>
           <w:color w:val="222222"/>
@@ -4835,7 +4158,6 @@
         </w:rPr>
         <w:t xml:space="preserve"> %}</w:t>
       </w:r>
-      <w:proofErr w:type="gramEnd"/>
     </w:p>
     <w:p>
       <w:pPr>
@@ -4939,7 +4261,6 @@
         </w:rPr>
         <w:t xml:space="preserve"> </w:t>
       </w:r>
-      <w:proofErr w:type="gramStart"/>
       <w:r>
         <w:rPr>
           <w:color w:val="222222"/>
@@ -4951,48 +4272,13 @@
         <w:rPr>
           <w:color w:val="222222"/>
         </w:rPr>
-        <w:t>Give</w:t>
-      </w:r>
-      <w:proofErr w:type="gramEnd"/>
-      <w:r>
-        <w:rPr>
-          <w:color w:val="222222"/>
-        </w:rPr>
-        <w:t xml:space="preserve"> the clerk </w:t>
-      </w:r>
-      <w:proofErr w:type="gramStart"/>
-      <w:r>
-        <w:rPr>
-          <w:color w:val="222222"/>
-        </w:rPr>
-        <w:t>all of</w:t>
-      </w:r>
-      <w:proofErr w:type="gramEnd"/>
-      <w:r>
-        <w:rPr>
-          <w:color w:val="222222"/>
-        </w:rPr>
-        <w:t xml:space="preserve"> the originals</w:t>
-      </w:r>
-      <w:r>
-        <w:rPr>
-          <w:color w:val="222222"/>
-        </w:rPr>
-        <w:t xml:space="preserve"> and </w:t>
-      </w:r>
-      <w:proofErr w:type="gramStart"/>
-      <w:r>
-        <w:rPr>
-          <w:color w:val="222222"/>
-        </w:rPr>
-        <w:t>all of</w:t>
-      </w:r>
-      <w:proofErr w:type="gramEnd"/>
-      <w:r>
-        <w:rPr>
-          <w:color w:val="222222"/>
-        </w:rPr>
-        <w:t xml:space="preserve"> the copies. {% </w:t>
+        <w:t>Give the clerk all of the originals</w:t>
+      </w:r>
+      <w:r>
+        <w:rPr>
+          <w:color w:val="222222"/>
+        </w:rPr>
+        <w:t xml:space="preserve"> and all of the copies. {% </w:t>
       </w:r>
       <w:proofErr w:type="spellStart"/>
       <w:r>
@@ -5019,90 +4305,26 @@
         <w:rPr>
           <w:color w:val="222222"/>
         </w:rPr>
-        <w:t>county_</w:t>
-      </w:r>
-      <w:proofErr w:type="gramStart"/>
-      <w:r>
-        <w:rPr>
-          <w:color w:val="222222"/>
-        </w:rPr>
-        <w:t>choice</w:t>
+        <w:t>county_choice</w:t>
       </w:r>
       <w:proofErr w:type="spellEnd"/>
       <w:r>
         <w:rPr>
           <w:color w:val="222222"/>
         </w:rPr>
-        <w:t xml:space="preserve"> !</w:t>
-      </w:r>
-      <w:proofErr w:type="gramEnd"/>
-      <w:r>
-        <w:rPr>
-          <w:color w:val="222222"/>
-        </w:rPr>
-        <w:t xml:space="preserve">= “Oakland” </w:t>
-      </w:r>
-      <w:proofErr w:type="gramStart"/>
-      <w:r>
-        <w:rPr>
-          <w:color w:val="222222"/>
-        </w:rPr>
-        <w:t>%}If</w:t>
-      </w:r>
-      <w:proofErr w:type="gramEnd"/>
-      <w:r>
-        <w:rPr>
-          <w:color w:val="222222"/>
-        </w:rPr>
-        <w:t xml:space="preserve"> you are filing in person at the court clerk's office, give the clerk </w:t>
-      </w:r>
-      <w:proofErr w:type="gramStart"/>
-      <w:r>
-        <w:rPr>
-          <w:color w:val="222222"/>
-        </w:rPr>
-        <w:t>all of</w:t>
-      </w:r>
-      <w:proofErr w:type="gramEnd"/>
-      <w:r>
-        <w:rPr>
-          <w:color w:val="222222"/>
-        </w:rPr>
-        <w:t xml:space="preserve"> the originals and </w:t>
-      </w:r>
-      <w:proofErr w:type="gramStart"/>
-      <w:r>
-        <w:rPr>
-          <w:color w:val="222222"/>
-        </w:rPr>
-        <w:t>all of</w:t>
-      </w:r>
-      <w:proofErr w:type="gramEnd"/>
-      <w:r>
-        <w:rPr>
-          <w:color w:val="222222"/>
-        </w:rPr>
-        <w:t xml:space="preserve"> the copies. {% endif </w:t>
-      </w:r>
-      <w:proofErr w:type="gramStart"/>
-      <w:r>
-        <w:rPr>
-          <w:color w:val="222222"/>
-        </w:rPr>
-        <w:t>%}</w:t>
-      </w:r>
-      <w:r>
-        <w:rPr>
-          <w:color w:val="222222"/>
-        </w:rPr>
-        <w:t>The</w:t>
-      </w:r>
-      <w:proofErr w:type="gramEnd"/>
-      <w:r>
-        <w:rPr>
-          <w:color w:val="222222"/>
-        </w:rPr>
-        <w:t xml:space="preserve"> clerk will assign a case number and a judge to your case and will stamp and sign the Summons. The clerk will return copies of all the divorce papers that the court doesn’t need.</w:t>
+        <w:t xml:space="preserve"> != “Oakland” </w:t>
+      </w:r>
+      <w:r>
+        <w:rPr>
+          <w:color w:val="222222"/>
+        </w:rPr>
+        <w:t>%}If you are filing in person at the court clerk's office, give the clerk all of the originals and all of the copies. {% endif %}</w:t>
+      </w:r>
+      <w:r>
+        <w:rPr>
+          <w:color w:val="222222"/>
+        </w:rPr>
+        <w:t>The clerk will assign a case number and a judge to your case and will stamp and sign the Summons. The clerk will return copies of all the divorce papers that the court doesn’t need.</w:t>
       </w:r>
     </w:p>
     <w:p>
@@ -5117,16 +4339,8 @@
         <w:rPr>
           <w:color w:val="222222"/>
         </w:rPr>
-        <w:t xml:space="preserve">{%p </w:t>
-      </w:r>
-      <w:proofErr w:type="gramStart"/>
-      <w:r>
-        <w:rPr>
-          <w:color w:val="222222"/>
-        </w:rPr>
-        <w:t>endif %}</w:t>
-      </w:r>
-      <w:proofErr w:type="gramEnd"/>
+        <w:t>{%p endif %}</w:t>
+      </w:r>
     </w:p>
     <w:p>
       <w:pPr>
@@ -5179,27 +4393,13 @@
         <w:rPr>
           <w:color w:val="222222"/>
         </w:rPr>
-        <w:t xml:space="preserve">The clerk will also give you a yellow form called Pre-Trial Notice &amp;/or Notice of Taking Judgment. Keep a copy of this form for yourself and </w:t>
-      </w:r>
-      <w:proofErr w:type="gramStart"/>
-      <w:r>
-        <w:rPr>
-          <w:color w:val="222222"/>
-        </w:rPr>
-        <w:t>to</w:t>
-      </w:r>
-      <w:r>
-        <w:rPr>
-          <w:color w:val="222222"/>
-        </w:rPr>
-        <w:t xml:space="preserve"> serve</w:t>
-      </w:r>
-      <w:proofErr w:type="gramEnd"/>
-      <w:r>
-        <w:rPr>
-          <w:color w:val="222222"/>
-        </w:rPr>
-        <w:t xml:space="preserve"> on your spouse (Step 6).</w:t>
+        <w:t>The clerk will also give you a yellow form called Pre-Trial Notice &amp;/or Notice of Taking Judgment. Keep a copy of this form for yourself and to</w:t>
+      </w:r>
+      <w:r>
+        <w:rPr>
+          <w:color w:val="222222"/>
+        </w:rPr>
+        <w:t xml:space="preserve"> serve on your spouse (Step 6).</w:t>
       </w:r>
     </w:p>
     <w:p>
@@ -5225,16 +4425,8 @@
         <w:rPr>
           <w:color w:val="222222"/>
         </w:rPr>
-        <w:t xml:space="preserve"> </w:t>
-      </w:r>
-      <w:proofErr w:type="gramStart"/>
-      <w:r>
-        <w:rPr>
-          <w:color w:val="222222"/>
-        </w:rPr>
-        <w:t>endif %}</w:t>
-      </w:r>
-      <w:proofErr w:type="gramEnd"/>
+        <w:t xml:space="preserve"> endif %}</w:t>
+      </w:r>
     </w:p>
     <w:p>
       <w:pPr>
@@ -5289,7 +4481,7 @@
         </w:rPr>
         <w:t xml:space="preserve">Note that in Ottawa County, everything you file in your case after this initial filing will need to be e-filed using </w:t>
       </w:r>
-      <w:hyperlink r:id="rId41" w:history="1">
+      <w:hyperlink r:id="rId39" w:history="1">
         <w:proofErr w:type="spellStart"/>
         <w:r>
           <w:rPr>
@@ -5306,7 +4498,7 @@
         </w:rPr>
         <w:t xml:space="preserve">. You can find more information about e-Filing on the </w:t>
       </w:r>
-      <w:hyperlink r:id="rId42" w:history="1">
+      <w:hyperlink r:id="rId40" w:history="1">
         <w:r>
           <w:rPr>
             <w:rStyle w:val="Hyperlink"/>
@@ -5321,7 +4513,7 @@
         </w:rPr>
         <w:t xml:space="preserve"> and in </w:t>
       </w:r>
-      <w:hyperlink r:id="rId43" w:history="1">
+      <w:hyperlink r:id="rId41" w:history="1">
         <w:r>
           <w:rPr>
             <w:rStyle w:val="Hyperlink"/>
@@ -5402,16 +4594,8 @@
         <w:rPr>
           <w:color w:val="222222"/>
         </w:rPr>
-        <w:t xml:space="preserve"> </w:t>
-      </w:r>
-      <w:proofErr w:type="gramStart"/>
-      <w:r>
-        <w:rPr>
-          <w:color w:val="222222"/>
-        </w:rPr>
-        <w:t>endif %}</w:t>
-      </w:r>
-      <w:proofErr w:type="gramEnd"/>
+        <w:t xml:space="preserve"> endif %}</w:t>
+      </w:r>
     </w:p>
     <w:p>
       <w:pPr>
@@ -5424,16 +4608,8 @@
         <w:rPr>
           <w:color w:val="222222"/>
         </w:rPr>
-        <w:t xml:space="preserve">{%p </w:t>
-      </w:r>
-      <w:proofErr w:type="gramStart"/>
-      <w:r>
-        <w:rPr>
-          <w:color w:val="222222"/>
-        </w:rPr>
-        <w:t>endif %}</w:t>
-      </w:r>
-      <w:proofErr w:type="gramEnd"/>
+        <w:t>{%p endif %}</w:t>
+      </w:r>
       <w:r>
         <w:rPr>
           <w:color w:val="222222"/>
@@ -5525,7 +4701,7 @@
         </w:rPr>
         <w:t xml:space="preserve">You must have your spouse served with (notified of) the divorce action. There are several different ways you can have papers served on your spouse. For more detailed information, see the article </w:t>
       </w:r>
-      <w:hyperlink r:id="rId44" w:history="1">
+      <w:hyperlink r:id="rId42" w:history="1">
         <w:r>
           <w:rPr>
             <w:rStyle w:val="Hyperlink"/>
@@ -5607,21 +4783,7 @@
         <w:rPr>
           <w:color w:val="222222"/>
         </w:rPr>
-        <w:t xml:space="preserve">Complaint </w:t>
-      </w:r>
-      <w:proofErr w:type="gramStart"/>
-      <w:r>
-        <w:rPr>
-          <w:color w:val="222222"/>
-        </w:rPr>
-        <w:t>for</w:t>
-      </w:r>
-      <w:proofErr w:type="gramEnd"/>
-      <w:r>
-        <w:rPr>
-          <w:color w:val="222222"/>
-        </w:rPr>
-        <w:t xml:space="preserve"> Divorce</w:t>
+        <w:t>Complaint for Divorce</w:t>
       </w:r>
     </w:p>
     <w:p>
@@ -5684,16 +4846,8 @@
         <w:rPr>
           <w:color w:val="222222"/>
         </w:rPr>
-        <w:t xml:space="preserve">{%p </w:t>
-      </w:r>
-      <w:proofErr w:type="gramStart"/>
-      <w:r>
-        <w:rPr>
-          <w:color w:val="222222"/>
-        </w:rPr>
-        <w:t>endif %}</w:t>
-      </w:r>
-      <w:proofErr w:type="gramEnd"/>
+        <w:t>{%p endif %}</w:t>
+      </w:r>
     </w:p>
     <w:p>
       <w:pPr>
@@ -5708,7 +4862,7 @@
         </w:rPr>
         <w:t xml:space="preserve">You have 91 days from the issue date on the Summons to have your spouse served with the divorce papers, or your case will be dismissed. If you are having trouble getting your spouse served in this time, you can file a </w:t>
       </w:r>
-      <w:hyperlink r:id="rId45" w:history="1">
+      <w:hyperlink r:id="rId43" w:history="1">
         <w:r>
           <w:rPr>
             <w:rStyle w:val="Hyperlink"/>
@@ -5747,7 +4901,7 @@
       <w:r>
         <w:t xml:space="preserve">, go to </w:t>
       </w:r>
-      <w:hyperlink r:id="rId46">
+      <w:hyperlink r:id="rId44">
         <w:r>
           <w:rPr>
             <w:rStyle w:val="Hyperlink"/>
